--- a/google-docs/08-redux-state.docx
+++ b/google-docs/08-redux-state.docx
@@ -1081,6 +1081,52 @@
       </w:r>
     </w:p>
     <w:p>
+      <w:r>
+        <w:rPr/>
+        <w:t xml:space="preserve">Every answer below has four parts: </w:t>
+      </w:r>
+      <w:r>
+        <w:rPr>
+          <w:b/>
+        </w:rPr>
+        <w:t>Short answer</w:t>
+      </w:r>
+      <w:r>
+        <w:rPr/>
+        <w:t xml:space="preserve"> (say this first), </w:t>
+      </w:r>
+      <w:r>
+        <w:rPr>
+          <w:b/>
+        </w:rPr>
+        <w:t>Explanation</w:t>
+      </w:r>
+      <w:r>
+        <w:rPr/>
+        <w:t xml:space="preserve"> (add if asked for more), </w:t>
+      </w:r>
+      <w:r>
+        <w:rPr>
+          <w:b/>
+        </w:rPr>
+        <w:t>Example</w:t>
+      </w:r>
+      <w:r>
+        <w:rPr/>
+        <w:t xml:space="preserve"> (code or a real situation) and </w:t>
+      </w:r>
+      <w:r>
+        <w:rPr>
+          <w:b/>
+        </w:rPr>
+        <w:t>Say it like this</w:t>
+      </w:r>
+      <w:r>
+        <w:rPr/>
+        <w:t xml:space="preserve"> (a sample spoken answer).</w:t>
+      </w:r>
+    </w:p>
+    <w:p>
       <w:pPr>
         <w:pStyle w:val="Heading2"/>
         <w:pBdr>
@@ -1130,26 +1176,22 @@
       </w:r>
       <w:r>
         <w:rPr/>
-        <w:t xml:space="preserve"> State is data that changes over time and affects the UI. There are five types:</w:t>
-      </w:r>
-    </w:p>
-    <w:p>
-      <w:pPr>
-        <w:pStyle w:val="ListBullet"/>
-        <w:spacing w:after="40"/>
-      </w:pPr>
-      <w:r>
-        <w:rPr/>
-      </w:r>
-      <w:r>
-        <w:rPr>
-          <w:b/>
-        </w:rPr>
-        <w:t>Local UI state:</w:t>
-      </w:r>
-      <w:r>
-        <w:rPr/>
-        <w:t xml:space="preserve"> whether a modal is open, an input's text. Lives in </w:t>
+        <w:t xml:space="preserve"> Data that changes over time and affects the UI: local UI state, shared client state, server state, URL state and form state.</w:t>
+      </w:r>
+    </w:p>
+    <w:p>
+      <w:r>
+        <w:rPr/>
+      </w:r>
+      <w:r>
+        <w:rPr>
+          <w:b/>
+        </w:rPr>
+        <w:t>Explanation:</w:t>
+      </w:r>
+      <w:r>
+        <w:rPr/>
+        <w:t xml:space="preserve"> Each type has a best home: </w:t>
       </w:r>
       <w:r>
         <w:rPr>
@@ -1161,89 +1203,47 @@
       </w:r>
       <w:r>
         <w:rPr/>
-        <w:t>.</w:t>
-      </w:r>
-    </w:p>
-    <w:p>
-      <w:pPr>
-        <w:pStyle w:val="ListBullet"/>
-        <w:spacing w:after="40"/>
-      </w:pPr>
-      <w:r>
-        <w:rPr/>
-      </w:r>
-      <w:r>
-        <w:rPr>
-          <w:b/>
-        </w:rPr>
-        <w:t>Shared client state:</w:t>
-      </w:r>
-      <w:r>
-        <w:rPr/>
-        <w:t xml:space="preserve"> the current user, theme, call controls. Lives in context or a store.</w:t>
-      </w:r>
-    </w:p>
-    <w:p>
-      <w:pPr>
-        <w:pStyle w:val="ListBullet"/>
-        <w:spacing w:after="40"/>
-      </w:pPr>
-      <w:r>
-        <w:rPr/>
-      </w:r>
-      <w:r>
-        <w:rPr>
-          <w:b/>
-        </w:rPr>
-        <w:t>Server state:</w:t>
-      </w:r>
-      <w:r>
-        <w:rPr/>
-        <w:t xml:space="preserve"> backend data cached on the client (calls, scores).</w:t>
-      </w:r>
-    </w:p>
-    <w:p>
-      <w:pPr>
-        <w:pStyle w:val="ListBullet"/>
-        <w:spacing w:after="40"/>
-      </w:pPr>
-      <w:r>
-        <w:rPr/>
-      </w:r>
-      <w:r>
-        <w:rPr>
-          <w:b/>
-        </w:rPr>
-        <w:t>URL state:</w:t>
-      </w:r>
-      <w:r>
-        <w:rPr/>
-        <w:t xml:space="preserve"> filters, page, selected tab. Lives in search params.</w:t>
-      </w:r>
-    </w:p>
-    <w:p>
-      <w:pPr>
-        <w:pStyle w:val="ListBullet"/>
-        <w:spacing w:after="40"/>
-      </w:pPr>
-      <w:r>
-        <w:rPr/>
-      </w:r>
-      <w:r>
-        <w:rPr>
-          <w:b/>
-        </w:rPr>
-        <w:t>Form state:</w:t>
-      </w:r>
-      <w:r>
-        <w:rPr/>
-        <w:t xml:space="preserve"> values, errors, dirty and touched flags.</w:t>
-      </w:r>
-    </w:p>
-    <w:p>
-      <w:pPr>
-        <w:spacing w:after="0"/>
-      </w:pPr>
+        <w:t>, a store or context, a query cache, the router, and a form library respectively. Choosing the right home removes most state bugs.</w:t>
+      </w:r>
+    </w:p>
+    <w:p>
+      <w:r>
+        <w:rPr/>
+      </w:r>
+      <w:r>
+        <w:rPr>
+          <w:b/>
+        </w:rPr>
+        <w:t>Example:</w:t>
+      </w:r>
+      <w:r>
+        <w:rPr/>
+        <w:t xml:space="preserve"> In BpoBox: a dropdown's </w:t>
+      </w:r>
+      <w:r>
+        <w:rPr>
+          <w:rFonts w:ascii="Courier New" w:hAnsi="Courier New"/>
+          <w:color w:val="B42318"/>
+          <w:sz w:val="20"/>
+        </w:rPr>
+        <w:t>isOpen</w:t>
+      </w:r>
+      <w:r>
+        <w:rPr/>
+        <w:t xml:space="preserve"> (local), the current user (shared client), the call list (server), </w:t>
+      </w:r>
+      <w:r>
+        <w:rPr>
+          <w:rFonts w:ascii="Courier New" w:hAnsi="Courier New"/>
+          <w:color w:val="B42318"/>
+          <w:sz w:val="20"/>
+        </w:rPr>
+        <w:t>?status=flagged</w:t>
+      </w:r>
+      <w:r>
+        <w:rPr/>
+        <w:t xml:space="preserve"> (URL), the scorecard draft (form).</w:t>
+      </w:r>
     </w:p>
     <w:p>
       <w:r>
@@ -1257,17 +1257,7 @@
       </w:r>
       <w:r>
         <w:rPr/>
-        <w:t xml:space="preserve"> "The first question I ask is what </w:t>
-      </w:r>
-      <w:r>
-        <w:rPr>
-          <w:i/>
-        </w:rPr>
-        <w:t>kind</w:t>
-      </w:r>
-      <w:r>
-        <w:rPr/>
-        <w:t xml:space="preserve"> of state something is. Server data goes in a query cache, filters go in the URL, form data in a form library, and only truly shared client state goes in a store. Choosing the right home removes most state bugs before they happen."</w:t>
+        <w:t xml:space="preserve"> "The first question I ask is what kind of state something is. Server data goes in a query cache, filters in the URL, forms in a form library, and only truly shared client state in a store."</w:t>
       </w:r>
     </w:p>
     <w:p>
@@ -1315,7 +1305,76 @@
       </w:r>
       <w:r>
         <w:rPr/>
-        <w:t xml:space="preserve"> A predictable state container. There's one store, the state changes only when you dispatch actions, and pure reducer functions compute the new state.</w:t>
+        <w:t xml:space="preserve"> A predictable state container: one store, state changed only by dispatching actions, and pure reducers computing the next state.</w:t>
+      </w:r>
+    </w:p>
+    <w:p>
+      <w:r>
+        <w:rPr/>
+      </w:r>
+      <w:r>
+        <w:rPr>
+          <w:b/>
+        </w:rPr>
+        <w:t>Explanation:</w:t>
+      </w:r>
+      <w:r>
+        <w:rPr/>
+        <w:t xml:space="preserve"> The strict flow makes every change visible and replayable in DevTools, which helps debug complex flows.</w:t>
+      </w:r>
+    </w:p>
+    <w:p>
+      <w:r>
+        <w:rPr/>
+      </w:r>
+      <w:r>
+        <w:rPr>
+          <w:b/>
+        </w:rPr>
+        <w:t>Example:</w:t>
+      </w:r>
+      <w:r>
+        <w:rPr/>
+        <w:t xml:space="preserve"> Clicking Mute dispatches </w:t>
+      </w:r>
+      <w:r>
+        <w:rPr>
+          <w:rFonts w:ascii="Courier New" w:hAnsi="Courier New"/>
+          <w:color w:val="B42318"/>
+          <w:sz w:val="20"/>
+        </w:rPr>
+        <w:t>{ type: 'call/toggleMute' }</w:t>
+      </w:r>
+      <w:r>
+        <w:rPr/>
+        <w:t xml:space="preserve">, and the reducer flips </w:t>
+      </w:r>
+      <w:r>
+        <w:rPr>
+          <w:rFonts w:ascii="Courier New" w:hAnsi="Courier New"/>
+          <w:color w:val="B42318"/>
+          <w:sz w:val="20"/>
+        </w:rPr>
+        <w:t>muted</w:t>
+      </w:r>
+      <w:r>
+        <w:rPr/>
+        <w:t>.</w:t>
+      </w:r>
+    </w:p>
+    <w:p>
+      <w:r>
+        <w:rPr/>
+      </w:r>
+      <w:r>
+        <w:rPr>
+          <w:b/>
+        </w:rPr>
+        <w:t>Say it like this:</w:t>
+      </w:r>
+      <w:r>
+        <w:rPr/>
+        <w:t xml:space="preserve"> "Redux makes state changes explicit events. That predictability is why I used it for InterpretIQ's call session state."</w:t>
       </w:r>
     </w:p>
     <w:p>
@@ -1363,7 +1422,76 @@
       </w:r>
       <w:r>
         <w:rPr/>
-        <w:t xml:space="preserve"> A single source of truth (one store). State is read-only, so you change it only by dispatching actions. Changes are made with pure functions (reducers).</w:t>
+        <w:t xml:space="preserve"> A single source of truth, state is read-only, and changes are made by pure functions.</w:t>
+      </w:r>
+    </w:p>
+    <w:p>
+      <w:r>
+        <w:rPr/>
+      </w:r>
+      <w:r>
+        <w:rPr>
+          <w:b/>
+        </w:rPr>
+        <w:t>Explanation:</w:t>
+      </w:r>
+      <w:r>
+        <w:rPr/>
+        <w:t xml:space="preserve"> Read-only means you change it only by dispatching actions; pure reducers make changes predictable and testable.</w:t>
+      </w:r>
+    </w:p>
+    <w:p>
+      <w:r>
+        <w:rPr/>
+      </w:r>
+      <w:r>
+        <w:rPr>
+          <w:b/>
+        </w:rPr>
+        <w:t>Example:</w:t>
+      </w:r>
+      <w:r>
+        <w:rPr/>
+        <w:t xml:space="preserve"> You never write </w:t>
+      </w:r>
+      <w:r>
+        <w:rPr>
+          <w:rFonts w:ascii="Courier New" w:hAnsi="Courier New"/>
+          <w:color w:val="B42318"/>
+          <w:sz w:val="20"/>
+        </w:rPr>
+        <w:t>store.getState().call.muted = true</w:t>
+      </w:r>
+      <w:r>
+        <w:rPr/>
+        <w:t xml:space="preserve">; you dispatch </w:t>
+      </w:r>
+      <w:r>
+        <w:rPr>
+          <w:rFonts w:ascii="Courier New" w:hAnsi="Courier New"/>
+          <w:color w:val="B42318"/>
+          <w:sz w:val="20"/>
+        </w:rPr>
+        <w:t>toggleMute()</w:t>
+      </w:r>
+      <w:r>
+        <w:rPr/>
+        <w:t>.</w:t>
+      </w:r>
+    </w:p>
+    <w:p>
+      <w:r>
+        <w:rPr/>
+      </w:r>
+      <w:r>
+        <w:rPr>
+          <w:b/>
+        </w:rPr>
+        <w:t>Say it like this:</w:t>
+      </w:r>
+      <w:r>
+        <w:rPr/>
+        <w:t xml:space="preserve"> "One store, changes only through actions, computed by pure reducers. That's what gives Redux its debuggability."</w:t>
       </w:r>
     </w:p>
     <w:p>
@@ -1411,580 +1539,36 @@
       </w:r>
       <w:r>
         <w:rPr/>
-      </w:r>
-    </w:p>
-    <w:p>
-      <w:pPr>
-        <w:pStyle w:val="ListBullet"/>
-        <w:spacing w:after="40"/>
-      </w:pPr>
-      <w:r>
-        <w:rPr/>
-      </w:r>
-      <w:r>
-        <w:rPr>
-          <w:b/>
-        </w:rPr>
-        <w:t>Action:</w:t>
-      </w:r>
-      <w:r>
-        <w:rPr/>
-        <w:t xml:space="preserve"> a plain object describing </w:t>
-      </w:r>
-      <w:r>
-        <w:rPr>
-          <w:i/>
-        </w:rPr>
-        <w:t>what happened</w:t>
-      </w:r>
-      <w:r>
-        <w:rPr/>
-        <w:t xml:space="preserve">: </w:t>
-      </w:r>
-      <w:r>
-        <w:rPr>
-          <w:rFonts w:ascii="Courier New" w:hAnsi="Courier New"/>
-          <w:color w:val="B42318"/>
-          <w:sz w:val="20"/>
-        </w:rPr>
-        <w:t>{ type: 'call/muted', payload: true }</w:t>
-      </w:r>
-      <w:r>
-        <w:rPr/>
-        <w:t>.</w:t>
-      </w:r>
-    </w:p>
-    <w:p>
-      <w:pPr>
-        <w:pStyle w:val="ListBullet"/>
-        <w:spacing w:after="40"/>
-      </w:pPr>
-      <w:r>
-        <w:rPr/>
-      </w:r>
-      <w:r>
-        <w:rPr>
-          <w:b/>
-        </w:rPr>
-        <w:t>Reducer:</w:t>
-      </w:r>
-      <w:r>
-        <w:rPr/>
-        <w:t xml:space="preserve"> </w:t>
-      </w:r>
-      <w:r>
-        <w:rPr>
-          <w:rFonts w:ascii="Courier New" w:hAnsi="Courier New"/>
-          <w:color w:val="B42318"/>
-          <w:sz w:val="20"/>
-        </w:rPr>
-        <w:t>(state, action) =&gt; newState</w:t>
-      </w:r>
-      <w:r>
-        <w:rPr/>
-        <w:t>. A pure function that computes the next state.</w:t>
-      </w:r>
-    </w:p>
-    <w:p>
-      <w:pPr>
-        <w:pStyle w:val="ListBullet"/>
-        <w:spacing w:after="40"/>
-      </w:pPr>
-      <w:r>
-        <w:rPr/>
-      </w:r>
-      <w:r>
-        <w:rPr>
-          <w:b/>
-        </w:rPr>
-        <w:t>Store:</w:t>
-      </w:r>
-      <w:r>
-        <w:rPr/>
-        <w:t xml:space="preserve"> holds the state and exposes </w:t>
-      </w:r>
-      <w:r>
-        <w:rPr>
-          <w:rFonts w:ascii="Courier New" w:hAnsi="Courier New"/>
-          <w:color w:val="B42318"/>
-          <w:sz w:val="20"/>
-        </w:rPr>
-        <w:t>dispatch</w:t>
-      </w:r>
-      <w:r>
-        <w:rPr/>
-        <w:t xml:space="preserve">, </w:t>
-      </w:r>
-      <w:r>
-        <w:rPr>
-          <w:rFonts w:ascii="Courier New" w:hAnsi="Courier New"/>
-          <w:color w:val="B42318"/>
-          <w:sz w:val="20"/>
-        </w:rPr>
-        <w:t>getState</w:t>
-      </w:r>
-      <w:r>
-        <w:rPr/>
-        <w:t xml:space="preserve"> and </w:t>
-      </w:r>
-      <w:r>
-        <w:rPr>
-          <w:rFonts w:ascii="Courier New" w:hAnsi="Courier New"/>
-          <w:color w:val="B42318"/>
-          <w:sz w:val="20"/>
-        </w:rPr>
-        <w:t>subscribe</w:t>
-      </w:r>
-      <w:r>
-        <w:rPr/>
-        <w:t>.</w:t>
-      </w:r>
-    </w:p>
-    <w:p>
-      <w:pPr>
-        <w:pStyle w:val="ListBullet"/>
-        <w:spacing w:after="40"/>
-      </w:pPr>
-      <w:r>
-        <w:rPr/>
-      </w:r>
-      <w:r>
-        <w:rPr>
-          <w:b/>
-        </w:rPr>
-        <w:t>Dispatch:</w:t>
-      </w:r>
-      <w:r>
-        <w:rPr/>
-        <w:t xml:space="preserve"> sends an action to the store.</w:t>
-      </w:r>
-    </w:p>
-    <w:p>
-      <w:pPr>
-        <w:pStyle w:val="ListBullet"/>
-        <w:spacing w:after="40"/>
-      </w:pPr>
-      <w:r>
-        <w:rPr/>
-      </w:r>
-      <w:r>
-        <w:rPr>
-          <w:b/>
-        </w:rPr>
-        <w:t>Selector:</w:t>
-      </w:r>
-      <w:r>
-        <w:rPr/>
-        <w:t xml:space="preserve"> a function that reads a piece of state: </w:t>
-      </w:r>
-      <w:r>
-        <w:rPr>
-          <w:rFonts w:ascii="Courier New" w:hAnsi="Courier New"/>
-          <w:color w:val="B42318"/>
-          <w:sz w:val="20"/>
-        </w:rPr>
-        <w:t>(state) =&gt; state.call.muted</w:t>
-      </w:r>
-      <w:r>
-        <w:rPr/>
-        <w:t>.</w:t>
-      </w:r>
-    </w:p>
-    <w:p>
-      <w:pPr>
-        <w:spacing w:after="0"/>
-      </w:pPr>
-    </w:p>
-    <w:p>
-      <w:pPr>
-        <w:pBdr>
-          <w:bottom w:val="single" w:sz="6" w:space="1" w:color="BFC7D5"/>
-        </w:pBdr>
-      </w:pPr>
-    </w:p>
-    <w:p>
-      <w:pPr>
-        <w:keepNext/>
-        <w:spacing w:before="200"/>
-      </w:pPr>
-      <w:r>
-        <w:rPr>
-          <w:color w:val="1F3A5F"/>
-          <w:sz w:val="24"/>
-        </w:rPr>
-      </w:r>
-      <w:r>
-        <w:rPr>
-          <w:b/>
-          <w:color w:val="1F3A5F"/>
-          <w:sz w:val="24"/>
-        </w:rPr>
-        <w:t>Q5. Describe the Redux data flow.</w:t>
-      </w:r>
-      <w:r>
-        <w:rPr>
-          <w:color w:val="1F3A5F"/>
-          <w:sz w:val="24"/>
-        </w:rPr>
-      </w:r>
-    </w:p>
-    <w:p>
-      <w:r>
-        <w:rPr/>
-      </w:r>
-      <w:r>
-        <w:rPr>
-          <w:b/>
-        </w:rPr>
-        <w:t>Short answer:</w:t>
-      </w:r>
-      <w:r>
-        <w:rPr/>
-        <w:t xml:space="preserve"> A UI event calls </w:t>
-      </w:r>
-      <w:r>
-        <w:rPr>
-          <w:rFonts w:ascii="Courier New" w:hAnsi="Courier New"/>
-          <w:color w:val="B42318"/>
-          <w:sz w:val="20"/>
-        </w:rPr>
-        <w:t>dispatch(action)</w:t>
-      </w:r>
-      <w:r>
-        <w:rPr/>
-        <w:t xml:space="preserve">. The action passes through middleware to the reducer, which produces a new state. Subscribed components re-render, but only if </w:t>
-      </w:r>
-      <w:r>
-        <w:rPr>
-          <w:i/>
-        </w:rPr>
-        <w:t>their selected data</w:t>
-      </w:r>
-      <w:r>
-        <w:rPr/>
-        <w:t xml:space="preserve"> changed.</w:t>
-      </w:r>
-    </w:p>
-    <w:p>
-      <w:r>
-        <w:rPr/>
-      </w:r>
-      <w:r>
-        <w:rPr>
-          <w:b/>
-        </w:rPr>
-        <w:t>Say it like this:</w:t>
-      </w:r>
-      <w:r>
-        <w:rPr/>
-        <w:t xml:space="preserve"> "It's one-way and predictable. Every change is an action I can see in DevTools, so when something goes wrong I can replay exactly what happened."</w:t>
-      </w:r>
-    </w:p>
-    <w:p>
-      <w:pPr>
-        <w:pBdr>
-          <w:bottom w:val="single" w:sz="6" w:space="1" w:color="BFC7D5"/>
-        </w:pBdr>
-      </w:pPr>
-    </w:p>
-    <w:p>
-      <w:pPr>
-        <w:keepNext/>
-        <w:spacing w:before="200"/>
-      </w:pPr>
-      <w:r>
-        <w:rPr>
-          <w:color w:val="1F3A5F"/>
-          <w:sz w:val="24"/>
-        </w:rPr>
-      </w:r>
-      <w:r>
-        <w:rPr>
-          <w:b/>
-          <w:color w:val="1F3A5F"/>
-          <w:sz w:val="24"/>
-        </w:rPr>
-        <w:t>Q6. Why must reducers be pure?</w:t>
-      </w:r>
-      <w:r>
-        <w:rPr>
-          <w:color w:val="1F3A5F"/>
-          <w:sz w:val="24"/>
-        </w:rPr>
-      </w:r>
-    </w:p>
-    <w:p>
-      <w:r>
-        <w:rPr/>
-      </w:r>
-      <w:r>
-        <w:rPr>
-          <w:b/>
-        </w:rPr>
-        <w:t>Short answer:</w:t>
-      </w:r>
-      <w:r>
-        <w:rPr/>
-        <w:t xml:space="preserve"> For predictability, time-travel debugging and easy testing, and because Redux detects changes </w:t>
-      </w:r>
-      <w:r>
-        <w:rPr>
-          <w:i/>
-        </w:rPr>
-        <w:t>by reference</w:t>
-      </w:r>
-      <w:r>
-        <w:rPr/>
-        <w:t>. Reducers must not make API calls, generate random values or IDs, or mutate state (except through Immer's draft).</w:t>
-      </w:r>
-    </w:p>
-    <w:p>
-      <w:pPr>
-        <w:pBdr>
-          <w:bottom w:val="single" w:sz="6" w:space="1" w:color="BFC7D5"/>
-        </w:pBdr>
-      </w:pPr>
-    </w:p>
-    <w:p>
-      <w:pPr>
-        <w:keepNext/>
-        <w:spacing w:before="200"/>
-      </w:pPr>
-      <w:r>
-        <w:rPr>
-          <w:color w:val="1F3A5F"/>
-          <w:sz w:val="24"/>
-        </w:rPr>
-      </w:r>
-      <w:r>
-        <w:rPr>
-          <w:b/>
-          <w:color w:val="1F3A5F"/>
-          <w:sz w:val="24"/>
-        </w:rPr>
-        <w:t>Q7. What is Redux Toolkit, and why is it recommended?</w:t>
-      </w:r>
-      <w:r>
-        <w:rPr>
-          <w:color w:val="1F3A5F"/>
-          <w:sz w:val="24"/>
-        </w:rPr>
-      </w:r>
-    </w:p>
-    <w:p>
-      <w:r>
-        <w:rPr/>
-      </w:r>
-      <w:r>
-        <w:rPr>
-          <w:b/>
-        </w:rPr>
-        <w:t>Short answer:</w:t>
-      </w:r>
-      <w:r>
-        <w:rPr/>
-        <w:t xml:space="preserve"> The official, modern way to write Redux. It removes most of the boilerplate:</w:t>
-      </w:r>
-    </w:p>
-    <w:p>
-      <w:pPr>
-        <w:pStyle w:val="ListBullet"/>
-        <w:spacing w:after="40"/>
-      </w:pPr>
-      <w:r>
-        <w:rPr>
-          <w:rFonts w:ascii="Courier New" w:hAnsi="Courier New"/>
-          <w:color w:val="B42318"/>
-          <w:sz w:val="20"/>
-        </w:rPr>
-        <w:t>configureStore</w:t>
-      </w:r>
-      <w:r>
-        <w:rPr/>
-        <w:t>: good defaults, DevTools, thunk, and checks for mutation and serializability in development.</w:t>
-      </w:r>
-    </w:p>
-    <w:p>
-      <w:pPr>
-        <w:pStyle w:val="ListBullet"/>
-        <w:spacing w:after="40"/>
-      </w:pPr>
-      <w:r>
-        <w:rPr>
-          <w:rFonts w:ascii="Courier New" w:hAnsi="Courier New"/>
-          <w:color w:val="B42318"/>
-          <w:sz w:val="20"/>
-        </w:rPr>
-        <w:t>createSlice</w:t>
-      </w:r>
-      <w:r>
-        <w:rPr/>
-        <w:t>: generates action creators and the reducer together.</w:t>
-      </w:r>
-    </w:p>
-    <w:p>
-      <w:pPr>
-        <w:pStyle w:val="ListBullet"/>
-        <w:spacing w:after="40"/>
-      </w:pPr>
-      <w:r>
-        <w:rPr>
-          <w:rFonts w:ascii="Courier New" w:hAnsi="Courier New"/>
-          <w:color w:val="B42318"/>
-          <w:sz w:val="20"/>
-        </w:rPr>
-        <w:t>createAsyncThunk</w:t>
-      </w:r>
-      <w:r>
-        <w:rPr/>
-        <w:t>: standard async action handling.</w:t>
-      </w:r>
-    </w:p>
-    <w:p>
-      <w:pPr>
-        <w:pStyle w:val="ListBullet"/>
-        <w:spacing w:after="40"/>
-      </w:pPr>
-      <w:r>
-        <w:rPr>
-          <w:rFonts w:ascii="Courier New" w:hAnsi="Courier New"/>
-          <w:color w:val="B42318"/>
-          <w:sz w:val="20"/>
-        </w:rPr>
-        <w:t>createEntityAdapter</w:t>
-      </w:r>
-      <w:r>
-        <w:rPr/>
-        <w:t>: normalised collections.</w:t>
-      </w:r>
-    </w:p>
-    <w:p>
-      <w:pPr>
-        <w:pStyle w:val="ListBullet"/>
-        <w:spacing w:after="40"/>
-      </w:pPr>
-      <w:r>
-        <w:rPr/>
-      </w:r>
-      <w:r>
-        <w:rPr>
-          <w:b/>
-        </w:rPr>
-        <w:t>RTK Query:</w:t>
-      </w:r>
-      <w:r>
-        <w:rPr/>
-        <w:t xml:space="preserve"> data fetching and caching.</w:t>
-      </w:r>
-    </w:p>
-    <w:p>
-      <w:pPr>
-        <w:spacing w:after="0"/>
-      </w:pPr>
-    </w:p>
-    <w:p>
-      <w:r>
-        <w:rPr/>
-        <w:t xml:space="preserve">It uses </w:t>
-      </w:r>
-      <w:r>
-        <w:rPr>
-          <w:b/>
-        </w:rPr>
-        <w:t>Immer</w:t>
-      </w:r>
-      <w:r>
-        <w:rPr/>
-        <w:t xml:space="preserve">, so you can write </w:t>
-      </w:r>
-      <w:r>
-        <w:rPr>
-          <w:rFonts w:ascii="Courier New" w:hAnsi="Courier New"/>
-          <w:color w:val="B42318"/>
-          <w:sz w:val="20"/>
-        </w:rPr>
-        <w:t>state.muted = true</w:t>
-      </w:r>
-      <w:r>
-        <w:rPr/>
-        <w:t xml:space="preserve"> safely.</w:t>
-      </w:r>
-    </w:p>
-    <w:p>
-      <w:r>
-        <w:rPr/>
-      </w:r>
-      <w:r>
-        <w:rPr>
-          <w:b/>
-        </w:rPr>
-        <w:t>Say it like this:</w:t>
-      </w:r>
-      <w:r>
-        <w:rPr/>
-        <w:t xml:space="preserve"> "Classic Redux needed action-type constants, action creators, switch statements and immutable spread updates. RTK's </w:t>
-      </w:r>
-      <w:r>
-        <w:rPr>
-          <w:rFonts w:ascii="Courier New" w:hAnsi="Courier New"/>
-          <w:color w:val="B42318"/>
-          <w:sz w:val="20"/>
-        </w:rPr>
-        <w:t>createSlice</w:t>
-      </w:r>
-      <w:r>
-        <w:rPr/>
-        <w:t xml:space="preserve"> does all of that in about ten lines, so there's no reason to write classic Redux today."</w:t>
-      </w:r>
-    </w:p>
-    <w:p>
-      <w:pPr>
-        <w:pBdr>
-          <w:bottom w:val="single" w:sz="6" w:space="1" w:color="BFC7D5"/>
-        </w:pBdr>
-      </w:pPr>
-    </w:p>
-    <w:p>
-      <w:pPr>
-        <w:keepNext/>
-        <w:spacing w:before="200"/>
-      </w:pPr>
-      <w:r>
-        <w:rPr>
-          <w:color w:val="1F3A5F"/>
-          <w:sz w:val="24"/>
-        </w:rPr>
-      </w:r>
-      <w:r>
-        <w:rPr>
-          <w:b/>
-          <w:color w:val="1F3A5F"/>
-          <w:sz w:val="24"/>
-        </w:rPr>
-        <w:t xml:space="preserve">Q8. Show a </w:t>
-      </w:r>
-      <w:r>
-        <w:rPr>
-          <w:rFonts w:ascii="Courier New" w:hAnsi="Courier New"/>
-          <w:b/>
-          <w:color w:val="1F3A5F"/>
-          <w:sz w:val="24"/>
-        </w:rPr>
-        <w:t>createSlice</w:t>
-      </w:r>
-      <w:r>
-        <w:rPr>
-          <w:b/>
-          <w:color w:val="1F3A5F"/>
-          <w:sz w:val="24"/>
-        </w:rPr>
-        <w:t xml:space="preserve"> example.</w:t>
-      </w:r>
-      <w:r>
-        <w:rPr>
-          <w:color w:val="1F3A5F"/>
-          <w:sz w:val="24"/>
-        </w:rPr>
+        <w:t xml:space="preserve"> An action describes what happened, a reducer computes the next state, the store holds state, dispatch sends actions, and selectors read state.</w:t>
+      </w:r>
+    </w:p>
+    <w:p>
+      <w:r>
+        <w:rPr/>
+      </w:r>
+      <w:r>
+        <w:rPr>
+          <w:b/>
+        </w:rPr>
+        <w:t>Explanation:</w:t>
+      </w:r>
+      <w:r>
+        <w:rPr/>
+        <w:t xml:space="preserve"> Selectors decouple components from the state's shape, so you can refactor the store without touching components.</w:t>
+      </w:r>
+    </w:p>
+    <w:p>
+      <w:r>
+        <w:rPr/>
+      </w:r>
+      <w:r>
+        <w:rPr>
+          <w:b/>
+        </w:rPr>
+        <w:t>Example:</w:t>
+      </w:r>
+      <w:r>
+        <w:rPr/>
       </w:r>
     </w:p>
     <w:tbl>
@@ -2027,7 +1611,7 @@
                 <w:rFonts w:ascii="Courier New" w:hAnsi="Courier New" w:eastAsia="Courier New"/>
                 <w:sz w:val="19"/>
               </w:rPr>
-              <w:t>type CallControls = { muted: boolean; cameraOn: boolean; layout: 'grid' | 'speaker' };</w:t>
+              <w:t>const action = { type: 'call/muted', payload: true };</w:t>
               <w:br/>
             </w:r>
             <w:r>
@@ -2035,7 +1619,7 @@
                 <w:rFonts w:ascii="Courier New" w:hAnsi="Courier New" w:eastAsia="Courier New"/>
                 <w:sz w:val="19"/>
               </w:rPr>
-              <w:t>const initialState: CallControls = { muted: false, cameraOn: true, layout: 'grid' };</w:t>
+              <w:t>const reducer = (state, action) =&gt; (action.type === 'call/muted' ? { ...state, muted: action.payload } : state);</w:t>
               <w:br/>
             </w:r>
             <w:r>
@@ -2043,6 +1627,642 @@
                 <w:rFonts w:ascii="Courier New" w:hAnsi="Courier New" w:eastAsia="Courier New"/>
                 <w:sz w:val="19"/>
               </w:rPr>
+              <w:t>const selectMuted = (state) =&gt; state.call.muted;</w:t>
+            </w:r>
+          </w:p>
+        </w:tc>
+      </w:tr>
+    </w:tbl>
+    <w:p>
+      <w:pPr>
+        <w:spacing w:after="40"/>
+      </w:pPr>
+    </w:p>
+    <w:p>
+      <w:r>
+        <w:rPr/>
+      </w:r>
+      <w:r>
+        <w:rPr>
+          <w:b/>
+        </w:rPr>
+        <w:t>Say it like this:</w:t>
+      </w:r>
+      <w:r>
+        <w:rPr/>
+        <w:t xml:space="preserve"> "Actions are facts, reducers are rules, selectors are read access, and dispatch connects UI events to the store."</w:t>
+      </w:r>
+    </w:p>
+    <w:p>
+      <w:pPr>
+        <w:pBdr>
+          <w:bottom w:val="single" w:sz="6" w:space="1" w:color="BFC7D5"/>
+        </w:pBdr>
+      </w:pPr>
+    </w:p>
+    <w:p>
+      <w:pPr>
+        <w:keepNext/>
+        <w:spacing w:before="200"/>
+      </w:pPr>
+      <w:r>
+        <w:rPr>
+          <w:color w:val="1F3A5F"/>
+          <w:sz w:val="24"/>
+        </w:rPr>
+      </w:r>
+      <w:r>
+        <w:rPr>
+          <w:b/>
+          <w:color w:val="1F3A5F"/>
+          <w:sz w:val="24"/>
+        </w:rPr>
+        <w:t>Q5. Describe the Redux data flow.</w:t>
+      </w:r>
+      <w:r>
+        <w:rPr>
+          <w:color w:val="1F3A5F"/>
+          <w:sz w:val="24"/>
+        </w:rPr>
+      </w:r>
+    </w:p>
+    <w:p>
+      <w:r>
+        <w:rPr/>
+      </w:r>
+      <w:r>
+        <w:rPr>
+          <w:b/>
+        </w:rPr>
+        <w:t>Short answer:</w:t>
+      </w:r>
+      <w:r>
+        <w:rPr/>
+        <w:t xml:space="preserve"> A UI event dispatches an action, middleware processes it, the reducer produces new state, and components whose selected data changed re-render.</w:t>
+      </w:r>
+    </w:p>
+    <w:p>
+      <w:r>
+        <w:rPr/>
+      </w:r>
+      <w:r>
+        <w:rPr>
+          <w:b/>
+        </w:rPr>
+        <w:t>Explanation:</w:t>
+      </w:r>
+      <w:r>
+        <w:rPr/>
+        <w:t xml:space="preserve"> It's strictly one-way, so you can trace any change back to an action.</w:t>
+      </w:r>
+    </w:p>
+    <w:p>
+      <w:r>
+        <w:rPr/>
+      </w:r>
+      <w:r>
+        <w:rPr>
+          <w:b/>
+        </w:rPr>
+        <w:t>Example:</w:t>
+      </w:r>
+      <w:r>
+        <w:rPr/>
+      </w:r>
+    </w:p>
+    <w:tbl>
+      <w:tblPr>
+        <w:tblW w:type="auto" w:w="0"/>
+        <w:jc w:val="center"/>
+        <w:tblCellMar>
+          <w:top w:w="141" w:type="dxa"/>
+          <w:left w:w="141" w:type="dxa"/>
+          <w:bottom w:w="141" w:type="dxa"/>
+          <w:right w:w="141" w:type="dxa"/>
+        </w:tblCellMar>
+        <w:tblLook w:firstColumn="1" w:firstRow="1" w:lastColumn="0" w:lastRow="0" w:noHBand="0" w:noVBand="1" w:val="04A0"/>
+      </w:tblPr>
+      <w:tblGrid>
+        <w:gridCol w:w="9972"/>
+      </w:tblGrid>
+      <w:tr>
+        <w:tc>
+          <w:tcPr>
+            <w:tcW w:type="dxa" w:w="9972"/>
+            <w:shd w:val="clear" w:color="auto" w:fill="F3F4F6"/>
+          </w:tcPr>
+          <w:p>
+            <w:pPr>
+              <w:spacing w:after="0" w:line="240" w:lineRule="auto"/>
+            </w:pPr>
+            <w:r>
+              <w:rPr>
+                <w:rFonts w:ascii="Arial" w:hAnsi="Arial"/>
+                <w:b/>
+                <w:color w:val="6B7280"/>
+                <w:sz w:val="16"/>
+              </w:rPr>
+              <w:t>TEXT</w:t>
+              <w:br/>
+            </w:r>
+            <w:r>
+              <w:rPr>
+                <w:rFonts w:ascii="Courier New" w:hAnsi="Courier New" w:eastAsia="Courier New"/>
+                <w:sz w:val="19"/>
+              </w:rPr>
+              <w:t>click Mute → dispatch(toggleMute()) → middleware (logging) → reducer → new state → MuteButton re-renders</w:t>
+            </w:r>
+          </w:p>
+        </w:tc>
+      </w:tr>
+    </w:tbl>
+    <w:p>
+      <w:pPr>
+        <w:spacing w:after="40"/>
+      </w:pPr>
+    </w:p>
+    <w:p>
+      <w:r>
+        <w:rPr/>
+      </w:r>
+      <w:r>
+        <w:rPr>
+          <w:b/>
+        </w:rPr>
+        <w:t>Say it like this:</w:t>
+      </w:r>
+      <w:r>
+        <w:rPr/>
+        <w:t xml:space="preserve"> "It's one-way and predictable: every change is an action I can see and replay in DevTools."</w:t>
+      </w:r>
+    </w:p>
+    <w:p>
+      <w:pPr>
+        <w:pBdr>
+          <w:bottom w:val="single" w:sz="6" w:space="1" w:color="BFC7D5"/>
+        </w:pBdr>
+      </w:pPr>
+    </w:p>
+    <w:p>
+      <w:pPr>
+        <w:keepNext/>
+        <w:spacing w:before="200"/>
+      </w:pPr>
+      <w:r>
+        <w:rPr>
+          <w:color w:val="1F3A5F"/>
+          <w:sz w:val="24"/>
+        </w:rPr>
+      </w:r>
+      <w:r>
+        <w:rPr>
+          <w:b/>
+          <w:color w:val="1F3A5F"/>
+          <w:sz w:val="24"/>
+        </w:rPr>
+        <w:t>Q6. Why must reducers be pure?</w:t>
+      </w:r>
+      <w:r>
+        <w:rPr>
+          <w:color w:val="1F3A5F"/>
+          <w:sz w:val="24"/>
+        </w:rPr>
+      </w:r>
+    </w:p>
+    <w:p>
+      <w:r>
+        <w:rPr/>
+      </w:r>
+      <w:r>
+        <w:rPr>
+          <w:b/>
+        </w:rPr>
+        <w:t>Short answer:</w:t>
+      </w:r>
+      <w:r>
+        <w:rPr/>
+        <w:t xml:space="preserve"> For predictability, time-travel debugging and testability, and because Redux detects changes by reference.</w:t>
+      </w:r>
+    </w:p>
+    <w:p>
+      <w:r>
+        <w:rPr/>
+      </w:r>
+      <w:r>
+        <w:rPr>
+          <w:b/>
+        </w:rPr>
+        <w:t>Explanation:</w:t>
+      </w:r>
+      <w:r>
+        <w:rPr/>
+        <w:t xml:space="preserve"> No API calls, random values or mutation (except through Immer). Side effects belong in thunks, listeners or RTK Query.</w:t>
+      </w:r>
+    </w:p>
+    <w:p>
+      <w:r>
+        <w:rPr/>
+      </w:r>
+      <w:r>
+        <w:rPr>
+          <w:b/>
+        </w:rPr>
+        <w:t>Example:</w:t>
+      </w:r>
+      <w:r>
+        <w:rPr/>
+      </w:r>
+    </w:p>
+    <w:tbl>
+      <w:tblPr>
+        <w:tblW w:type="auto" w:w="0"/>
+        <w:jc w:val="center"/>
+        <w:tblCellMar>
+          <w:top w:w="141" w:type="dxa"/>
+          <w:left w:w="141" w:type="dxa"/>
+          <w:bottom w:w="141" w:type="dxa"/>
+          <w:right w:w="141" w:type="dxa"/>
+        </w:tblCellMar>
+        <w:tblLook w:firstColumn="1" w:firstRow="1" w:lastColumn="0" w:lastRow="0" w:noHBand="0" w:noVBand="1" w:val="04A0"/>
+      </w:tblPr>
+      <w:tblGrid>
+        <w:gridCol w:w="9972"/>
+      </w:tblGrid>
+      <w:tr>
+        <w:tc>
+          <w:tcPr>
+            <w:tcW w:type="dxa" w:w="9972"/>
+            <w:shd w:val="clear" w:color="auto" w:fill="F3F4F6"/>
+          </w:tcPr>
+          <w:p>
+            <w:pPr>
+              <w:spacing w:after="0" w:line="240" w:lineRule="auto"/>
+            </w:pPr>
+            <w:r>
+              <w:rPr>
+                <w:rFonts w:ascii="Arial" w:hAnsi="Arial"/>
+                <w:b/>
+                <w:color w:val="6B7280"/>
+                <w:sz w:val="16"/>
+              </w:rPr>
+              <w:t>TS</w:t>
+              <w:br/>
+            </w:r>
+            <w:r>
+              <w:rPr>
+                <w:rFonts w:ascii="Courier New" w:hAnsi="Courier New" w:eastAsia="Courier New"/>
+                <w:sz w:val="19"/>
+              </w:rPr>
+              <w:t>// ❌ impure</w:t>
+              <w:br/>
+            </w:r>
+            <w:r>
+              <w:rPr>
+                <w:rFonts w:ascii="Courier New" w:hAnsi="Courier New" w:eastAsia="Courier New"/>
+                <w:sz w:val="19"/>
+              </w:rPr>
+              <w:t>addCall: (s, a) =&gt; { s.items.push({ ...a.payload, id: crypto.randomUUID() }); }</w:t>
+              <w:br/>
+            </w:r>
+            <w:r>
+              <w:rPr>
+                <w:rFonts w:ascii="Courier New" w:hAnsi="Courier New" w:eastAsia="Courier New"/>
+                <w:sz w:val="19"/>
+              </w:rPr>
+              <w:t>// ✅ generate the ID in the action creator (prepare callback) instead</w:t>
+            </w:r>
+          </w:p>
+        </w:tc>
+      </w:tr>
+    </w:tbl>
+    <w:p>
+      <w:pPr>
+        <w:spacing w:after="40"/>
+      </w:pPr>
+    </w:p>
+    <w:p>
+      <w:r>
+        <w:rPr/>
+      </w:r>
+      <w:r>
+        <w:rPr>
+          <w:b/>
+        </w:rPr>
+        <w:t>Say it like this:</w:t>
+      </w:r>
+      <w:r>
+        <w:rPr/>
+        <w:t xml:space="preserve"> "Reducers are pure calculations; anything random or async happens before the action is dispatched."</w:t>
+      </w:r>
+    </w:p>
+    <w:p>
+      <w:pPr>
+        <w:pBdr>
+          <w:bottom w:val="single" w:sz="6" w:space="1" w:color="BFC7D5"/>
+        </w:pBdr>
+      </w:pPr>
+    </w:p>
+    <w:p>
+      <w:pPr>
+        <w:keepNext/>
+        <w:spacing w:before="200"/>
+      </w:pPr>
+      <w:r>
+        <w:rPr>
+          <w:color w:val="1F3A5F"/>
+          <w:sz w:val="24"/>
+        </w:rPr>
+      </w:r>
+      <w:r>
+        <w:rPr>
+          <w:b/>
+          <w:color w:val="1F3A5F"/>
+          <w:sz w:val="24"/>
+        </w:rPr>
+        <w:t>Q7. What is Redux Toolkit, and why is it recommended?</w:t>
+      </w:r>
+      <w:r>
+        <w:rPr>
+          <w:color w:val="1F3A5F"/>
+          <w:sz w:val="24"/>
+        </w:rPr>
+      </w:r>
+    </w:p>
+    <w:p>
+      <w:r>
+        <w:rPr/>
+      </w:r>
+      <w:r>
+        <w:rPr>
+          <w:b/>
+        </w:rPr>
+        <w:t>Short answer:</w:t>
+      </w:r>
+      <w:r>
+        <w:rPr/>
+        <w:t xml:space="preserve"> The official modern way to write Redux, with </w:t>
+      </w:r>
+      <w:r>
+        <w:rPr>
+          <w:rFonts w:ascii="Courier New" w:hAnsi="Courier New"/>
+          <w:color w:val="B42318"/>
+          <w:sz w:val="20"/>
+        </w:rPr>
+        <w:t>configureStore</w:t>
+      </w:r>
+      <w:r>
+        <w:rPr/>
+        <w:t xml:space="preserve">, </w:t>
+      </w:r>
+      <w:r>
+        <w:rPr>
+          <w:rFonts w:ascii="Courier New" w:hAnsi="Courier New"/>
+          <w:color w:val="B42318"/>
+          <w:sz w:val="20"/>
+        </w:rPr>
+        <w:t>createSlice</w:t>
+      </w:r>
+      <w:r>
+        <w:rPr/>
+        <w:t xml:space="preserve">, </w:t>
+      </w:r>
+      <w:r>
+        <w:rPr>
+          <w:rFonts w:ascii="Courier New" w:hAnsi="Courier New"/>
+          <w:color w:val="B42318"/>
+          <w:sz w:val="20"/>
+        </w:rPr>
+        <w:t>createAsyncThunk</w:t>
+      </w:r>
+      <w:r>
+        <w:rPr/>
+        <w:t>, entity adapters and RTK Query.</w:t>
+      </w:r>
+    </w:p>
+    <w:p>
+      <w:r>
+        <w:rPr/>
+      </w:r>
+      <w:r>
+        <w:rPr>
+          <w:b/>
+        </w:rPr>
+        <w:t>Explanation:</w:t>
+      </w:r>
+      <w:r>
+        <w:rPr/>
+        <w:t xml:space="preserve"> It removes boilerplate, adds dev checks for mutation and serialisability, and uses Immer for safe "mutating" syntax.</w:t>
+      </w:r>
+    </w:p>
+    <w:p>
+      <w:r>
+        <w:rPr/>
+      </w:r>
+      <w:r>
+        <w:rPr>
+          <w:b/>
+        </w:rPr>
+        <w:t>Example:</w:t>
+      </w:r>
+      <w:r>
+        <w:rPr/>
+        <w:t xml:space="preserve"> A slice with three actions is about ten lines with </w:t>
+      </w:r>
+      <w:r>
+        <w:rPr>
+          <w:rFonts w:ascii="Courier New" w:hAnsi="Courier New"/>
+          <w:color w:val="B42318"/>
+          <w:sz w:val="20"/>
+        </w:rPr>
+        <w:t>createSlice</w:t>
+      </w:r>
+      <w:r>
+        <w:rPr/>
+        <w:t>, versus constants, action creators and a switch in classic Redux.</w:t>
+      </w:r>
+    </w:p>
+    <w:p>
+      <w:r>
+        <w:rPr/>
+      </w:r>
+      <w:r>
+        <w:rPr>
+          <w:b/>
+        </w:rPr>
+        <w:t>Say it like this:</w:t>
+      </w:r>
+      <w:r>
+        <w:rPr/>
+        <w:t xml:space="preserve"> "There's no reason to write classic Redux today; RTK gives the same model with a fraction of the code."</w:t>
+      </w:r>
+    </w:p>
+    <w:p>
+      <w:pPr>
+        <w:pBdr>
+          <w:bottom w:val="single" w:sz="6" w:space="1" w:color="BFC7D5"/>
+        </w:pBdr>
+      </w:pPr>
+    </w:p>
+    <w:p>
+      <w:pPr>
+        <w:keepNext/>
+        <w:spacing w:before="200"/>
+      </w:pPr>
+      <w:r>
+        <w:rPr>
+          <w:color w:val="1F3A5F"/>
+          <w:sz w:val="24"/>
+        </w:rPr>
+      </w:r>
+      <w:r>
+        <w:rPr>
+          <w:b/>
+          <w:color w:val="1F3A5F"/>
+          <w:sz w:val="24"/>
+        </w:rPr>
+        <w:t xml:space="preserve">Q8. Show a </w:t>
+      </w:r>
+      <w:r>
+        <w:rPr>
+          <w:rFonts w:ascii="Courier New" w:hAnsi="Courier New"/>
+          <w:b/>
+          <w:color w:val="1F3A5F"/>
+          <w:sz w:val="24"/>
+        </w:rPr>
+        <w:t>createSlice</w:t>
+      </w:r>
+      <w:r>
+        <w:rPr>
+          <w:b/>
+          <w:color w:val="1F3A5F"/>
+          <w:sz w:val="24"/>
+        </w:rPr>
+        <w:t xml:space="preserve"> example.</w:t>
+      </w:r>
+      <w:r>
+        <w:rPr>
+          <w:color w:val="1F3A5F"/>
+          <w:sz w:val="24"/>
+        </w:rPr>
+      </w:r>
+    </w:p>
+    <w:p>
+      <w:r>
+        <w:rPr/>
+      </w:r>
+      <w:r>
+        <w:rPr>
+          <w:b/>
+        </w:rPr>
+        <w:t>Short answer:</w:t>
+      </w:r>
+      <w:r>
+        <w:rPr/>
+        <w:t xml:space="preserve"> </w:t>
+      </w:r>
+      <w:r>
+        <w:rPr>
+          <w:rFonts w:ascii="Courier New" w:hAnsi="Courier New"/>
+          <w:color w:val="B42318"/>
+          <w:sz w:val="20"/>
+        </w:rPr>
+        <w:t>createSlice</w:t>
+      </w:r>
+      <w:r>
+        <w:rPr/>
+        <w:t xml:space="preserve"> takes a name, initial state and reducers, and generates action creators and the reducer.</w:t>
+      </w:r>
+    </w:p>
+    <w:p>
+      <w:r>
+        <w:rPr/>
+      </w:r>
+      <w:r>
+        <w:rPr>
+          <w:b/>
+        </w:rPr>
+        <w:t>Explanation:</w:t>
+      </w:r>
+      <w:r>
+        <w:rPr/>
+        <w:t xml:space="preserve"> Action types are generated (</w:t>
+      </w:r>
+      <w:r>
+        <w:rPr>
+          <w:rFonts w:ascii="Courier New" w:hAnsi="Courier New"/>
+          <w:color w:val="B42318"/>
+          <w:sz w:val="20"/>
+        </w:rPr>
+        <w:t>callControls/toggleMute</w:t>
+      </w:r>
+      <w:r>
+        <w:rPr/>
+        <w:t>), and Immer lets you write mutating code safely.</w:t>
+      </w:r>
+    </w:p>
+    <w:p>
+      <w:r>
+        <w:rPr/>
+      </w:r>
+      <w:r>
+        <w:rPr>
+          <w:b/>
+        </w:rPr>
+        <w:t>Example:</w:t>
+      </w:r>
+      <w:r>
+        <w:rPr/>
+      </w:r>
+    </w:p>
+    <w:tbl>
+      <w:tblPr>
+        <w:tblW w:type="auto" w:w="0"/>
+        <w:jc w:val="center"/>
+        <w:tblCellMar>
+          <w:top w:w="141" w:type="dxa"/>
+          <w:left w:w="141" w:type="dxa"/>
+          <w:bottom w:w="141" w:type="dxa"/>
+          <w:right w:w="141" w:type="dxa"/>
+        </w:tblCellMar>
+        <w:tblLook w:firstColumn="1" w:firstRow="1" w:lastColumn="0" w:lastRow="0" w:noHBand="0" w:noVBand="1" w:val="04A0"/>
+      </w:tblPr>
+      <w:tblGrid>
+        <w:gridCol w:w="9972"/>
+      </w:tblGrid>
+      <w:tr>
+        <w:tc>
+          <w:tcPr>
+            <w:tcW w:type="dxa" w:w="9972"/>
+            <w:shd w:val="clear" w:color="auto" w:fill="F3F4F6"/>
+          </w:tcPr>
+          <w:p>
+            <w:pPr>
+              <w:spacing w:after="0" w:line="240" w:lineRule="auto"/>
+            </w:pPr>
+            <w:r>
+              <w:rPr>
+                <w:rFonts w:ascii="Arial" w:hAnsi="Arial"/>
+                <w:b/>
+                <w:color w:val="6B7280"/>
+                <w:sz w:val="16"/>
+              </w:rPr>
+              <w:t>TS</w:t>
+              <w:br/>
+            </w:r>
+            <w:r>
+              <w:rPr>
+                <w:rFonts w:ascii="Courier New" w:hAnsi="Courier New" w:eastAsia="Courier New"/>
+                <w:sz w:val="19"/>
+              </w:rPr>
+              <w:t>type CallControls = { muted: boolean; layout: 'grid' | 'speaker' };</w:t>
+              <w:br/>
+            </w:r>
+            <w:r>
+              <w:rPr>
+                <w:rFonts w:ascii="Courier New" w:hAnsi="Courier New" w:eastAsia="Courier New"/>
+                <w:sz w:val="19"/>
+              </w:rPr>
+              <w:t>const initialState: CallControls = { muted: false, layout: 'grid' };</w:t>
               <w:br/>
             </w:r>
             <w:r>
@@ -2082,7 +2302,7 @@
                 <w:rFonts w:ascii="Courier New" w:hAnsi="Courier New" w:eastAsia="Courier New"/>
                 <w:sz w:val="19"/>
               </w:rPr>
-              <w:t xml:space="preserve">    toggleMute: (state) =&gt; { state.muted = !state.muted; },          // Immer makes this safe</w:t>
+              <w:t xml:space="preserve">    toggleMute: (s) =&gt; { s.muted = !s.muted; },</w:t>
               <w:br/>
             </w:r>
             <w:r>
@@ -2090,7 +2310,7 @@
                 <w:rFonts w:ascii="Courier New" w:hAnsi="Courier New" w:eastAsia="Courier New"/>
                 <w:sz w:val="19"/>
               </w:rPr>
-              <w:t xml:space="preserve">    setLayout: (state, action: PayloadAction&lt;CallControls['layout']&gt;) =&gt; {</w:t>
+              <w:t xml:space="preserve">    setLayout: (s, a: PayloadAction&lt;CallControls['layout']&gt;) =&gt; { s.layout = a.payload; },</w:t>
               <w:br/>
             </w:r>
             <w:r>
@@ -2098,23 +2318,7 @@
                 <w:rFonts w:ascii="Courier New" w:hAnsi="Courier New" w:eastAsia="Courier New"/>
                 <w:sz w:val="19"/>
               </w:rPr>
-              <w:t xml:space="preserve">      state.layout = action.payload;</w:t>
-              <w:br/>
-            </w:r>
-            <w:r>
-              <w:rPr>
-                <w:rFonts w:ascii="Courier New" w:hAnsi="Courier New" w:eastAsia="Courier New"/>
-                <w:sz w:val="19"/>
-              </w:rPr>
-              <w:t xml:space="preserve">    },</w:t>
-              <w:br/>
-            </w:r>
-            <w:r>
-              <w:rPr>
-                <w:rFonts w:ascii="Courier New" w:hAnsi="Courier New" w:eastAsia="Courier New"/>
-                <w:sz w:val="19"/>
-              </w:rPr>
-              <w:t xml:space="preserve">    reset: () =&gt; initialState,                                          // return a new value</w:t>
+              <w:t xml:space="preserve">    reset: () =&gt; initialState,</w:t>
               <w:br/>
             </w:r>
             <w:r>
@@ -2138,22 +2342,7 @@
                 <w:rFonts w:ascii="Courier New" w:hAnsi="Courier New" w:eastAsia="Courier New"/>
                 <w:sz w:val="19"/>
               </w:rPr>
-              <w:br/>
-            </w:r>
-            <w:r>
-              <w:rPr>
-                <w:rFonts w:ascii="Courier New" w:hAnsi="Courier New" w:eastAsia="Courier New"/>
-                <w:sz w:val="19"/>
-              </w:rPr>
               <w:t>export const { toggleMute, setLayout, reset } = callSlice.actions;</w:t>
-              <w:br/>
-            </w:r>
-            <w:r>
-              <w:rPr>
-                <w:rFonts w:ascii="Courier New" w:hAnsi="Courier New" w:eastAsia="Courier New"/>
-                <w:sz w:val="19"/>
-              </w:rPr>
-              <w:t>export default callSlice.reducer;</w:t>
             </w:r>
           </w:p>
         </w:tc>
@@ -2172,23 +2361,11 @@
         <w:rPr>
           <w:b/>
         </w:rPr>
-        <w:t>Explanation:</w:t>
-      </w:r>
-      <w:r>
-        <w:rPr/>
-        <w:t xml:space="preserve"> The action types are generated automatically (</w:t>
-      </w:r>
-      <w:r>
-        <w:rPr>
-          <w:rFonts w:ascii="Courier New" w:hAnsi="Courier New"/>
-          <w:color w:val="B42318"/>
-          <w:sz w:val="20"/>
-        </w:rPr>
-        <w:t>callControls/toggleMute</w:t>
-      </w:r>
-      <w:r>
-        <w:rPr/>
-        <w:t>), and the action creators are exported for components to dispatch.</w:t>
+        <w:t>Say it like this:</w:t>
+      </w:r>
+      <w:r>
+        <w:rPr/>
+        <w:t xml:space="preserve"> "A slice bundles state, reducers and generated actions for one feature."</w:t>
       </w:r>
     </w:p>
     <w:p>
@@ -2239,6 +2416,50 @@
           <w:color w:val="1F3A5F"/>
           <w:sz w:val="24"/>
         </w:rPr>
+      </w:r>
+    </w:p>
+    <w:p>
+      <w:r>
+        <w:rPr/>
+      </w:r>
+      <w:r>
+        <w:rPr>
+          <w:b/>
+        </w:rPr>
+        <w:t>Short answer:</w:t>
+      </w:r>
+      <w:r>
+        <w:rPr/>
+        <w:t xml:space="preserve"> It combines slice reducers and middleware with good defaults, including DevTools and thunk.</w:t>
+      </w:r>
+    </w:p>
+    <w:p>
+      <w:r>
+        <w:rPr/>
+      </w:r>
+      <w:r>
+        <w:rPr>
+          <w:b/>
+        </w:rPr>
+        <w:t>Explanation:</w:t>
+      </w:r>
+      <w:r>
+        <w:rPr/>
+        <w:t xml:space="preserve"> RTK Query needs its reducer and middleware added.</w:t>
+      </w:r>
+    </w:p>
+    <w:p>
+      <w:r>
+        <w:rPr/>
+      </w:r>
+      <w:r>
+        <w:rPr>
+          <w:b/>
+        </w:rPr>
+        <w:t>Example:</w:t>
+      </w:r>
+      <w:r>
+        <w:rPr/>
       </w:r>
     </w:p>
     <w:tbl>
@@ -2289,31 +2510,7 @@
                 <w:rFonts w:ascii="Courier New" w:hAnsi="Courier New" w:eastAsia="Courier New"/>
                 <w:sz w:val="19"/>
               </w:rPr>
-              <w:t xml:space="preserve">  reducer: {</w:t>
-              <w:br/>
-            </w:r>
-            <w:r>
-              <w:rPr>
-                <w:rFonts w:ascii="Courier New" w:hAnsi="Courier New" w:eastAsia="Courier New"/>
-                <w:sz w:val="19"/>
-              </w:rPr>
-              <w:t xml:space="preserve">    callControls: callSlice.reducer,</w:t>
-              <w:br/>
-            </w:r>
-            <w:r>
-              <w:rPr>
-                <w:rFonts w:ascii="Courier New" w:hAnsi="Courier New" w:eastAsia="Courier New"/>
-                <w:sz w:val="19"/>
-              </w:rPr>
-              <w:t xml:space="preserve">    [api.reducerPath]: api.reducer,</w:t>
-              <w:br/>
-            </w:r>
-            <w:r>
-              <w:rPr>
-                <w:rFonts w:ascii="Courier New" w:hAnsi="Courier New" w:eastAsia="Courier New"/>
-                <w:sz w:val="19"/>
-              </w:rPr>
-              <w:t xml:space="preserve">  },</w:t>
+              <w:t xml:space="preserve">  reducer: { callControls: callSlice.reducer, [api.reducerPath]: api.reducer },</w:t>
               <w:br/>
             </w:r>
             <w:r>
@@ -2341,6 +2538,33 @@
       </w:pPr>
     </w:p>
     <w:p>
+      <w:r>
+        <w:rPr/>
+      </w:r>
+      <w:r>
+        <w:rPr>
+          <w:b/>
+        </w:rPr>
+        <w:t>Say it like this:</w:t>
+      </w:r>
+      <w:r>
+        <w:rPr/>
+        <w:t xml:space="preserve"> "</w:t>
+      </w:r>
+      <w:r>
+        <w:rPr>
+          <w:rFonts w:ascii="Courier New" w:hAnsi="Courier New"/>
+          <w:color w:val="B42318"/>
+          <w:sz w:val="20"/>
+        </w:rPr>
+        <w:t>configureStore</w:t>
+      </w:r>
+      <w:r>
+        <w:rPr/>
+        <w:t xml:space="preserve"> sets up DevTools and safety checks for free; I just plug in slices and RTK Query."</w:t>
+      </w:r>
+    </w:p>
+    <w:p>
       <w:pPr>
         <w:pBdr>
           <w:bottom w:val="single" w:sz="6" w:space="1" w:color="BFC7D5"/>
@@ -2405,6 +2629,98 @@
           <w:color w:val="1F3A5F"/>
           <w:sz w:val="24"/>
         </w:rPr>
+      </w:r>
+    </w:p>
+    <w:p>
+      <w:r>
+        <w:rPr/>
+      </w:r>
+      <w:r>
+        <w:rPr>
+          <w:b/>
+        </w:rPr>
+        <w:t>Short answer:</w:t>
+      </w:r>
+      <w:r>
+        <w:rPr/>
+        <w:t xml:space="preserve"> </w:t>
+      </w:r>
+      <w:r>
+        <w:rPr>
+          <w:rFonts w:ascii="Courier New" w:hAnsi="Courier New"/>
+          <w:color w:val="B42318"/>
+          <w:sz w:val="20"/>
+        </w:rPr>
+        <w:t>useSelector</w:t>
+      </w:r>
+      <w:r>
+        <w:rPr/>
+        <w:t xml:space="preserve"> reads a slice of state and re-renders only when it changes; </w:t>
+      </w:r>
+      <w:r>
+        <w:rPr>
+          <w:rFonts w:ascii="Courier New" w:hAnsi="Courier New"/>
+          <w:color w:val="B42318"/>
+          <w:sz w:val="20"/>
+        </w:rPr>
+        <w:t>useDispatch</w:t>
+      </w:r>
+      <w:r>
+        <w:rPr/>
+        <w:t xml:space="preserve"> returns the dispatch function.</w:t>
+      </w:r>
+    </w:p>
+    <w:p>
+      <w:r>
+        <w:rPr/>
+      </w:r>
+      <w:r>
+        <w:rPr>
+          <w:b/>
+        </w:rPr>
+        <w:t>Explanation:</w:t>
+      </w:r>
+      <w:r>
+        <w:rPr/>
+        <w:t xml:space="preserve"> Use typed versions (</w:t>
+      </w:r>
+      <w:r>
+        <w:rPr>
+          <w:rFonts w:ascii="Courier New" w:hAnsi="Courier New"/>
+          <w:color w:val="B42318"/>
+          <w:sz w:val="20"/>
+        </w:rPr>
+        <w:t>useAppSelector</w:t>
+      </w:r>
+      <w:r>
+        <w:rPr/>
+        <w:t xml:space="preserve">, </w:t>
+      </w:r>
+      <w:r>
+        <w:rPr>
+          <w:rFonts w:ascii="Courier New" w:hAnsi="Courier New"/>
+          <w:color w:val="B42318"/>
+          <w:sz w:val="20"/>
+        </w:rPr>
+        <w:t>useAppDispatch</w:t>
+      </w:r>
+      <w:r>
+        <w:rPr/>
+        <w:t>) so selectors and actions are type-checked.</w:t>
+      </w:r>
+    </w:p>
+    <w:p>
+      <w:r>
+        <w:rPr/>
+      </w:r>
+      <w:r>
+        <w:rPr>
+          <w:b/>
+        </w:rPr>
+        <w:t>Example:</w:t>
+      </w:r>
+      <w:r>
+        <w:rPr/>
       </w:r>
     </w:p>
     <w:tbl>
@@ -2471,39 +2787,7 @@
                 <w:rFonts w:ascii="Courier New" w:hAnsi="Courier New" w:eastAsia="Courier New"/>
                 <w:sz w:val="19"/>
               </w:rPr>
-              <w:t xml:space="preserve">  return (</w:t>
-              <w:br/>
-            </w:r>
-            <w:r>
-              <w:rPr>
-                <w:rFonts w:ascii="Courier New" w:hAnsi="Courier New" w:eastAsia="Courier New"/>
-                <w:sz w:val="19"/>
-              </w:rPr>
-              <w:t xml:space="preserve">    &lt;button aria-pressed={muted} onClick={() =&gt; dispatch(toggleMute())}&gt;</w:t>
-              <w:br/>
-            </w:r>
-            <w:r>
-              <w:rPr>
-                <w:rFonts w:ascii="Courier New" w:hAnsi="Courier New" w:eastAsia="Courier New"/>
-                <w:sz w:val="19"/>
-              </w:rPr>
-              <w:t xml:space="preserve">      {muted ? 'Unmute' : 'Mute'}</w:t>
-              <w:br/>
-            </w:r>
-            <w:r>
-              <w:rPr>
-                <w:rFonts w:ascii="Courier New" w:hAnsi="Courier New" w:eastAsia="Courier New"/>
-                <w:sz w:val="19"/>
-              </w:rPr>
-              <w:t xml:space="preserve">    &lt;/button&gt;</w:t>
-              <w:br/>
-            </w:r>
-            <w:r>
-              <w:rPr>
-                <w:rFonts w:ascii="Courier New" w:hAnsi="Courier New" w:eastAsia="Courier New"/>
-                <w:sz w:val="19"/>
-              </w:rPr>
-              <w:t xml:space="preserve">  );</w:t>
+              <w:t xml:space="preserve">  return &lt;button aria-pressed={muted} onClick={() =&gt; dispatch(toggleMute())}&gt;{muted ? 'Unmute' : 'Mute'}&lt;/button&gt;;</w:t>
               <w:br/>
             </w:r>
             <w:r>
@@ -2530,45 +2814,11 @@
         <w:rPr>
           <w:b/>
         </w:rPr>
-        <w:t>Short answer:</w:t>
-      </w:r>
-      <w:r>
-        <w:rPr/>
-        <w:t xml:space="preserve"> </w:t>
-      </w:r>
-      <w:r>
-        <w:rPr>
-          <w:rFonts w:ascii="Courier New" w:hAnsi="Courier New"/>
-          <w:color w:val="B42318"/>
-          <w:sz w:val="20"/>
-        </w:rPr>
-        <w:t>useSelector</w:t>
-      </w:r>
-      <w:r>
-        <w:rPr/>
-        <w:t xml:space="preserve"> reads a slice of state and re-renders the component only when </w:t>
-      </w:r>
-      <w:r>
-        <w:rPr>
-          <w:i/>
-        </w:rPr>
-        <w:t>that value</w:t>
-      </w:r>
-      <w:r>
-        <w:rPr/>
-        <w:t xml:space="preserve"> changes. </w:t>
-      </w:r>
-      <w:r>
-        <w:rPr>
-          <w:rFonts w:ascii="Courier New" w:hAnsi="Courier New"/>
-          <w:color w:val="B42318"/>
-          <w:sz w:val="20"/>
-        </w:rPr>
-        <w:t>useDispatch</w:t>
-      </w:r>
-      <w:r>
-        <w:rPr/>
-        <w:t xml:space="preserve"> returns the dispatch function.</w:t>
+        <w:t>Say it like this:</w:t>
+      </w:r>
+      <w:r>
+        <w:rPr/>
+        <w:t xml:space="preserve"> "Each component selects only what it needs, so a change elsewhere in the store doesn't re-render it."</w:t>
       </w:r>
     </w:p>
     <w:p>
@@ -2616,52 +2866,36 @@
       </w:r>
       <w:r>
         <w:rPr/>
-        <w:t xml:space="preserve"> Immer gives your reducer a </w:t>
-      </w:r>
-      <w:r>
-        <w:rPr>
-          <w:b/>
-        </w:rPr>
-        <w:t>draft</w:t>
-      </w:r>
-      <w:r>
-        <w:rPr/>
-        <w:t>, a Proxy. Immer records the changes you make to it, then produces a brand-new immutable object. Unchanged parts keep their old references (</w:t>
-      </w:r>
-      <w:r>
-        <w:rPr>
-          <w:i/>
-        </w:rPr>
-        <w:t>structural sharing</w:t>
-      </w:r>
-      <w:r>
-        <w:rPr/>
-        <w:t>), so change detection stays cheap.</w:t>
-      </w:r>
-    </w:p>
-    <w:p>
-      <w:r>
-        <w:rPr/>
-      </w:r>
-      <w:r>
-        <w:rPr>
-          <w:b/>
-        </w:rPr>
-        <w:t>Rule:</w:t>
-      </w:r>
-      <w:r>
-        <w:rPr/>
-        <w:t xml:space="preserve"> either mutate the draft </w:t>
-      </w:r>
-      <w:r>
-        <w:rPr>
-          <w:b/>
-        </w:rPr>
-        <w:t>or</w:t>
-      </w:r>
-      <w:r>
-        <w:rPr/>
-        <w:t xml:space="preserve"> return a new value. Never both.</w:t>
+        <w:t xml:space="preserve"> Your reducer edits a draft proxy; Immer records the changes and produces a new immutable object with structural sharing.</w:t>
+      </w:r>
+    </w:p>
+    <w:p>
+      <w:r>
+        <w:rPr/>
+      </w:r>
+      <w:r>
+        <w:rPr>
+          <w:b/>
+        </w:rPr>
+        <w:t>Explanation:</w:t>
+      </w:r>
+      <w:r>
+        <w:rPr/>
+        <w:t xml:space="preserve"> Unchanged parts keep their references, so change detection stays cheap. Either mutate the draft or return a new value, never both.</w:t>
+      </w:r>
+    </w:p>
+    <w:p>
+      <w:r>
+        <w:rPr/>
+      </w:r>
+      <w:r>
+        <w:rPr>
+          <w:b/>
+        </w:rPr>
+        <w:t>Example:</w:t>
+      </w:r>
+      <w:r>
+        <w:rPr/>
       </w:r>
     </w:p>
     <w:tbl>
@@ -2704,7 +2938,7 @@
                 <w:rFonts w:ascii="Courier New" w:hAnsi="Courier New" w:eastAsia="Courier New"/>
                 <w:sz w:val="19"/>
               </w:rPr>
-              <w:t>// ✅ mutate</w:t>
+              <w:t>addCall: (s, a) =&gt; { s.items.push(a.payload); }   // ✅ mutate draft</w:t>
               <w:br/>
             </w:r>
             <w:r>
@@ -2712,39 +2946,7 @@
                 <w:rFonts w:ascii="Courier New" w:hAnsi="Courier New" w:eastAsia="Courier New"/>
                 <w:sz w:val="19"/>
               </w:rPr>
-              <w:t>addCall: (state, a) =&gt; { state.items.push(a.payload); }</w:t>
-              <w:br/>
-            </w:r>
-            <w:r>
-              <w:rPr>
-                <w:rFonts w:ascii="Courier New" w:hAnsi="Courier New" w:eastAsia="Courier New"/>
-                <w:sz w:val="19"/>
-              </w:rPr>
-              <w:t>// ✅ return new</w:t>
-              <w:br/>
-            </w:r>
-            <w:r>
-              <w:rPr>
-                <w:rFonts w:ascii="Courier New" w:hAnsi="Courier New" w:eastAsia="Courier New"/>
-                <w:sz w:val="19"/>
-              </w:rPr>
-              <w:t>clear: () =&gt; ({ items: [] })</w:t>
-              <w:br/>
-            </w:r>
-            <w:r>
-              <w:rPr>
-                <w:rFonts w:ascii="Courier New" w:hAnsi="Courier New" w:eastAsia="Courier New"/>
-                <w:sz w:val="19"/>
-              </w:rPr>
-              <w:t>// ❌ both</w:t>
-              <w:br/>
-            </w:r>
-            <w:r>
-              <w:rPr>
-                <w:rFonts w:ascii="Courier New" w:hAnsi="Courier New" w:eastAsia="Courier New"/>
-                <w:sz w:val="19"/>
-              </w:rPr>
-              <w:t>bad: (state, a) =&gt; { state.items.push(a.payload); return { ...state }; }</w:t>
+              <w:t>clear: () =&gt; ({ items: [] })                      // ✅ return new</w:t>
             </w:r>
           </w:p>
         </w:tc>
@@ -2756,6 +2958,21 @@
       </w:pPr>
     </w:p>
     <w:p>
+      <w:r>
+        <w:rPr/>
+      </w:r>
+      <w:r>
+        <w:rPr>
+          <w:b/>
+        </w:rPr>
+        <w:t>Say it like this:</w:t>
+      </w:r>
+      <w:r>
+        <w:rPr/>
+        <w:t xml:space="preserve"> "Immer gives readable mutating syntax while still producing immutable updates."</w:t>
+      </w:r>
+    </w:p>
+    <w:p>
       <w:pPr>
         <w:pBdr>
           <w:bottom w:val="single" w:sz="6" w:space="1" w:color="BFC7D5"/>
@@ -2800,37 +3017,21 @@
       </w:r>
       <w:r>
         <w:rPr/>
-        <w:t xml:space="preserve"> Context is </w:t>
-      </w:r>
-      <w:r>
-        <w:rPr>
-          <w:i/>
-        </w:rPr>
-        <w:t>dependency injection</w:t>
-      </w:r>
-      <w:r>
-        <w:rPr/>
-        <w:t xml:space="preserve">: it passes a value down the tree. It has no selectors, so </w:t>
-      </w:r>
-      <w:r>
-        <w:rPr>
-          <w:b/>
-        </w:rPr>
-        <w:t>every consumer re-renders when the value changes</w:t>
-      </w:r>
-      <w:r>
-        <w:rPr/>
-        <w:t xml:space="preserve">. Redux and Zustand let components subscribe to </w:t>
-      </w:r>
-      <w:r>
-        <w:rPr>
-          <w:i/>
-        </w:rPr>
-        <w:t>specific slices</w:t>
-      </w:r>
-      <w:r>
-        <w:rPr/>
-        <w:t>, and they add middleware, DevTools and patterns for complex logic.</w:t>
+        <w:t xml:space="preserve"> Context passes values down the tree and re-renders every consumer on change; Redux and Zustand let components subscribe to specific slices and add middleware and DevTools.</w:t>
+      </w:r>
+    </w:p>
+    <w:p>
+      <w:r>
+        <w:rPr/>
+      </w:r>
+      <w:r>
+        <w:rPr>
+          <w:b/>
+        </w:rPr>
+        <w:t>Explanation:</w:t>
+      </w:r>
+      <w:r>
+        <w:rPr/>
       </w:r>
     </w:p>
     <w:tbl>
@@ -2931,7 +3132,7 @@
               <w:rPr>
                 <w:sz w:val="20"/>
               </w:rPr>
-              <w:t>pass values down the tree</w:t>
+              <w:t>pass values</w:t>
             </w:r>
           </w:p>
         </w:tc>
@@ -2966,7 +3167,7 @@
               <w:rPr>
                 <w:sz w:val="20"/>
               </w:rPr>
-              <w:t>Re-render granularity</w:t>
+              <w:t>Re-renders</w:t>
             </w:r>
           </w:p>
         </w:tc>
@@ -3000,7 +3201,7 @@
               <w:rPr>
                 <w:sz w:val="20"/>
               </w:rPr>
-              <w:t>only components whose selected slice changed</w:t>
+              <w:t>only changed selections</w:t>
             </w:r>
           </w:p>
         </w:tc>
@@ -3018,7 +3219,7 @@
               <w:rPr>
                 <w:sz w:val="20"/>
               </w:rPr>
-              <w:t>DevTools / time travel</w:t>
+              <w:t>DevTools</w:t>
             </w:r>
           </w:p>
         </w:tc>
@@ -3050,114 +3251,11 @@
               <w:rPr>
                 <w:sz w:val="20"/>
               </w:rPr>
-              <w:t>yes (Redux)</w:t>
-            </w:r>
-          </w:p>
-        </w:tc>
-      </w:tr>
-      <w:tr>
-        <w:tc>
-          <w:tcPr>
-            <w:tcW w:type="dxa" w:w="3324"/>
-            <w:shd w:val="clear" w:color="auto" w:fill="F7F9FC"/>
-          </w:tcPr>
-          <w:p>
-            <w:pPr>
-              <w:spacing w:after="0"/>
-            </w:pPr>
-            <w:r>
-              <w:rPr>
-                <w:sz w:val="20"/>
-              </w:rPr>
-              <w:t>Middleware</w:t>
-            </w:r>
-          </w:p>
-        </w:tc>
-        <w:tc>
-          <w:tcPr>
-            <w:tcW w:type="dxa" w:w="3324"/>
-            <w:shd w:val="clear" w:color="auto" w:fill="F7F9FC"/>
-          </w:tcPr>
-          <w:p>
-            <w:pPr>
-              <w:spacing w:after="0"/>
-            </w:pPr>
-            <w:r>
-              <w:rPr>
-                <w:sz w:val="20"/>
-              </w:rPr>
-              <w:t>no</w:t>
-            </w:r>
-          </w:p>
-        </w:tc>
-        <w:tc>
-          <w:tcPr>
-            <w:tcW w:type="dxa" w:w="3324"/>
-            <w:shd w:val="clear" w:color="auto" w:fill="F7F9FC"/>
-          </w:tcPr>
-          <w:p>
-            <w:pPr>
-              <w:spacing w:after="0"/>
-            </w:pPr>
-            <w:r>
-              <w:rPr>
-                <w:sz w:val="20"/>
-              </w:rPr>
               <w:t>yes</w:t>
             </w:r>
           </w:p>
         </w:tc>
       </w:tr>
-      <w:tr>
-        <w:tc>
-          <w:tcPr>
-            <w:tcW w:type="dxa" w:w="3324"/>
-          </w:tcPr>
-          <w:p>
-            <w:pPr>
-              <w:spacing w:after="0"/>
-            </w:pPr>
-            <w:r>
-              <w:rPr>
-                <w:sz w:val="20"/>
-              </w:rPr>
-              <w:t>Best for</w:t>
-            </w:r>
-          </w:p>
-        </w:tc>
-        <w:tc>
-          <w:tcPr>
-            <w:tcW w:type="dxa" w:w="3324"/>
-          </w:tcPr>
-          <w:p>
-            <w:pPr>
-              <w:spacing w:after="0"/>
-            </w:pPr>
-            <w:r>
-              <w:rPr>
-                <w:sz w:val="20"/>
-              </w:rPr>
-              <w:t>theme, auth user, tenant config (rarely changing)</w:t>
-            </w:r>
-          </w:p>
-        </w:tc>
-        <w:tc>
-          <w:tcPr>
-            <w:tcW w:type="dxa" w:w="3324"/>
-          </w:tcPr>
-          <w:p>
-            <w:pPr>
-              <w:spacing w:after="0"/>
-            </w:pPr>
-            <w:r>
-              <w:rPr>
-                <w:sz w:val="20"/>
-              </w:rPr>
-              <w:t>frequently updated shared state</w:t>
-            </w:r>
-          </w:p>
-        </w:tc>
-      </w:tr>
     </w:tbl>
     <w:p>
       <w:pPr>
@@ -3172,11 +3270,26 @@
         <w:rPr>
           <w:b/>
         </w:rPr>
+        <w:t>Example:</w:t>
+      </w:r>
+      <w:r>
+        <w:rPr/>
+        <w:t xml:space="preserve"> Theme and tenant config in context; live call state in Redux.</w:t>
+      </w:r>
+    </w:p>
+    <w:p>
+      <w:r>
+        <w:rPr/>
+      </w:r>
+      <w:r>
+        <w:rPr>
+          <w:b/>
+        </w:rPr>
         <w:t>Say it like this:</w:t>
       </w:r>
       <w:r>
         <w:rPr/>
-        <w:t xml:space="preserve"> "I use context for things that rarely change, like the theme or tenant config. For frequently changing shared state, I use a store with selectors, so a change to one field doesn't re-render half the app."</w:t>
+        <w:t xml:space="preserve"> "Context for rarely changing values, a store with selectors for frequently changing shared state."</w:t>
       </w:r>
     </w:p>
     <w:p>
@@ -3224,7 +3337,37 @@
       </w:r>
       <w:r>
         <w:rPr/>
-        <w:t xml:space="preserve"> In small apps, in apps where most data is server data (use a query library), or when state is used only by one subtree (</w:t>
+        <w:t xml:space="preserve"> In small apps, apps whose data is mostly server state, or when state is used by only one subtree.</w:t>
+      </w:r>
+    </w:p>
+    <w:p>
+      <w:r>
+        <w:rPr/>
+      </w:r>
+      <w:r>
+        <w:rPr>
+          <w:b/>
+        </w:rPr>
+        <w:t>Explanation:</w:t>
+      </w:r>
+      <w:r>
+        <w:rPr/>
+        <w:t xml:space="preserve"> A query library plus local state and a little context often covers everything.</w:t>
+      </w:r>
+    </w:p>
+    <w:p>
+      <w:r>
+        <w:rPr/>
+      </w:r>
+      <w:r>
+        <w:rPr>
+          <w:b/>
+        </w:rPr>
+        <w:t>Example:</w:t>
+      </w:r>
+      <w:r>
+        <w:rPr/>
+        <w:t xml:space="preserve"> An internal admin tool with CRUD screens needs TanStack Query and </w:t>
       </w:r>
       <w:r>
         <w:rPr>
@@ -3236,19 +3379,22 @@
       </w:r>
       <w:r>
         <w:rPr/>
-        <w:t xml:space="preserve"> or </w:t>
-      </w:r>
-      <w:r>
-        <w:rPr>
-          <w:rFonts w:ascii="Courier New" w:hAnsi="Courier New"/>
-          <w:color w:val="B42318"/>
-          <w:sz w:val="20"/>
-        </w:rPr>
-        <w:t>useReducer</w:t>
-      </w:r>
-      <w:r>
-        <w:rPr/>
-        <w:t xml:space="preserve"> plus context).</w:t>
+        <w:t>, not Redux.</w:t>
+      </w:r>
+    </w:p>
+    <w:p>
+      <w:r>
+        <w:rPr/>
+      </w:r>
+      <w:r>
+        <w:rPr>
+          <w:b/>
+        </w:rPr>
+        <w:t>Say it like this:</w:t>
+      </w:r>
+      <w:r>
+        <w:rPr/>
+        <w:t xml:space="preserve"> "Once server data lives in a query cache, many apps have very little global state left, so Redux may not be needed."</w:t>
       </w:r>
     </w:p>
     <w:p>
@@ -3308,7 +3454,7 @@
       </w:r>
       <w:r>
         <w:rPr/>
-        <w:t xml:space="preserve"> Functions that wrap </w:t>
+        <w:t xml:space="preserve"> Functions wrapping </w:t>
       </w:r>
       <w:r>
         <w:rPr>
@@ -3320,7 +3466,36 @@
       </w:r>
       <w:r>
         <w:rPr/>
-        <w:t xml:space="preserve"> and can see every action before it reaches the reducer:</w:t>
+        <w:t xml:space="preserve"> that see every action before the reducer.</w:t>
+      </w:r>
+    </w:p>
+    <w:p>
+      <w:r>
+        <w:rPr/>
+      </w:r>
+      <w:r>
+        <w:rPr>
+          <w:b/>
+        </w:rPr>
+        <w:t>Explanation:</w:t>
+      </w:r>
+      <w:r>
+        <w:rPr/>
+        <w:t xml:space="preserve"> Uses include async logic, logging, analytics, crash reporting, global auth handling and WebSocket bridges.</w:t>
+      </w:r>
+    </w:p>
+    <w:p>
+      <w:r>
+        <w:rPr/>
+      </w:r>
+      <w:r>
+        <w:rPr>
+          <w:b/>
+        </w:rPr>
+        <w:t>Example:</w:t>
+      </w:r>
+      <w:r>
+        <w:rPr/>
       </w:r>
     </w:p>
     <w:tbl>
@@ -3379,7 +3554,7 @@
                 <w:rFonts w:ascii="Courier New" w:hAnsi="Courier New" w:eastAsia="Courier New"/>
                 <w:sz w:val="19"/>
               </w:rPr>
-              <w:t xml:space="preserve">  const result = next(action);       // pass to next middleware / reducer</w:t>
+              <w:t xml:space="preserve">  const result = next(action);</w:t>
               <w:br/>
             </w:r>
             <w:r>
@@ -3422,11 +3597,11 @@
         <w:rPr>
           <w:b/>
         </w:rPr>
-        <w:t>Uses:</w:t>
-      </w:r>
-      <w:r>
-        <w:rPr/>
-        <w:t xml:space="preserve"> async logic (thunk), logging, analytics, crash reporting, handling expired auth globally, and WebSocket bridges.</w:t>
+        <w:t>Say it like this:</w:t>
+      </w:r>
+      <w:r>
+        <w:rPr/>
+        <w:t xml:space="preserve"> "Middleware is the interception point for cross-cutting concerns like logging or handling expired sessions."</w:t>
       </w:r>
     </w:p>
     <w:p>
@@ -3474,7 +3649,7 @@
       </w:r>
       <w:r>
         <w:rPr/>
-        <w:t xml:space="preserve"> Functions you dispatch instead of plain objects. They receive </w:t>
+        <w:t xml:space="preserve"> Functions you dispatch instead of plain objects, receiving </w:t>
       </w:r>
       <w:r>
         <w:rPr>
@@ -3498,7 +3673,36 @@
       </w:r>
       <w:r>
         <w:rPr/>
-        <w:t>, so they can run async logic and dispatch actions when it finishes.</w:t>
+        <w:t xml:space="preserve"> to run async logic.</w:t>
+      </w:r>
+    </w:p>
+    <w:p>
+      <w:r>
+        <w:rPr/>
+      </w:r>
+      <w:r>
+        <w:rPr>
+          <w:b/>
+        </w:rPr>
+        <w:t>Explanation:</w:t>
+      </w:r>
+      <w:r>
+        <w:rPr/>
+        <w:t xml:space="preserve"> They're the simplest way to do side effects in Redux and are included by default in RTK.</w:t>
+      </w:r>
+    </w:p>
+    <w:p>
+      <w:r>
+        <w:rPr/>
+      </w:r>
+      <w:r>
+        <w:rPr>
+          <w:b/>
+        </w:rPr>
+        <w:t>Example:</w:t>
+      </w:r>
+      <w:r>
+        <w:rPr/>
       </w:r>
     </w:p>
     <w:tbl>
@@ -3577,6 +3781,21 @@
       </w:pPr>
     </w:p>
     <w:p>
+      <w:r>
+        <w:rPr/>
+      </w:r>
+      <w:r>
+        <w:rPr>
+          <w:b/>
+        </w:rPr>
+        <w:t>Say it like this:</w:t>
+      </w:r>
+      <w:r>
+        <w:rPr/>
+        <w:t xml:space="preserve"> "Thunks hold async workflows that end in dispatching plain actions."</w:t>
+      </w:r>
+    </w:p>
+    <w:p>
       <w:pPr>
         <w:pBdr>
           <w:bottom w:val="single" w:sz="6" w:space="1" w:color="BFC7D5"/>
@@ -3624,6 +3843,98 @@
           <w:color w:val="1F3A5F"/>
           <w:sz w:val="24"/>
         </w:rPr>
+      </w:r>
+    </w:p>
+    <w:p>
+      <w:r>
+        <w:rPr/>
+      </w:r>
+      <w:r>
+        <w:rPr>
+          <w:b/>
+        </w:rPr>
+        <w:t>Short answer:</w:t>
+      </w:r>
+      <w:r>
+        <w:rPr/>
+        <w:t xml:space="preserve"> It generates </w:t>
+      </w:r>
+      <w:r>
+        <w:rPr>
+          <w:rFonts w:ascii="Courier New" w:hAnsi="Courier New"/>
+          <w:color w:val="B42318"/>
+          <w:sz w:val="20"/>
+        </w:rPr>
+        <w:t>pending</w:t>
+      </w:r>
+      <w:r>
+        <w:rPr/>
+        <w:t xml:space="preserve">, </w:t>
+      </w:r>
+      <w:r>
+        <w:rPr>
+          <w:rFonts w:ascii="Courier New" w:hAnsi="Courier New"/>
+          <w:color w:val="B42318"/>
+          <w:sz w:val="20"/>
+        </w:rPr>
+        <w:t>fulfilled</w:t>
+      </w:r>
+      <w:r>
+        <w:rPr/>
+        <w:t xml:space="preserve"> and </w:t>
+      </w:r>
+      <w:r>
+        <w:rPr>
+          <w:rFonts w:ascii="Courier New" w:hAnsi="Courier New"/>
+          <w:color w:val="B42318"/>
+          <w:sz w:val="20"/>
+        </w:rPr>
+        <w:t>rejected</w:t>
+      </w:r>
+      <w:r>
+        <w:rPr/>
+        <w:t xml:space="preserve"> actions around an async function.</w:t>
+      </w:r>
+    </w:p>
+    <w:p>
+      <w:r>
+        <w:rPr/>
+      </w:r>
+      <w:r>
+        <w:rPr>
+          <w:b/>
+        </w:rPr>
+        <w:t>Explanation:</w:t>
+      </w:r>
+      <w:r>
+        <w:rPr/>
+        <w:t xml:space="preserve"> Handle them in </w:t>
+      </w:r>
+      <w:r>
+        <w:rPr>
+          <w:rFonts w:ascii="Courier New" w:hAnsi="Courier New"/>
+          <w:color w:val="B42318"/>
+          <w:sz w:val="20"/>
+        </w:rPr>
+        <w:t>extraReducers</w:t>
+      </w:r>
+      <w:r>
+        <w:rPr/>
+        <w:t>. For plain data fetching, RTK Query is usually better because it adds caching.</w:t>
+      </w:r>
+    </w:p>
+    <w:p>
+      <w:r>
+        <w:rPr/>
+      </w:r>
+      <w:r>
+        <w:rPr>
+          <w:b/>
+        </w:rPr>
+        <w:t>Example:</w:t>
+      </w:r>
+      <w:r>
+        <w:rPr/>
       </w:r>
     </w:p>
     <w:tbl>
@@ -3666,7 +3977,7 @@
                 <w:rFonts w:ascii="Courier New" w:hAnsi="Courier New" w:eastAsia="Courier New"/>
                 <w:sz w:val="19"/>
               </w:rPr>
-              <w:t>export const fetchTenant = createAsyncThunk(</w:t>
+              <w:t>export const fetchTenant = createAsyncThunk('tenant/fetch', async (id: string, { rejectWithValue, signal }) =&gt; {</w:t>
               <w:br/>
             </w:r>
             <w:r>
@@ -3674,7 +3985,7 @@
                 <w:rFonts w:ascii="Courier New" w:hAnsi="Courier New" w:eastAsia="Courier New"/>
                 <w:sz w:val="19"/>
               </w:rPr>
-              <w:t xml:space="preserve">  'tenant/fetch',</w:t>
+              <w:t xml:space="preserve">  const res = await fetch(`/api/tenants/${id}`, { signal });</w:t>
               <w:br/>
             </w:r>
             <w:r>
@@ -3682,7 +3993,7 @@
                 <w:rFonts w:ascii="Courier New" w:hAnsi="Courier New" w:eastAsia="Courier New"/>
                 <w:sz w:val="19"/>
               </w:rPr>
-              <w:t xml:space="preserve">  async (id: string, { rejectWithValue, signal }) =&gt; {</w:t>
+              <w:t xml:space="preserve">  if (!res.ok) return rejectWithValue(await res.json());</w:t>
               <w:br/>
             </w:r>
             <w:r>
@@ -3690,7 +4001,7 @@
                 <w:rFonts w:ascii="Courier New" w:hAnsi="Courier New" w:eastAsia="Courier New"/>
                 <w:sz w:val="19"/>
               </w:rPr>
-              <w:t xml:space="preserve">    const res = await fetch(`/api/tenants/${id}`, { signal });</w:t>
+              <w:t xml:space="preserve">  return (await res.json()) as Tenant;</w:t>
               <w:br/>
             </w:r>
             <w:r>
@@ -3698,94 +4009,7 @@
                 <w:rFonts w:ascii="Courier New" w:hAnsi="Courier New" w:eastAsia="Courier New"/>
                 <w:sz w:val="19"/>
               </w:rPr>
-              <w:t xml:space="preserve">    if (!res.ok) return rejectWithValue(await res.json());</w:t>
-              <w:br/>
-            </w:r>
-            <w:r>
-              <w:rPr>
-                <w:rFonts w:ascii="Courier New" w:hAnsi="Courier New" w:eastAsia="Courier New"/>
-                <w:sz w:val="19"/>
-              </w:rPr>
-              <w:t xml:space="preserve">    return (await res.json()) as Tenant;</w:t>
-              <w:br/>
-            </w:r>
-            <w:r>
-              <w:rPr>
-                <w:rFonts w:ascii="Courier New" w:hAnsi="Courier New" w:eastAsia="Courier New"/>
-                <w:sz w:val="19"/>
-              </w:rPr>
-              <w:t xml:space="preserve">  },</w:t>
-              <w:br/>
-            </w:r>
-            <w:r>
-              <w:rPr>
-                <w:rFonts w:ascii="Courier New" w:hAnsi="Courier New" w:eastAsia="Courier New"/>
-                <w:sz w:val="19"/>
-              </w:rPr>
-              <w:t>);</w:t>
-              <w:br/>
-            </w:r>
-            <w:r>
-              <w:rPr>
-                <w:rFonts w:ascii="Courier New" w:hAnsi="Courier New" w:eastAsia="Courier New"/>
-                <w:sz w:val="19"/>
-              </w:rPr>
-              <w:br/>
-            </w:r>
-            <w:r>
-              <w:rPr>
-                <w:rFonts w:ascii="Courier New" w:hAnsi="Courier New" w:eastAsia="Courier New"/>
-                <w:sz w:val="19"/>
-              </w:rPr>
-              <w:t>// in the slice:</w:t>
-              <w:br/>
-            </w:r>
-            <w:r>
-              <w:rPr>
-                <w:rFonts w:ascii="Courier New" w:hAnsi="Courier New" w:eastAsia="Courier New"/>
-                <w:sz w:val="19"/>
-              </w:rPr>
-              <w:t>extraReducers: (builder) =&gt; {</w:t>
-              <w:br/>
-            </w:r>
-            <w:r>
-              <w:rPr>
-                <w:rFonts w:ascii="Courier New" w:hAnsi="Courier New" w:eastAsia="Courier New"/>
-                <w:sz w:val="19"/>
-              </w:rPr>
-              <w:t xml:space="preserve">  builder</w:t>
-              <w:br/>
-            </w:r>
-            <w:r>
-              <w:rPr>
-                <w:rFonts w:ascii="Courier New" w:hAnsi="Courier New" w:eastAsia="Courier New"/>
-                <w:sz w:val="19"/>
-              </w:rPr>
-              <w:t xml:space="preserve">    .addCase(fetchTenant.pending, (s) =&gt; { s.status = 'loading'; })</w:t>
-              <w:br/>
-            </w:r>
-            <w:r>
-              <w:rPr>
-                <w:rFonts w:ascii="Courier New" w:hAnsi="Courier New" w:eastAsia="Courier New"/>
-                <w:sz w:val="19"/>
-              </w:rPr>
-              <w:t xml:space="preserve">    .addCase(fetchTenant.fulfilled, (s, a) =&gt; { s.status = 'idle'; s.data = a.payload; })</w:t>
-              <w:br/>
-            </w:r>
-            <w:r>
-              <w:rPr>
-                <w:rFonts w:ascii="Courier New" w:hAnsi="Courier New" w:eastAsia="Courier New"/>
-                <w:sz w:val="19"/>
-              </w:rPr>
-              <w:t xml:space="preserve">    .addCase(fetchTenant.rejected, (s, a) =&gt; { s.status = 'error'; s.error = a.payload; });</w:t>
-              <w:br/>
-            </w:r>
-            <w:r>
-              <w:rPr>
-                <w:rFonts w:ascii="Courier New" w:hAnsi="Courier New" w:eastAsia="Courier New"/>
-                <w:sz w:val="19"/>
-              </w:rPr>
-              <w:t>}</w:t>
+              <w:t>});</w:t>
             </w:r>
           </w:p>
         </w:tc>
@@ -3804,11 +4028,11 @@
         <w:rPr>
           <w:b/>
         </w:rPr>
-        <w:t>Short answer:</w:t>
-      </w:r>
-      <w:r>
-        <w:rPr/>
-        <w:t xml:space="preserve"> It generates </w:t>
+        <w:t>Say it like this:</w:t>
+      </w:r>
+      <w:r>
+        <w:rPr/>
+        <w:t xml:space="preserve"> "</w:t>
       </w:r>
       <w:r>
         <w:rPr>
@@ -3816,35 +4040,11 @@
           <w:color w:val="B42318"/>
           <w:sz w:val="20"/>
         </w:rPr>
-        <w:t>pending</w:t>
-      </w:r>
-      <w:r>
-        <w:rPr/>
-        <w:t xml:space="preserve">, </w:t>
-      </w:r>
-      <w:r>
-        <w:rPr>
-          <w:rFonts w:ascii="Courier New" w:hAnsi="Courier New"/>
-          <w:color w:val="B42318"/>
-          <w:sz w:val="20"/>
-        </w:rPr>
-        <w:t>fulfilled</w:t>
-      </w:r>
-      <w:r>
-        <w:rPr/>
-        <w:t xml:space="preserve"> and </w:t>
-      </w:r>
-      <w:r>
-        <w:rPr>
-          <w:rFonts w:ascii="Courier New" w:hAnsi="Courier New"/>
-          <w:color w:val="B42318"/>
-          <w:sz w:val="20"/>
-        </w:rPr>
-        <w:t>rejected</w:t>
-      </w:r>
-      <w:r>
-        <w:rPr/>
-        <w:t xml:space="preserve"> actions for an async function automatically. For plain data fetching, though, RTK Query is usually better, because it adds caching on top.</w:t>
+        <w:t>createAsyncThunk</w:t>
+      </w:r>
+      <w:r>
+        <w:rPr/>
+        <w:t xml:space="preserve"> standardises loading and error actions, though for fetching I'd normally use RTK Query."</w:t>
       </w:r>
     </w:p>
     <w:p>
@@ -3880,302 +4080,50 @@
         </w:rPr>
       </w:r>
     </w:p>
-    <w:tbl>
-      <w:tblPr>
-        <w:tblStyle w:val="TableGrid"/>
-        <w:tblW w:type="auto" w:w="0"/>
-        <w:jc w:val="center"/>
-        <w:tblCellMar>
-          <w:top w:w="68" w:type="dxa"/>
-          <w:left w:w="68" w:type="dxa"/>
-          <w:bottom w:w="68" w:type="dxa"/>
-          <w:right w:w="68" w:type="dxa"/>
-        </w:tblCellMar>
-        <w:tblLook w:firstColumn="1" w:firstRow="1" w:lastColumn="0" w:lastRow="0" w:noHBand="0" w:noVBand="1" w:val="04A0"/>
-      </w:tblPr>
-      <w:tblGrid>
-        <w:gridCol w:w="2493"/>
-        <w:gridCol w:w="2493"/>
-        <w:gridCol w:w="2493"/>
-        <w:gridCol w:w="2493"/>
-      </w:tblGrid>
-      <w:tr>
-        <w:tc>
-          <w:tcPr>
-            <w:tcW w:type="dxa" w:w="2493"/>
-            <w:shd w:val="clear" w:color="auto" w:fill="1F3A5F"/>
-          </w:tcPr>
-          <w:p>
-            <w:pPr>
-              <w:spacing w:after="0"/>
-            </w:pPr>
-          </w:p>
-        </w:tc>
-        <w:tc>
-          <w:tcPr>
-            <w:tcW w:type="dxa" w:w="2493"/>
-            <w:shd w:val="clear" w:color="auto" w:fill="1F3A5F"/>
-          </w:tcPr>
-          <w:p>
-            <w:pPr>
-              <w:spacing w:after="0"/>
-            </w:pPr>
-            <w:r>
-              <w:rPr>
-                <w:b/>
-                <w:color w:val="FFFFFF"/>
-                <w:sz w:val="20"/>
-              </w:rPr>
-              <w:t>Thunk</w:t>
-            </w:r>
-          </w:p>
-        </w:tc>
-        <w:tc>
-          <w:tcPr>
-            <w:tcW w:type="dxa" w:w="2493"/>
-            <w:shd w:val="clear" w:color="auto" w:fill="1F3A5F"/>
-          </w:tcPr>
-          <w:p>
-            <w:pPr>
-              <w:spacing w:after="0"/>
-            </w:pPr>
-            <w:r>
-              <w:rPr>
-                <w:b/>
-                <w:color w:val="FFFFFF"/>
-                <w:sz w:val="20"/>
-              </w:rPr>
-              <w:t>Redux-Saga</w:t>
-            </w:r>
-          </w:p>
-        </w:tc>
-        <w:tc>
-          <w:tcPr>
-            <w:tcW w:type="dxa" w:w="2493"/>
-            <w:shd w:val="clear" w:color="auto" w:fill="1F3A5F"/>
-          </w:tcPr>
-          <w:p>
-            <w:pPr>
-              <w:spacing w:after="0"/>
-            </w:pPr>
-            <w:r>
-              <w:rPr>
-                <w:b/>
-                <w:color w:val="FFFFFF"/>
-                <w:sz w:val="20"/>
-              </w:rPr>
-              <w:t>Listener middleware (RTK)</w:t>
-            </w:r>
-          </w:p>
-        </w:tc>
-      </w:tr>
-      <w:tr>
-        <w:tc>
-          <w:tcPr>
-            <w:tcW w:type="dxa" w:w="2493"/>
-          </w:tcPr>
-          <w:p>
-            <w:pPr>
-              <w:spacing w:after="0"/>
-            </w:pPr>
-            <w:r>
-              <w:rPr>
-                <w:sz w:val="20"/>
-              </w:rPr>
-              <w:t>Style</w:t>
-            </w:r>
-          </w:p>
-        </w:tc>
-        <w:tc>
-          <w:tcPr>
-            <w:tcW w:type="dxa" w:w="2493"/>
-          </w:tcPr>
-          <w:p>
-            <w:pPr>
-              <w:spacing w:after="0"/>
-            </w:pPr>
-            <w:r>
-              <w:rPr>
-                <w:sz w:val="20"/>
-              </w:rPr>
-              <w:t>async functions</w:t>
-            </w:r>
-          </w:p>
-        </w:tc>
-        <w:tc>
-          <w:tcPr>
-            <w:tcW w:type="dxa" w:w="2493"/>
-          </w:tcPr>
-          <w:p>
-            <w:pPr>
-              <w:spacing w:after="0"/>
-            </w:pPr>
-            <w:r>
-              <w:rPr>
-                <w:sz w:val="20"/>
-              </w:rPr>
-              <w:t>generator functions and effects</w:t>
-            </w:r>
-          </w:p>
-        </w:tc>
-        <w:tc>
-          <w:tcPr>
-            <w:tcW w:type="dxa" w:w="2493"/>
-          </w:tcPr>
-          <w:p>
-            <w:pPr>
-              <w:spacing w:after="0"/>
-            </w:pPr>
-            <w:r>
-              <w:rPr>
-                <w:sz w:val="20"/>
-              </w:rPr>
-              <w:t>callbacks that react to actions</w:t>
-            </w:r>
-          </w:p>
-        </w:tc>
-      </w:tr>
-      <w:tr>
-        <w:tc>
-          <w:tcPr>
-            <w:tcW w:type="dxa" w:w="2493"/>
-            <w:shd w:val="clear" w:color="auto" w:fill="F7F9FC"/>
-          </w:tcPr>
-          <w:p>
-            <w:pPr>
-              <w:spacing w:after="0"/>
-            </w:pPr>
-            <w:r>
-              <w:rPr>
-                <w:sz w:val="20"/>
-              </w:rPr>
-              <w:t>Complexity</w:t>
-            </w:r>
-          </w:p>
-        </w:tc>
-        <w:tc>
-          <w:tcPr>
-            <w:tcW w:type="dxa" w:w="2493"/>
-            <w:shd w:val="clear" w:color="auto" w:fill="F7F9FC"/>
-          </w:tcPr>
-          <w:p>
-            <w:pPr>
-              <w:spacing w:after="0"/>
-            </w:pPr>
-            <w:r>
-              <w:rPr>
-                <w:sz w:val="20"/>
-              </w:rPr>
-              <w:t>low</w:t>
-            </w:r>
-          </w:p>
-        </w:tc>
-        <w:tc>
-          <w:tcPr>
-            <w:tcW w:type="dxa" w:w="2493"/>
-            <w:shd w:val="clear" w:color="auto" w:fill="F7F9FC"/>
-          </w:tcPr>
-          <w:p>
-            <w:pPr>
-              <w:spacing w:after="0"/>
-            </w:pPr>
-            <w:r>
-              <w:rPr>
-                <w:sz w:val="20"/>
-              </w:rPr>
-              <w:t>high</w:t>
-            </w:r>
-          </w:p>
-        </w:tc>
-        <w:tc>
-          <w:tcPr>
-            <w:tcW w:type="dxa" w:w="2493"/>
-            <w:shd w:val="clear" w:color="auto" w:fill="F7F9FC"/>
-          </w:tcPr>
-          <w:p>
-            <w:pPr>
-              <w:spacing w:after="0"/>
-            </w:pPr>
-            <w:r>
-              <w:rPr>
-                <w:sz w:val="20"/>
-              </w:rPr>
-              <w:t>low–medium</w:t>
-            </w:r>
-          </w:p>
-        </w:tc>
-      </w:tr>
-      <w:tr>
-        <w:tc>
-          <w:tcPr>
-            <w:tcW w:type="dxa" w:w="2493"/>
-          </w:tcPr>
-          <w:p>
-            <w:pPr>
-              <w:spacing w:after="0"/>
-            </w:pPr>
-            <w:r>
-              <w:rPr>
-                <w:sz w:val="20"/>
-              </w:rPr>
-              <w:t>Good for</w:t>
-            </w:r>
-          </w:p>
-        </w:tc>
-        <w:tc>
-          <w:tcPr>
-            <w:tcW w:type="dxa" w:w="2493"/>
-          </w:tcPr>
-          <w:p>
-            <w:pPr>
-              <w:spacing w:after="0"/>
-            </w:pPr>
-            <w:r>
-              <w:rPr>
-                <w:sz w:val="20"/>
-              </w:rPr>
-              <w:t>simple async</w:t>
-            </w:r>
-          </w:p>
-        </w:tc>
-        <w:tc>
-          <w:tcPr>
-            <w:tcW w:type="dxa" w:w="2493"/>
-          </w:tcPr>
-          <w:p>
-            <w:pPr>
-              <w:spacing w:after="0"/>
-            </w:pPr>
-            <w:r>
-              <w:rPr>
-                <w:sz w:val="20"/>
-              </w:rPr>
-              <w:t>complex orchestration, cancellation, races</w:t>
-            </w:r>
-          </w:p>
-        </w:tc>
-        <w:tc>
-          <w:tcPr>
-            <w:tcW w:type="dxa" w:w="2493"/>
-          </w:tcPr>
-          <w:p>
-            <w:pPr>
-              <w:spacing w:after="0"/>
-            </w:pPr>
-            <w:r>
-              <w:rPr>
-                <w:sz w:val="20"/>
-              </w:rPr>
-              <w:t>side effects such as syncing storage, analytics, cross-slice logic</w:t>
-            </w:r>
-          </w:p>
-        </w:tc>
-      </w:tr>
-    </w:tbl>
-    <w:p>
-      <w:pPr>
-        <w:spacing w:after="40"/>
-      </w:pPr>
+    <w:p>
+      <w:r>
+        <w:rPr/>
+      </w:r>
+      <w:r>
+        <w:rPr>
+          <w:b/>
+        </w:rPr>
+        <w:t>Short answer:</w:t>
+      </w:r>
+      <w:r>
+        <w:rPr/>
+        <w:t xml:space="preserve"> Thunks for simple async, sagas for complex orchestration with generators, listener middleware for reacting to actions with lightweight side effects.</w:t>
+      </w:r>
+    </w:p>
+    <w:p>
+      <w:r>
+        <w:rPr/>
+      </w:r>
+      <w:r>
+        <w:rPr>
+          <w:b/>
+        </w:rPr>
+        <w:t>Explanation:</w:t>
+      </w:r>
+      <w:r>
+        <w:rPr/>
+        <w:t xml:space="preserve"> Sagas are powerful (cancellation, races) but add a generator-based paradigm most teams don't need.</w:t>
+      </w:r>
+    </w:p>
+    <w:p>
+      <w:r>
+        <w:rPr/>
+      </w:r>
+      <w:r>
+        <w:rPr>
+          <w:b/>
+        </w:rPr>
+        <w:t>Example:</w:t>
+      </w:r>
+      <w:r>
+        <w:rPr/>
+        <w:t xml:space="preserve"> On logout, a listener clears API caches and broadcasts to other tabs.</w:t>
+      </w:r>
     </w:p>
     <w:p>
       <w:r>
@@ -4189,7 +4137,7 @@
       </w:r>
       <w:r>
         <w:rPr/>
-        <w:t xml:space="preserve"> "For side effects that react to actions, like clearing caches and broadcasting to other tabs on logout, I use RTK's listener middleware. It's lightweight. Sagas are powerful but add a whole generator-based paradigm that most teams don't need."</w:t>
+        <w:t xml:space="preserve"> "For side effects that react to actions, RTK's listener middleware is my default; sagas only for genuinely complex orchestration."</w:t>
       </w:r>
     </w:p>
     <w:p>
@@ -4223,6 +4171,62 @@
           <w:color w:val="1F3A5F"/>
           <w:sz w:val="24"/>
         </w:rPr>
+      </w:r>
+    </w:p>
+    <w:p>
+      <w:r>
+        <w:rPr/>
+      </w:r>
+      <w:r>
+        <w:rPr>
+          <w:b/>
+        </w:rPr>
+        <w:t>Short answer:</w:t>
+      </w:r>
+      <w:r>
+        <w:rPr/>
+        <w:t xml:space="preserve"> </w:t>
+      </w:r>
+      <w:r>
+        <w:rPr>
+          <w:rFonts w:ascii="Courier New" w:hAnsi="Courier New"/>
+          <w:color w:val="B42318"/>
+          <w:sz w:val="20"/>
+        </w:rPr>
+        <w:t>startListening</w:t>
+      </w:r>
+      <w:r>
+        <w:rPr/>
+        <w:t xml:space="preserve"> runs an effect whenever a matching action is dispatched.</w:t>
+      </w:r>
+    </w:p>
+    <w:p>
+      <w:r>
+        <w:rPr/>
+      </w:r>
+      <w:r>
+        <w:rPr>
+          <w:b/>
+        </w:rPr>
+        <w:t>Explanation:</w:t>
+      </w:r>
+      <w:r>
+        <w:rPr/>
+        <w:t xml:space="preserve"> It's ideal for cross-slice logic, syncing storage and analytics, without putting side effects in reducers.</w:t>
+      </w:r>
+    </w:p>
+    <w:p>
+      <w:r>
+        <w:rPr/>
+      </w:r>
+      <w:r>
+        <w:rPr>
+          <w:b/>
+        </w:rPr>
+        <w:t>Example:</w:t>
+      </w:r>
+      <w:r>
+        <w:rPr/>
       </w:r>
     </w:p>
     <w:tbl>
@@ -4273,13 +4277,6 @@
                 <w:rFonts w:ascii="Courier New" w:hAnsi="Courier New" w:eastAsia="Courier New"/>
                 <w:sz w:val="19"/>
               </w:rPr>
-              <w:br/>
-            </w:r>
-            <w:r>
-              <w:rPr>
-                <w:rFonts w:ascii="Courier New" w:hAnsi="Courier New" w:eastAsia="Courier New"/>
-                <w:sz w:val="19"/>
-              </w:rPr>
               <w:t>listener.startListening({</w:t>
               <w:br/>
             </w:r>
@@ -4304,7 +4301,7 @@
                 <w:rFonts w:ascii="Courier New" w:hAnsi="Courier New" w:eastAsia="Courier New"/>
                 <w:sz w:val="19"/>
               </w:rPr>
-              <w:t xml:space="preserve">    api.dispatch(apiSlice.util.resetApiState());   // clear all cached server data</w:t>
+              <w:t xml:space="preserve">    api.dispatch(apiSlice.util.resetApiState());</w:t>
               <w:br/>
             </w:r>
             <w:r>
@@ -4312,7 +4309,7 @@
                 <w:rFonts w:ascii="Courier New" w:hAnsi="Courier New" w:eastAsia="Courier New"/>
                 <w:sz w:val="19"/>
               </w:rPr>
-              <w:t xml:space="preserve">    broadcast.postMessage('logout');               // log out other tabs</w:t>
+              <w:t xml:space="preserve">    broadcast.postMessage('logout');</w:t>
               <w:br/>
             </w:r>
             <w:r>
@@ -4340,6 +4337,21 @@
       </w:pPr>
     </w:p>
     <w:p>
+      <w:r>
+        <w:rPr/>
+      </w:r>
+      <w:r>
+        <w:rPr>
+          <w:b/>
+        </w:rPr>
+        <w:t>Say it like this:</w:t>
+      </w:r>
+      <w:r>
+        <w:rPr/>
+        <w:t xml:space="preserve"> "Logout cleanup lives in one listener: reset caches and log out other tabs."</w:t>
+      </w:r>
+    </w:p>
+    <w:p>
       <w:pPr>
         <w:pBdr>
           <w:bottom w:val="single" w:sz="6" w:space="1" w:color="BFC7D5"/>
@@ -4387,6 +4399,62 @@
           <w:color w:val="1F3A5F"/>
           <w:sz w:val="24"/>
         </w:rPr>
+      </w:r>
+    </w:p>
+    <w:p>
+      <w:r>
+        <w:rPr/>
+      </w:r>
+      <w:r>
+        <w:rPr>
+          <w:b/>
+        </w:rPr>
+        <w:t>Short answer:</w:t>
+      </w:r>
+      <w:r>
+        <w:rPr/>
+        <w:t xml:space="preserve"> Selectors read state; </w:t>
+      </w:r>
+      <w:r>
+        <w:rPr>
+          <w:rFonts w:ascii="Courier New" w:hAnsi="Courier New"/>
+          <w:color w:val="B42318"/>
+          <w:sz w:val="20"/>
+        </w:rPr>
+        <w:t>createSelector</w:t>
+      </w:r>
+      <w:r>
+        <w:rPr/>
+        <w:t xml:space="preserve"> recomputes only when its inputs change and otherwise returns the same reference.</w:t>
+      </w:r>
+    </w:p>
+    <w:p>
+      <w:r>
+        <w:rPr/>
+      </w:r>
+      <w:r>
+        <w:rPr>
+          <w:b/>
+        </w:rPr>
+        <w:t>Explanation:</w:t>
+      </w:r>
+      <w:r>
+        <w:rPr/>
+        <w:t xml:space="preserve"> That avoids repeated expensive work and unnecessary re-renders from new arrays.</w:t>
+      </w:r>
+    </w:p>
+    <w:p>
+      <w:r>
+        <w:rPr/>
+      </w:r>
+      <w:r>
+        <w:rPr>
+          <w:b/>
+        </w:rPr>
+        <w:t>Example:</w:t>
+      </w:r>
+      <w:r>
+        <w:rPr/>
       </w:r>
     </w:p>
     <w:tbl>
@@ -4429,29 +4497,6 @@
                 <w:rFonts w:ascii="Courier New" w:hAnsi="Courier New" w:eastAsia="Courier New"/>
                 <w:sz w:val="19"/>
               </w:rPr>
-              <w:t>const selectCalls = (s: RootState) =&gt; s.calls.items;</w:t>
-              <w:br/>
-            </w:r>
-            <w:r>
-              <w:rPr>
-                <w:rFonts w:ascii="Courier New" w:hAnsi="Courier New" w:eastAsia="Courier New"/>
-                <w:sz w:val="19"/>
-              </w:rPr>
-              <w:t>const selectFilter = (s: RootState) =&gt; s.calls.filter;</w:t>
-              <w:br/>
-            </w:r>
-            <w:r>
-              <w:rPr>
-                <w:rFonts w:ascii="Courier New" w:hAnsi="Courier New" w:eastAsia="Courier New"/>
-                <w:sz w:val="19"/>
-              </w:rPr>
-              <w:br/>
-            </w:r>
-            <w:r>
-              <w:rPr>
-                <w:rFonts w:ascii="Courier New" w:hAnsi="Courier New" w:eastAsia="Courier New"/>
-                <w:sz w:val="19"/>
-              </w:rPr>
               <w:t>export const selectFlaggedCalls = createSelector(</w:t>
               <w:br/>
             </w:r>
@@ -4460,7 +4505,7 @@
                 <w:rFonts w:ascii="Courier New" w:hAnsi="Courier New" w:eastAsia="Courier New"/>
                 <w:sz w:val="19"/>
               </w:rPr>
-              <w:t xml:space="preserve">  [selectCalls, selectFilter],</w:t>
+              <w:t xml:space="preserve">  [(s: RootState) =&gt; s.calls.items, (s: RootState) =&gt; s.calls.filter],</w:t>
               <w:br/>
             </w:r>
             <w:r>
@@ -4495,33 +4540,11 @@
         <w:rPr>
           <w:b/>
         </w:rPr>
-        <w:t>Short answer:</w:t>
-      </w:r>
-      <w:r>
-        <w:rPr/>
-        <w:t xml:space="preserve"> </w:t>
-      </w:r>
-      <w:r>
-        <w:rPr>
-          <w:rFonts w:ascii="Courier New" w:hAnsi="Courier New"/>
-          <w:color w:val="B42318"/>
-          <w:sz w:val="20"/>
-        </w:rPr>
-        <w:t>createSelector</w:t>
-      </w:r>
-      <w:r>
-        <w:rPr/>
-        <w:t xml:space="preserve"> (from Reselect) recomputes only when its inputs change. Otherwise it returns the </w:t>
-      </w:r>
-      <w:r>
-        <w:rPr>
-          <w:b/>
-        </w:rPr>
-        <w:t>same reference</w:t>
-      </w:r>
-      <w:r>
-        <w:rPr/>
-        <w:t xml:space="preserve"> as last time. That avoids both repeated expensive work and unnecessary re-renders.</w:t>
+        <w:t>Say it like this:</w:t>
+      </w:r>
+      <w:r>
+        <w:rPr/>
+        <w:t xml:space="preserve"> "Memoised selectors return the same array until inputs change, so components don't re-render for nothing."</w:t>
       </w:r>
     </w:p>
     <w:p>
@@ -4594,11 +4617,11 @@
           <w:color w:val="B42318"/>
           <w:sz w:val="20"/>
         </w:rPr>
-        <w:t>useSelector</w:t>
-      </w:r>
-      <w:r>
-        <w:rPr/>
-        <w:t xml:space="preserve"> compares the result with </w:t>
+        <w:t>filter</w:t>
+      </w:r>
+      <w:r>
+        <w:rPr/>
+        <w:t xml:space="preserve"> returns a new array each call, and </w:t>
       </w:r>
       <w:r>
         <w:rPr>
@@ -4606,11 +4629,11 @@
           <w:color w:val="B42318"/>
           <w:sz w:val="20"/>
         </w:rPr>
-        <w:t>===</w:t>
-      </w:r>
-      <w:r>
-        <w:rPr/>
-        <w:t xml:space="preserve">, and </w:t>
+        <w:t>useSelector</w:t>
+      </w:r>
+      <w:r>
+        <w:rPr/>
+        <w:t xml:space="preserve"> compares with </w:t>
       </w:r>
       <w:r>
         <w:rPr>
@@ -4618,31 +4641,26 @@
           <w:color w:val="B42318"/>
           <w:sz w:val="20"/>
         </w:rPr>
-        <w:t>filter</w:t>
-      </w:r>
-      <w:r>
-        <w:rPr/>
-        <w:t xml:space="preserve"> returns a </w:t>
-      </w:r>
-      <w:r>
-        <w:rPr>
-          <w:b/>
-        </w:rPr>
-        <w:t>new array</w:t>
-      </w:r>
-      <w:r>
-        <w:rPr/>
-        <w:t xml:space="preserve"> on every call. So the component re-renders after </w:t>
-      </w:r>
-      <w:r>
-        <w:rPr>
-          <w:i/>
-        </w:rPr>
-        <w:t>every</w:t>
-      </w:r>
-      <w:r>
-        <w:rPr/>
-        <w:t xml:space="preserve"> dispatch, even unrelated ones. Fix it with a memoized selector (</w:t>
+        <w:t>===</w:t>
+      </w:r>
+      <w:r>
+        <w:rPr/>
+        <w:t>, so it sees a change after every dispatch.</w:t>
+      </w:r>
+    </w:p>
+    <w:p>
+      <w:r>
+        <w:rPr/>
+      </w:r>
+      <w:r>
+        <w:rPr>
+          <w:b/>
+        </w:rPr>
+        <w:t>Explanation:</w:t>
+      </w:r>
+      <w:r>
+        <w:rPr/>
+        <w:t xml:space="preserve"> Use a memoised selector or </w:t>
       </w:r>
       <w:r>
         <w:rPr>
@@ -4650,11 +4668,99 @@
           <w:color w:val="B42318"/>
           <w:sz w:val="20"/>
         </w:rPr>
-        <w:t>createSelector</w:t>
-      </w:r>
-      <w:r>
-        <w:rPr/>
-        <w:t xml:space="preserve">), or pass </w:t>
+        <w:t>shallowEqual</w:t>
+      </w:r>
+      <w:r>
+        <w:rPr/>
+        <w:t>.</w:t>
+      </w:r>
+    </w:p>
+    <w:p>
+      <w:r>
+        <w:rPr/>
+      </w:r>
+      <w:r>
+        <w:rPr>
+          <w:b/>
+        </w:rPr>
+        <w:t>Example:</w:t>
+      </w:r>
+      <w:r>
+        <w:rPr/>
+      </w:r>
+    </w:p>
+    <w:tbl>
+      <w:tblPr>
+        <w:tblW w:type="auto" w:w="0"/>
+        <w:jc w:val="center"/>
+        <w:tblCellMar>
+          <w:top w:w="141" w:type="dxa"/>
+          <w:left w:w="141" w:type="dxa"/>
+          <w:bottom w:w="141" w:type="dxa"/>
+          <w:right w:w="141" w:type="dxa"/>
+        </w:tblCellMar>
+        <w:tblLook w:firstColumn="1" w:firstRow="1" w:lastColumn="0" w:lastRow="0" w:noHBand="0" w:noVBand="1" w:val="04A0"/>
+      </w:tblPr>
+      <w:tblGrid>
+        <w:gridCol w:w="9972"/>
+      </w:tblGrid>
+      <w:tr>
+        <w:tc>
+          <w:tcPr>
+            <w:tcW w:type="dxa" w:w="9972"/>
+            <w:shd w:val="clear" w:color="auto" w:fill="F3F4F6"/>
+          </w:tcPr>
+          <w:p>
+            <w:pPr>
+              <w:spacing w:after="0" w:line="240" w:lineRule="auto"/>
+            </w:pPr>
+            <w:r>
+              <w:rPr>
+                <w:rFonts w:ascii="Arial" w:hAnsi="Arial"/>
+                <w:b/>
+                <w:color w:val="6B7280"/>
+                <w:sz w:val="16"/>
+              </w:rPr>
+              <w:t>TS</w:t>
+              <w:br/>
+            </w:r>
+            <w:r>
+              <w:rPr>
+                <w:rFonts w:ascii="Courier New" w:hAnsi="Courier New" w:eastAsia="Courier New"/>
+                <w:sz w:val="19"/>
+              </w:rPr>
+              <w:t>const flagged = useAppSelector(selectFlaggedCalls);           // memoised</w:t>
+              <w:br/>
+            </w:r>
+            <w:r>
+              <w:rPr>
+                <w:rFonts w:ascii="Courier New" w:hAnsi="Courier New" w:eastAsia="Courier New"/>
+                <w:sz w:val="19"/>
+              </w:rPr>
+              <w:t>const ids = useAppSelector((s) =&gt; s.calls.ids, shallowEqual); // shallow compare</w:t>
+            </w:r>
+          </w:p>
+        </w:tc>
+      </w:tr>
+    </w:tbl>
+    <w:p>
+      <w:pPr>
+        <w:spacing w:after="40"/>
+      </w:pPr>
+    </w:p>
+    <w:p>
+      <w:r>
+        <w:rPr/>
+      </w:r>
+      <w:r>
+        <w:rPr>
+          <w:b/>
+        </w:rPr>
+        <w:t>Say it like this:</w:t>
+      </w:r>
+      <w:r>
+        <w:rPr/>
+        <w:t xml:space="preserve"> "Deriving arrays inline in </w:t>
       </w:r>
       <w:r>
         <w:rPr>
@@ -4662,11 +4768,23 @@
           <w:color w:val="B42318"/>
           <w:sz w:val="20"/>
         </w:rPr>
-        <w:t>shallowEqual</w:t>
-      </w:r>
-      <w:r>
-        <w:rPr/>
-        <w:t xml:space="preserve"> as the comparison function.</w:t>
+        <w:t>useSelector</w:t>
+      </w:r>
+      <w:r>
+        <w:rPr/>
+        <w:t xml:space="preserve"> re-renders on every action; I move that into </w:t>
+      </w:r>
+      <w:r>
+        <w:rPr>
+          <w:rFonts w:ascii="Courier New" w:hAnsi="Courier New"/>
+          <w:color w:val="B42318"/>
+          <w:sz w:val="20"/>
+        </w:rPr>
+        <w:t>createSelector</w:t>
+      </w:r>
+      <w:r>
+        <w:rPr/>
+        <w:t>."</w:t>
       </w:r>
     </w:p>
     <w:p>
@@ -4717,6 +4835,50 @@
           <w:color w:val="1F3A5F"/>
           <w:sz w:val="24"/>
         </w:rPr>
+      </w:r>
+    </w:p>
+    <w:p>
+      <w:r>
+        <w:rPr/>
+      </w:r>
+      <w:r>
+        <w:rPr>
+          <w:b/>
+        </w:rPr>
+        <w:t>Short answer:</w:t>
+      </w:r>
+      <w:r>
+        <w:rPr/>
+        <w:t xml:space="preserve"> Storing items by ID in a lookup table instead of nested arrays; the entity adapter gives CRUD reducers and selectors for that shape.</w:t>
+      </w:r>
+    </w:p>
+    <w:p>
+      <w:r>
+        <w:rPr/>
+      </w:r>
+      <w:r>
+        <w:rPr>
+          <w:b/>
+        </w:rPr>
+        <w:t>Explanation:</w:t>
+      </w:r>
+      <w:r>
+        <w:rPr/>
+        <w:t xml:space="preserve"> Lookups and updates are O(1), and an item is never duplicated across lists.</w:t>
+      </w:r>
+    </w:p>
+    <w:p>
+      <w:r>
+        <w:rPr/>
+      </w:r>
+      <w:r>
+        <w:rPr>
+          <w:b/>
+        </w:rPr>
+        <w:t>Example:</w:t>
+      </w:r>
+      <w:r>
+        <w:rPr/>
       </w:r>
     </w:p>
     <w:tbl>
@@ -4767,21 +4929,6 @@
                 <w:rFonts w:ascii="Courier New" w:hAnsi="Courier New" w:eastAsia="Courier New"/>
                 <w:sz w:val="19"/>
               </w:rPr>
-              <w:t>// state shape: { ids: ['1', '2'], entities: { '1': {...}, '2': {...} } }</w:t>
-              <w:br/>
-            </w:r>
-            <w:r>
-              <w:rPr>
-                <w:rFonts w:ascii="Courier New" w:hAnsi="Courier New" w:eastAsia="Courier New"/>
-                <w:sz w:val="19"/>
-              </w:rPr>
-              <w:br/>
-            </w:r>
-            <w:r>
-              <w:rPr>
-                <w:rFonts w:ascii="Courier New" w:hAnsi="Courier New" w:eastAsia="Courier New"/>
-                <w:sz w:val="19"/>
-              </w:rPr>
               <w:t>const callsSlice = createSlice({</w:t>
               <w:br/>
             </w:r>
@@ -4822,13 +4969,6 @@
                 <w:rFonts w:ascii="Courier New" w:hAnsi="Courier New" w:eastAsia="Courier New"/>
                 <w:sz w:val="19"/>
               </w:rPr>
-              <w:br/>
-            </w:r>
-            <w:r>
-              <w:rPr>
-                <w:rFonts w:ascii="Courier New" w:hAnsi="Courier New" w:eastAsia="Courier New"/>
-                <w:sz w:val="19"/>
-              </w:rPr>
               <w:t>export const { selectAll, selectById } = callsAdapter.getSelectors((s: RootState) =&gt; s.calls);</w:t>
             </w:r>
           </w:p>
@@ -4848,11 +4988,11 @@
         <w:rPr>
           <w:b/>
         </w:rPr>
-        <w:t>Short answer:</w:t>
-      </w:r>
-      <w:r>
-        <w:rPr/>
-        <w:t xml:space="preserve"> Normalising means storing items in a lookup table keyed by ID, like a database table, instead of nested arrays. You get O(1) lookups and updates, and the same item is never duplicated in several lists.</w:t>
+        <w:t>Say it like this:</w:t>
+      </w:r>
+      <w:r>
+        <w:rPr/>
+        <w:t xml:space="preserve"> "Normalising means one copy of each call; updating its score fixes it everywhere it's shown."</w:t>
       </w:r>
     </w:p>
     <w:p>
@@ -4900,32 +5040,37 @@
       </w:r>
       <w:r>
         <w:rPr/>
-        <w:t xml:space="preserve"> Server state is a </w:t>
-      </w:r>
-      <w:r>
-        <w:rPr>
-          <w:b/>
-        </w:rPr>
-        <w:t>cache</w:t>
-      </w:r>
-      <w:r>
-        <w:rPr/>
-        <w:t xml:space="preserve"> of data the backend owns. It can be stale, and it needs fetching, deduplication, background refresh, invalidation, pagination and retries. Client state is synchronous and owned by the UI. Putting server data into hand-written reducers means re-implementing a cache, badly.</w:t>
-      </w:r>
-    </w:p>
-    <w:p>
-      <w:r>
-        <w:rPr/>
-      </w:r>
-      <w:r>
-        <w:rPr>
-          <w:b/>
-        </w:rPr>
-        <w:t>Say it like this:</w:t>
-      </w:r>
-      <w:r>
-        <w:rPr/>
-        <w:t xml:space="preserve"> "Most of the Redux code I've seen in older projects was hand-written caching: </w:t>
+        <w:t xml:space="preserve"> Server state is a cache that can go stale and needs fetching, deduplication, refresh and invalidation; client state is synchronous and owned by the UI.</w:t>
+      </w:r>
+    </w:p>
+    <w:p>
+      <w:r>
+        <w:rPr/>
+      </w:r>
+      <w:r>
+        <w:rPr>
+          <w:b/>
+        </w:rPr>
+        <w:t>Explanation:</w:t>
+      </w:r>
+      <w:r>
+        <w:rPr/>
+        <w:t xml:space="preserve"> Hand-written caching in reducers (loading flags, timestamps, manual refetch) is buggy and verbose.</w:t>
+      </w:r>
+    </w:p>
+    <w:p>
+      <w:r>
+        <w:rPr/>
+      </w:r>
+      <w:r>
+        <w:rPr>
+          <w:b/>
+        </w:rPr>
+        <w:t>Example:</w:t>
+      </w:r>
+      <w:r>
+        <w:rPr/>
+        <w:t xml:space="preserve"> Moving the call list from a Redux slice with </w:t>
       </w:r>
       <w:r>
         <w:rPr>
@@ -4937,7 +5082,7 @@
       </w:r>
       <w:r>
         <w:rPr/>
-        <w:t xml:space="preserve"> flags, </w:t>
+        <w:t>/</w:t>
       </w:r>
       <w:r>
         <w:rPr>
@@ -4949,7 +5094,22 @@
       </w:r>
       <w:r>
         <w:rPr/>
-        <w:t xml:space="preserve"> timestamps, manual refetching. Moving server data to RTK Query or TanStack Query deleted that code and fixed a whole class of stale-data bugs."</w:t>
+        <w:t xml:space="preserve"> into RTK Query deleted ~150 lines and fixed stale-data bugs.</w:t>
+      </w:r>
+    </w:p>
+    <w:p>
+      <w:r>
+        <w:rPr/>
+      </w:r>
+      <w:r>
+        <w:rPr>
+          <w:b/>
+        </w:rPr>
+        <w:t>Say it like this:</w:t>
+      </w:r>
+      <w:r>
+        <w:rPr/>
+        <w:t xml:space="preserve"> "Most old Redux code I've seen was hand-written caching; moving server data to a query library deleted it and its bugs."</w:t>
       </w:r>
     </w:p>
     <w:p>
@@ -4983,6 +5143,50 @@
           <w:color w:val="1F3A5F"/>
           <w:sz w:val="24"/>
         </w:rPr>
+      </w:r>
+    </w:p>
+    <w:p>
+      <w:r>
+        <w:rPr/>
+      </w:r>
+      <w:r>
+        <w:rPr>
+          <w:b/>
+        </w:rPr>
+        <w:t>Short answer:</w:t>
+      </w:r>
+      <w:r>
+        <w:rPr/>
+        <w:t xml:space="preserve"> Define endpoints once and get generated hooks with caching, deduplication, polling, loading flags and tag-based invalidation.</w:t>
+      </w:r>
+    </w:p>
+    <w:p>
+      <w:r>
+        <w:rPr/>
+      </w:r>
+      <w:r>
+        <w:rPr>
+          <w:b/>
+        </w:rPr>
+        <w:t>Explanation:</w:t>
+      </w:r>
+      <w:r>
+        <w:rPr/>
+        <w:t xml:space="preserve"> When a mutation invalidates a tag, every query providing that tag refetches automatically.</w:t>
+      </w:r>
+    </w:p>
+    <w:p>
+      <w:r>
+        <w:rPr/>
+      </w:r>
+      <w:r>
+        <w:rPr>
+          <w:b/>
+        </w:rPr>
+        <w:t>Example:</w:t>
+      </w:r>
+      <w:r>
+        <w:rPr/>
       </w:r>
     </w:p>
     <w:tbl>
@@ -5049,7 +5253,7 @@
                 <w:rFonts w:ascii="Courier New" w:hAnsi="Courier New" w:eastAsia="Courier New"/>
                 <w:sz w:val="19"/>
               </w:rPr>
-              <w:t xml:space="preserve">  tagTypes: ['Call', 'Score'],</w:t>
+              <w:t xml:space="preserve">  tagTypes: ['Call'],</w:t>
               <w:br/>
             </w:r>
             <w:r>
@@ -5057,7 +5261,7 @@
                 <w:rFonts w:ascii="Courier New" w:hAnsi="Courier New" w:eastAsia="Courier New"/>
                 <w:sz w:val="19"/>
               </w:rPr>
-              <w:t xml:space="preserve">  endpoints: (build) =&gt; ({</w:t>
+              <w:t xml:space="preserve">  endpoints: (b) =&gt; ({</w:t>
               <w:br/>
             </w:r>
             <w:r>
@@ -5065,7 +5269,7 @@
                 <w:rFonts w:ascii="Courier New" w:hAnsi="Courier New" w:eastAsia="Courier New"/>
                 <w:sz w:val="19"/>
               </w:rPr>
-              <w:t xml:space="preserve">    getCalls: build.query&lt;Call[], { tenantId: string; page: number }&gt;({</w:t>
+              <w:t xml:space="preserve">    getCalls: b.query&lt;Call[], { tenantId: string }&gt;({</w:t>
               <w:br/>
             </w:r>
             <w:r>
@@ -5073,7 +5277,7 @@
                 <w:rFonts w:ascii="Courier New" w:hAnsi="Courier New" w:eastAsia="Courier New"/>
                 <w:sz w:val="19"/>
               </w:rPr>
-              <w:t xml:space="preserve">      query: ({ tenantId, page }) =&gt; `tenants/${tenantId}/calls?page=${page}`,</w:t>
+              <w:t xml:space="preserve">      query: ({ tenantId }) =&gt; `tenants/${tenantId}/calls`,</w:t>
               <w:br/>
             </w:r>
             <w:r>
@@ -5081,31 +5285,7 @@
                 <w:rFonts w:ascii="Courier New" w:hAnsi="Courier New" w:eastAsia="Courier New"/>
                 <w:sz w:val="19"/>
               </w:rPr>
-              <w:t xml:space="preserve">      providesTags: (res, _err, { tenantId }) =&gt; [</w:t>
-              <w:br/>
-            </w:r>
-            <w:r>
-              <w:rPr>
-                <w:rFonts w:ascii="Courier New" w:hAnsi="Courier New" w:eastAsia="Courier New"/>
-                <w:sz w:val="19"/>
-              </w:rPr>
-              <w:t xml:space="preserve">        ...(res ?? []).map((c) =&gt; ({ type: 'Call' as const, id: c.id })),</w:t>
-              <w:br/>
-            </w:r>
-            <w:r>
-              <w:rPr>
-                <w:rFonts w:ascii="Courier New" w:hAnsi="Courier New" w:eastAsia="Courier New"/>
-                <w:sz w:val="19"/>
-              </w:rPr>
-              <w:t xml:space="preserve">        { type: 'Call', id: `LIST-${tenantId}` },</w:t>
-              <w:br/>
-            </w:r>
-            <w:r>
-              <w:rPr>
-                <w:rFonts w:ascii="Courier New" w:hAnsi="Courier New" w:eastAsia="Courier New"/>
-                <w:sz w:val="19"/>
-              </w:rPr>
-              <w:t xml:space="preserve">      ],</w:t>
+              <w:t xml:space="preserve">      providesTags: (r) =&gt; (r ?? []).map((c) =&gt; ({ type: 'Call' as const, id: c.id })),</w:t>
               <w:br/>
             </w:r>
             <w:r>
@@ -5121,7 +5301,7 @@
                 <w:rFonts w:ascii="Courier New" w:hAnsi="Courier New" w:eastAsia="Courier New"/>
                 <w:sz w:val="19"/>
               </w:rPr>
-              <w:t xml:space="preserve">    submitScore: build.mutation&lt;Score, ScoreInput&gt;({</w:t>
+              <w:t xml:space="preserve">    submitScore: b.mutation&lt;Score, ScoreInput&gt;({</w:t>
               <w:br/>
             </w:r>
             <w:r>
@@ -5137,7 +5317,7 @@
                 <w:rFonts w:ascii="Courier New" w:hAnsi="Courier New" w:eastAsia="Courier New"/>
                 <w:sz w:val="19"/>
               </w:rPr>
-              <w:t xml:space="preserve">      invalidatesTags: (_res, _err, arg) =&gt; [{ type: 'Call', id: arg.callId }],</w:t>
+              <w:t xml:space="preserve">      invalidatesTags: (_r, _e, arg) =&gt; [{ type: 'Call', id: arg.callId }],</w:t>
               <w:br/>
             </w:r>
             <w:r>
@@ -5162,6 +5342,249 @@
                 <w:sz w:val="19"/>
               </w:rPr>
               <w:t>});</w:t>
+            </w:r>
+          </w:p>
+        </w:tc>
+      </w:tr>
+    </w:tbl>
+    <w:p>
+      <w:pPr>
+        <w:spacing w:after="40"/>
+      </w:pPr>
+    </w:p>
+    <w:p>
+      <w:r>
+        <w:rPr/>
+      </w:r>
+      <w:r>
+        <w:rPr>
+          <w:b/>
+        </w:rPr>
+        <w:t>Say it like this:</w:t>
+      </w:r>
+      <w:r>
+        <w:rPr/>
+        <w:t xml:space="preserve"> "Endpoints declare what data they provide and invalidate, and RTK Query keeps the UI in sync automatically."</w:t>
+      </w:r>
+    </w:p>
+    <w:p>
+      <w:pPr>
+        <w:pBdr>
+          <w:bottom w:val="single" w:sz="6" w:space="1" w:color="BFC7D5"/>
+        </w:pBdr>
+      </w:pPr>
+    </w:p>
+    <w:p>
+      <w:pPr>
+        <w:keepNext/>
+        <w:spacing w:before="200"/>
+      </w:pPr>
+      <w:r>
+        <w:rPr>
+          <w:color w:val="1F3A5F"/>
+          <w:sz w:val="24"/>
+        </w:rPr>
+      </w:r>
+      <w:r>
+        <w:rPr>
+          <w:b/>
+          <w:color w:val="1F3A5F"/>
+          <w:sz w:val="24"/>
+        </w:rPr>
+        <w:t>Q24. Which RTK Query options are useful?</w:t>
+      </w:r>
+      <w:r>
+        <w:rPr>
+          <w:color w:val="1F3A5F"/>
+          <w:sz w:val="24"/>
+        </w:rPr>
+      </w:r>
+    </w:p>
+    <w:p>
+      <w:r>
+        <w:rPr/>
+      </w:r>
+      <w:r>
+        <w:rPr>
+          <w:b/>
+        </w:rPr>
+        <w:t>Short answer:</w:t>
+      </w:r>
+      <w:r>
+        <w:rPr/>
+        <w:t xml:space="preserve"> </w:t>
+      </w:r>
+      <w:r>
+        <w:rPr>
+          <w:rFonts w:ascii="Courier New" w:hAnsi="Courier New"/>
+          <w:color w:val="B42318"/>
+          <w:sz w:val="20"/>
+        </w:rPr>
+        <w:t>pollingInterval</w:t>
+      </w:r>
+      <w:r>
+        <w:rPr/>
+        <w:t xml:space="preserve">, </w:t>
+      </w:r>
+      <w:r>
+        <w:rPr>
+          <w:rFonts w:ascii="Courier New" w:hAnsi="Courier New"/>
+          <w:color w:val="B42318"/>
+          <w:sz w:val="20"/>
+        </w:rPr>
+        <w:t>skip</w:t>
+      </w:r>
+      <w:r>
+        <w:rPr/>
+        <w:t xml:space="preserve">, </w:t>
+      </w:r>
+      <w:r>
+        <w:rPr>
+          <w:rFonts w:ascii="Courier New" w:hAnsi="Courier New"/>
+          <w:color w:val="B42318"/>
+          <w:sz w:val="20"/>
+        </w:rPr>
+        <w:t>refetchOnFocus</w:t>
+      </w:r>
+      <w:r>
+        <w:rPr/>
+        <w:t xml:space="preserve">, </w:t>
+      </w:r>
+      <w:r>
+        <w:rPr>
+          <w:rFonts w:ascii="Courier New" w:hAnsi="Courier New"/>
+          <w:color w:val="B42318"/>
+          <w:sz w:val="20"/>
+        </w:rPr>
+        <w:t>refetchOnReconnect</w:t>
+      </w:r>
+      <w:r>
+        <w:rPr/>
+        <w:t xml:space="preserve">, </w:t>
+      </w:r>
+      <w:r>
+        <w:rPr>
+          <w:rFonts w:ascii="Courier New" w:hAnsi="Courier New"/>
+          <w:color w:val="B42318"/>
+          <w:sz w:val="20"/>
+        </w:rPr>
+        <w:t>keepUnusedDataFor</w:t>
+      </w:r>
+      <w:r>
+        <w:rPr/>
+        <w:t xml:space="preserve">, </w:t>
+      </w:r>
+      <w:r>
+        <w:rPr>
+          <w:rFonts w:ascii="Courier New" w:hAnsi="Courier New"/>
+          <w:color w:val="B42318"/>
+          <w:sz w:val="20"/>
+        </w:rPr>
+        <w:t>selectFromResult</w:t>
+      </w:r>
+      <w:r>
+        <w:rPr/>
+        <w:t xml:space="preserve"> and </w:t>
+      </w:r>
+      <w:r>
+        <w:rPr>
+          <w:rFonts w:ascii="Courier New" w:hAnsi="Courier New"/>
+          <w:color w:val="B42318"/>
+          <w:sz w:val="20"/>
+        </w:rPr>
+        <w:t>transformResponse</w:t>
+      </w:r>
+      <w:r>
+        <w:rPr/>
+        <w:t>.</w:t>
+      </w:r>
+    </w:p>
+    <w:p>
+      <w:r>
+        <w:rPr/>
+      </w:r>
+      <w:r>
+        <w:rPr>
+          <w:b/>
+        </w:rPr>
+        <w:t>Explanation:</w:t>
+      </w:r>
+      <w:r>
+        <w:rPr/>
+        <w:t xml:space="preserve"> </w:t>
+      </w:r>
+      <w:r>
+        <w:rPr>
+          <w:rFonts w:ascii="Courier New" w:hAnsi="Courier New"/>
+          <w:color w:val="B42318"/>
+          <w:sz w:val="20"/>
+        </w:rPr>
+        <w:t>skip</w:t>
+      </w:r>
+      <w:r>
+        <w:rPr/>
+        <w:t xml:space="preserve"> waits for required arguments; </w:t>
+      </w:r>
+      <w:r>
+        <w:rPr>
+          <w:rFonts w:ascii="Courier New" w:hAnsi="Courier New"/>
+          <w:color w:val="B42318"/>
+          <w:sz w:val="20"/>
+        </w:rPr>
+        <w:t>selectFromResult</w:t>
+      </w:r>
+      <w:r>
+        <w:rPr/>
+        <w:t xml:space="preserve"> subscribes to part of the result to limit re-renders.</w:t>
+      </w:r>
+    </w:p>
+    <w:p>
+      <w:r>
+        <w:rPr/>
+      </w:r>
+      <w:r>
+        <w:rPr>
+          <w:b/>
+        </w:rPr>
+        <w:t>Example:</w:t>
+      </w:r>
+      <w:r>
+        <w:rPr/>
+      </w:r>
+    </w:p>
+    <w:tbl>
+      <w:tblPr>
+        <w:tblW w:type="auto" w:w="0"/>
+        <w:jc w:val="center"/>
+        <w:tblCellMar>
+          <w:top w:w="141" w:type="dxa"/>
+          <w:left w:w="141" w:type="dxa"/>
+          <w:bottom w:w="141" w:type="dxa"/>
+          <w:right w:w="141" w:type="dxa"/>
+        </w:tblCellMar>
+        <w:tblLook w:firstColumn="1" w:firstRow="1" w:lastColumn="0" w:lastRow="0" w:noHBand="0" w:noVBand="1" w:val="04A0"/>
+      </w:tblPr>
+      <w:tblGrid>
+        <w:gridCol w:w="9972"/>
+      </w:tblGrid>
+      <w:tr>
+        <w:tc>
+          <w:tcPr>
+            <w:tcW w:type="dxa" w:w="9972"/>
+            <w:shd w:val="clear" w:color="auto" w:fill="F3F4F6"/>
+          </w:tcPr>
+          <w:p>
+            <w:pPr>
+              <w:spacing w:after="0" w:line="240" w:lineRule="auto"/>
+            </w:pPr>
+            <w:r>
+              <w:rPr>
+                <w:rFonts w:ascii="Arial" w:hAnsi="Arial"/>
+                <w:b/>
+                <w:color w:val="6B7280"/>
+                <w:sz w:val="16"/>
+              </w:rPr>
+              <w:t>TS</w:t>
               <w:br/>
             </w:r>
             <w:r>
@@ -5169,37 +5592,7 @@
                 <w:rFonts w:ascii="Courier New" w:hAnsi="Courier New" w:eastAsia="Courier New"/>
                 <w:sz w:val="19"/>
               </w:rPr>
-              <w:br/>
-            </w:r>
-            <w:r>
-              <w:rPr>
-                <w:rFonts w:ascii="Courier New" w:hAnsi="Courier New" w:eastAsia="Courier New"/>
-                <w:sz w:val="19"/>
-              </w:rPr>
-              <w:t>export const { useGetCallsQuery, useSubmitScoreMutation } = api;</w:t>
-              <w:br/>
-            </w:r>
-            <w:r>
-              <w:rPr>
-                <w:rFonts w:ascii="Courier New" w:hAnsi="Courier New" w:eastAsia="Courier New"/>
-                <w:sz w:val="19"/>
-              </w:rPr>
-              <w:br/>
-            </w:r>
-            <w:r>
-              <w:rPr>
-                <w:rFonts w:ascii="Courier New" w:hAnsi="Courier New" w:eastAsia="Courier New"/>
-                <w:sz w:val="19"/>
-              </w:rPr>
-              <w:t>// In a component:</w:t>
-              <w:br/>
-            </w:r>
-            <w:r>
-              <w:rPr>
-                <w:rFonts w:ascii="Courier New" w:hAnsi="Courier New" w:eastAsia="Courier New"/>
-                <w:sz w:val="19"/>
-              </w:rPr>
-              <w:t>const { data, isLoading, error } = useGetCallsQuery({ tenantId, page });</w:t>
+              <w:t>const { data } = useGetCallQuery(callId!, { skip: !callId, pollingInterval: 10_000 });</w:t>
             </w:r>
           </w:p>
         </w:tc>
@@ -5218,21 +5611,23 @@
         <w:rPr>
           <w:b/>
         </w:rPr>
-        <w:t>Short answer:</w:t>
-      </w:r>
-      <w:r>
-        <w:rPr/>
-        <w:t xml:space="preserve"> You define endpoints once and get generated hooks with caching, request deduplication, polling, loading and error flags, and </w:t>
-      </w:r>
-      <w:r>
-        <w:rPr>
-          <w:b/>
-        </w:rPr>
-        <w:t>tag-based invalidation</w:t>
-      </w:r>
-      <w:r>
-        <w:rPr/>
-        <w:t>. When a mutation invalidates a tag, every query that provides that tag refetches automatically.</w:t>
+        <w:t>Say it like this:</w:t>
+      </w:r>
+      <w:r>
+        <w:rPr/>
+        <w:t xml:space="preserve"> "I use </w:t>
+      </w:r>
+      <w:r>
+        <w:rPr>
+          <w:rFonts w:ascii="Courier New" w:hAnsi="Courier New"/>
+          <w:color w:val="B42318"/>
+          <w:sz w:val="20"/>
+        </w:rPr>
+        <w:t>skip</w:t>
+      </w:r>
+      <w:r>
+        <w:rPr/>
+        <w:t xml:space="preserve"> until an ID exists and polling for job status, like waiting for AI scoring to finish."</w:t>
       </w:r>
     </w:p>
     <w:p>
@@ -5259,7 +5654,7 @@
           <w:color w:val="1F3A5F"/>
           <w:sz w:val="24"/>
         </w:rPr>
-        <w:t>Q24. Which RTK Query options are useful?</w:t>
+        <w:t>Q25. What are the fundamentals of TanStack Query?</w:t>
       </w:r>
       <w:r>
         <w:rPr>
@@ -5280,60 +5675,58 @@
       </w:r>
       <w:r>
         <w:rPr/>
-      </w:r>
-    </w:p>
-    <w:p>
-      <w:pPr>
-        <w:pStyle w:val="ListBullet"/>
-        <w:spacing w:after="40"/>
-      </w:pPr>
+        <w:t xml:space="preserve"> </w:t>
+      </w:r>
       <w:r>
         <w:rPr>
           <w:rFonts w:ascii="Courier New" w:hAnsi="Courier New"/>
           <w:color w:val="B42318"/>
           <w:sz w:val="20"/>
         </w:rPr>
-        <w:t>pollingInterval</w:t>
-      </w:r>
-      <w:r>
-        <w:rPr/>
-        <w:t>: refetch every N ms.</w:t>
-      </w:r>
-    </w:p>
-    <w:p>
-      <w:pPr>
-        <w:pStyle w:val="ListBullet"/>
-        <w:spacing w:after="40"/>
-      </w:pPr>
+        <w:t>useQuery</w:t>
+      </w:r>
+      <w:r>
+        <w:rPr/>
+        <w:t xml:space="preserve"> caches data by </w:t>
+      </w:r>
       <w:r>
         <w:rPr>
           <w:rFonts w:ascii="Courier New" w:hAnsi="Courier New"/>
           <w:color w:val="B42318"/>
           <w:sz w:val="20"/>
         </w:rPr>
-        <w:t>skip</w:t>
-      </w:r>
-      <w:r>
-        <w:rPr/>
-        <w:t>: don't run the query yet (for example, while there's no ID).</w:t>
-      </w:r>
-    </w:p>
-    <w:p>
-      <w:pPr>
-        <w:pStyle w:val="ListBullet"/>
-        <w:spacing w:after="40"/>
-      </w:pPr>
+        <w:t>queryKey</w:t>
+      </w:r>
+      <w:r>
+        <w:rPr/>
+        <w:t xml:space="preserve">; </w:t>
+      </w:r>
       <w:r>
         <w:rPr>
           <w:rFonts w:ascii="Courier New" w:hAnsi="Courier New"/>
           <w:color w:val="B42318"/>
           <w:sz w:val="20"/>
         </w:rPr>
-        <w:t>refetchOnFocus</w:t>
-      </w:r>
-      <w:r>
-        <w:rPr/>
-        <w:t xml:space="preserve"> and </w:t>
+        <w:t>staleTime</w:t>
+      </w:r>
+      <w:r>
+        <w:rPr/>
+        <w:t xml:space="preserve"> controls freshness; stale data refetches on mount, focus and reconnect; mutations invalidate keys.</w:t>
+      </w:r>
+    </w:p>
+    <w:p>
+      <w:r>
+        <w:rPr/>
+      </w:r>
+      <w:r>
+        <w:rPr>
+          <w:b/>
+        </w:rPr>
+        <w:t>Explanation:</w:t>
+      </w:r>
+      <w:r>
+        <w:rPr/>
+        <w:t xml:space="preserve"> </w:t>
       </w:r>
       <w:r>
         <w:rPr>
@@ -5341,103 +5734,37 @@
           <w:color w:val="B42318"/>
           <w:sz w:val="20"/>
         </w:rPr>
-        <w:t>refetchOnReconnect</w:t>
-      </w:r>
-      <w:r>
-        <w:rPr/>
-        <w:t>.</w:t>
-      </w:r>
-    </w:p>
-    <w:p>
-      <w:pPr>
-        <w:pStyle w:val="ListBullet"/>
-        <w:spacing w:after="40"/>
-      </w:pPr>
+        <w:t>gcTime</w:t>
+      </w:r>
+      <w:r>
+        <w:rPr/>
+        <w:t xml:space="preserve"> controls how long unused data stays in memory; </w:t>
+      </w:r>
       <w:r>
         <w:rPr>
           <w:rFonts w:ascii="Courier New" w:hAnsi="Courier New"/>
           <w:color w:val="B42318"/>
           <w:sz w:val="20"/>
         </w:rPr>
-        <w:t>keepUnusedDataFor</w:t>
-      </w:r>
-      <w:r>
-        <w:rPr/>
-        <w:t>: how long to keep the cache after the last subscriber goes away.</w:t>
-      </w:r>
-    </w:p>
-    <w:p>
-      <w:pPr>
-        <w:pStyle w:val="ListBullet"/>
-        <w:spacing w:after="40"/>
-      </w:pPr>
-      <w:r>
-        <w:rPr>
-          <w:rFonts w:ascii="Courier New" w:hAnsi="Courier New"/>
-          <w:color w:val="B42318"/>
-          <w:sz w:val="20"/>
-        </w:rPr>
-        <w:t>selectFromResult</w:t>
-      </w:r>
-      <w:r>
-        <w:rPr/>
-        <w:t>: subscribe to only part of the result.</w:t>
-      </w:r>
-    </w:p>
-    <w:p>
-      <w:pPr>
-        <w:pStyle w:val="ListBullet"/>
-        <w:spacing w:after="40"/>
-      </w:pPr>
-      <w:r>
-        <w:rPr>
-          <w:rFonts w:ascii="Courier New" w:hAnsi="Courier New"/>
-          <w:color w:val="B42318"/>
-          <w:sz w:val="20"/>
-        </w:rPr>
-        <w:t>transformResponse</w:t>
-      </w:r>
-      <w:r>
-        <w:rPr/>
-        <w:t>: reshape the data.</w:t>
-      </w:r>
-    </w:p>
-    <w:p>
-      <w:pPr>
-        <w:spacing w:after="0"/>
-      </w:pPr>
-    </w:p>
-    <w:p>
-      <w:pPr>
-        <w:pBdr>
-          <w:bottom w:val="single" w:sz="6" w:space="1" w:color="BFC7D5"/>
-        </w:pBdr>
-      </w:pPr>
-    </w:p>
-    <w:p>
-      <w:pPr>
-        <w:keepNext/>
-        <w:spacing w:before="200"/>
-      </w:pPr>
-      <w:r>
-        <w:rPr>
-          <w:color w:val="1F3A5F"/>
-          <w:sz w:val="24"/>
-        </w:rPr>
-      </w:r>
-      <w:r>
-        <w:rPr>
-          <w:b/>
-          <w:color w:val="1F3A5F"/>
-          <w:sz w:val="24"/>
-        </w:rPr>
-        <w:t>Q25. What are the fundamentals of TanStack Query?</w:t>
-      </w:r>
-      <w:r>
-        <w:rPr>
-          <w:color w:val="1F3A5F"/>
-          <w:sz w:val="24"/>
-        </w:rPr>
+        <w:t>useInfiniteQuery</w:t>
+      </w:r>
+      <w:r>
+        <w:rPr/>
+        <w:t xml:space="preserve"> handles cursor pagination.</w:t>
+      </w:r>
+    </w:p>
+    <w:p>
+      <w:r>
+        <w:rPr/>
+      </w:r>
+      <w:r>
+        <w:rPr>
+          <w:b/>
+        </w:rPr>
+        <w:t>Example:</w:t>
+      </w:r>
+      <w:r>
+        <w:rPr/>
       </w:r>
     </w:p>
     <w:tbl>
@@ -5480,7 +5807,7 @@
                 <w:rFonts w:ascii="Courier New" w:hAnsi="Courier New" w:eastAsia="Courier New"/>
                 <w:sz w:val="19"/>
               </w:rPr>
-              <w:t>const { data, isPending, error } = useQuery({</w:t>
+              <w:t>const { data, isPending } = useQuery({</w:t>
               <w:br/>
             </w:r>
             <w:r>
@@ -5512,7 +5839,7 @@
                 <w:rFonts w:ascii="Courier New" w:hAnsi="Courier New" w:eastAsia="Courier New"/>
                 <w:sz w:val="19"/>
               </w:rPr>
-              <w:t xml:space="preserve">  placeholderData: keepPreviousData,   // smooth pagination</w:t>
+              <w:t xml:space="preserve">  placeholderData: keepPreviousData,</w:t>
               <w:br/>
             </w:r>
             <w:r>
@@ -5539,120 +5866,12 @@
         <w:rPr>
           <w:b/>
         </w:rPr>
-        <w:t>Short answer:</w:t>
-      </w:r>
-      <w:r>
-        <w:rPr/>
-      </w:r>
-    </w:p>
-    <w:p>
-      <w:pPr>
-        <w:pStyle w:val="ListBullet"/>
-        <w:spacing w:after="40"/>
-      </w:pPr>
-      <w:r>
-        <w:rPr>
-          <w:rFonts w:ascii="Courier New" w:hAnsi="Courier New"/>
-          <w:color w:val="B42318"/>
-          <w:sz w:val="20"/>
-        </w:rPr>
-        <w:t>queryKey</w:t>
-      </w:r>
-      <w:r>
-        <w:rPr/>
-        <w:t xml:space="preserve"> identifies the cached data.</w:t>
-      </w:r>
-    </w:p>
-    <w:p>
-      <w:pPr>
-        <w:pStyle w:val="ListBullet"/>
-        <w:spacing w:after="40"/>
-      </w:pPr>
-      <w:r>
-        <w:rPr>
-          <w:rFonts w:ascii="Courier New" w:hAnsi="Courier New"/>
-          <w:color w:val="B42318"/>
-          <w:sz w:val="20"/>
-        </w:rPr>
-        <w:t>staleTime</w:t>
-      </w:r>
-      <w:r>
-        <w:rPr/>
-        <w:t xml:space="preserve"> is how long data counts as fresh. While it's fresh, there's no refetch. The default is 0.</w:t>
-      </w:r>
-    </w:p>
-    <w:p>
-      <w:pPr>
-        <w:pStyle w:val="ListBullet"/>
-        <w:spacing w:after="40"/>
-      </w:pPr>
-      <w:r>
-        <w:rPr>
-          <w:rFonts w:ascii="Courier New" w:hAnsi="Courier New"/>
-          <w:color w:val="B42318"/>
-          <w:sz w:val="20"/>
-        </w:rPr>
-        <w:t>gcTime</w:t>
-      </w:r>
-      <w:r>
-        <w:rPr/>
-        <w:t xml:space="preserve"> is how long unused data stays in memory.</w:t>
-      </w:r>
-    </w:p>
-    <w:p>
-      <w:pPr>
-        <w:pStyle w:val="ListBullet"/>
-        <w:spacing w:after="40"/>
-      </w:pPr>
-      <w:r>
-        <w:rPr/>
-        <w:t>Stale data is refetched automatically on mount, on window focus and on reconnect.</w:t>
-      </w:r>
-    </w:p>
-    <w:p>
-      <w:pPr>
-        <w:pStyle w:val="ListBullet"/>
-        <w:spacing w:after="40"/>
-      </w:pPr>
-      <w:r>
-        <w:rPr/>
-        <w:t xml:space="preserve">After a mutation, call </w:t>
-      </w:r>
-      <w:r>
-        <w:rPr>
-          <w:rFonts w:ascii="Courier New" w:hAnsi="Courier New"/>
-          <w:color w:val="B42318"/>
-          <w:sz w:val="20"/>
-        </w:rPr>
-        <w:t>invalidateQueries</w:t>
-      </w:r>
-      <w:r>
-        <w:rPr/>
-        <w:t>.</w:t>
-      </w:r>
-    </w:p>
-    <w:p>
-      <w:pPr>
-        <w:pStyle w:val="ListBullet"/>
-        <w:spacing w:after="40"/>
-      </w:pPr>
-      <w:r>
-        <w:rPr>
-          <w:rFonts w:ascii="Courier New" w:hAnsi="Courier New"/>
-          <w:color w:val="B42318"/>
-          <w:sz w:val="20"/>
-        </w:rPr>
-        <w:t>useInfiniteQuery</w:t>
-      </w:r>
-      <w:r>
-        <w:rPr/>
-        <w:t xml:space="preserve"> handles infinite scrolling and cursor pagination.</w:t>
-      </w:r>
-    </w:p>
-    <w:p>
-      <w:pPr>
-        <w:spacing w:after="0"/>
-      </w:pPr>
+        <w:t>Say it like this:</w:t>
+      </w:r>
+      <w:r>
+        <w:rPr/>
+        <w:t xml:space="preserve"> "TanStack Query treats server data as a cache with clear freshness rules, so I stop writing loading flags by hand."</w:t>
+      </w:r>
     </w:p>
     <w:p>
       <w:pPr>
@@ -5699,7 +5918,37 @@
       </w:r>
       <w:r>
         <w:rPr/>
-        <w:t xml:space="preserve"> Use hierarchical arrays from general to specific: </w:t>
+        <w:t xml:space="preserve"> Hierarchical arrays from general to specific, always including tenant or user scope.</w:t>
+      </w:r>
+    </w:p>
+    <w:p>
+      <w:r>
+        <w:rPr/>
+      </w:r>
+      <w:r>
+        <w:rPr>
+          <w:b/>
+        </w:rPr>
+        <w:t>Explanation:</w:t>
+      </w:r>
+      <w:r>
+        <w:rPr/>
+        <w:t xml:space="preserve"> You can then invalidate broadly or precisely, and caches never mix between accounts.</w:t>
+      </w:r>
+    </w:p>
+    <w:p>
+      <w:r>
+        <w:rPr/>
+      </w:r>
+      <w:r>
+        <w:rPr>
+          <w:b/>
+        </w:rPr>
+        <w:t>Example:</w:t>
+      </w:r>
+      <w:r>
+        <w:rPr/>
+        <w:t xml:space="preserve"> </w:t>
       </w:r>
       <w:r>
         <w:rPr>
@@ -5711,7 +5960,7 @@
       </w:r>
       <w:r>
         <w:rPr/>
-        <w:t>. Then you can invalidate broadly (</w:t>
+        <w:t xml:space="preserve">; invalidating </w:t>
       </w:r>
       <w:r>
         <w:rPr>
@@ -5723,17 +5972,22 @@
       </w:r>
       <w:r>
         <w:rPr/>
-        <w:t xml:space="preserve"> refreshes every calls page) or precisely. </w:t>
-      </w:r>
-      <w:r>
-        <w:rPr>
-          <w:b/>
-        </w:rPr>
-        <w:t>Always include the tenant or user scope</w:t>
-      </w:r>
-      <w:r>
-        <w:rPr/>
-        <w:t xml:space="preserve"> so caches never mix between accounts.</w:t>
+        <w:t xml:space="preserve"> refreshes every page.</w:t>
+      </w:r>
+    </w:p>
+    <w:p>
+      <w:r>
+        <w:rPr/>
+      </w:r>
+      <w:r>
+        <w:rPr>
+          <w:b/>
+        </w:rPr>
+        <w:t>Say it like this:</w:t>
+      </w:r>
+      <w:r>
+        <w:rPr/>
+        <w:t xml:space="preserve"> "Keys go general to specific and always start with the tenant, which makes invalidation easy and leaks impossible."</w:t>
       </w:r>
     </w:p>
     <w:p>
@@ -5767,6 +6021,86 @@
           <w:color w:val="1F3A5F"/>
           <w:sz w:val="24"/>
         </w:rPr>
+      </w:r>
+    </w:p>
+    <w:p>
+      <w:r>
+        <w:rPr/>
+      </w:r>
+      <w:r>
+        <w:rPr>
+          <w:b/>
+        </w:rPr>
+        <w:t>Short answer:</w:t>
+      </w:r>
+      <w:r>
+        <w:rPr/>
+        <w:t xml:space="preserve"> In </w:t>
+      </w:r>
+      <w:r>
+        <w:rPr>
+          <w:rFonts w:ascii="Courier New" w:hAnsi="Courier New"/>
+          <w:color w:val="B42318"/>
+          <w:sz w:val="20"/>
+        </w:rPr>
+        <w:t>onMutate</w:t>
+      </w:r>
+      <w:r>
+        <w:rPr/>
+        <w:t xml:space="preserve">, cancel queries, snapshot, and set the new data; in </w:t>
+      </w:r>
+      <w:r>
+        <w:rPr>
+          <w:rFonts w:ascii="Courier New" w:hAnsi="Courier New"/>
+          <w:color w:val="B42318"/>
+          <w:sz w:val="20"/>
+        </w:rPr>
+        <w:t>onError</w:t>
+      </w:r>
+      <w:r>
+        <w:rPr/>
+        <w:t xml:space="preserve">, restore the snapshot; in </w:t>
+      </w:r>
+      <w:r>
+        <w:rPr>
+          <w:rFonts w:ascii="Courier New" w:hAnsi="Courier New"/>
+          <w:color w:val="B42318"/>
+          <w:sz w:val="20"/>
+        </w:rPr>
+        <w:t>onSettled</w:t>
+      </w:r>
+      <w:r>
+        <w:rPr/>
+        <w:t>, invalidate.</w:t>
+      </w:r>
+    </w:p>
+    <w:p>
+      <w:r>
+        <w:rPr/>
+      </w:r>
+      <w:r>
+        <w:rPr>
+          <w:b/>
+        </w:rPr>
+        <w:t>Explanation:</w:t>
+      </w:r>
+      <w:r>
+        <w:rPr/>
+        <w:t xml:space="preserve"> The UI updates instantly, rolls back if the server rejects, and resyncs either way.</w:t>
+      </w:r>
+    </w:p>
+    <w:p>
+      <w:r>
+        <w:rPr/>
+      </w:r>
+      <w:r>
+        <w:rPr>
+          <w:b/>
+        </w:rPr>
+        <w:t>Example:</w:t>
+      </w:r>
+      <w:r>
+        <w:rPr/>
       </w:r>
     </w:p>
     <w:tbl>
@@ -5809,21 +6143,6 @@
                 <w:rFonts w:ascii="Courier New" w:hAnsi="Courier New" w:eastAsia="Courier New"/>
                 <w:sz w:val="19"/>
               </w:rPr>
-              <w:t>const qc = useQueryClient();</w:t>
-              <w:br/>
-            </w:r>
-            <w:r>
-              <w:rPr>
-                <w:rFonts w:ascii="Courier New" w:hAnsi="Courier New" w:eastAsia="Courier New"/>
-                <w:sz w:val="19"/>
-              </w:rPr>
-              <w:br/>
-            </w:r>
-            <w:r>
-              <w:rPr>
-                <w:rFonts w:ascii="Courier New" w:hAnsi="Courier New" w:eastAsia="Courier New"/>
-                <w:sz w:val="19"/>
-              </w:rPr>
               <w:t>useMutation({</w:t>
               <w:br/>
             </w:r>
@@ -5848,7 +6167,7 @@
                 <w:rFonts w:ascii="Courier New" w:hAnsi="Courier New" w:eastAsia="Courier New"/>
                 <w:sz w:val="19"/>
               </w:rPr>
-              <w:t xml:space="preserve">    await qc.cancelQueries({ queryKey: ['score', next.id] });   // stop in-flight refetches</w:t>
+              <w:t xml:space="preserve">    await qc.cancelQueries({ queryKey: ['score', next.id] });</w:t>
               <w:br/>
             </w:r>
             <w:r>
@@ -5856,7 +6175,7 @@
                 <w:rFonts w:ascii="Courier New" w:hAnsi="Courier New" w:eastAsia="Courier New"/>
                 <w:sz w:val="19"/>
               </w:rPr>
-              <w:t xml:space="preserve">    const previous = qc.getQueryData&lt;Score&gt;(['score', next.id]); // snapshot</w:t>
+              <w:t xml:space="preserve">    const previous = qc.getQueryData&lt;Score&gt;(['score', next.id]);</w:t>
               <w:br/>
             </w:r>
             <w:r>
@@ -5864,7 +6183,7 @@
                 <w:rFonts w:ascii="Courier New" w:hAnsi="Courier New" w:eastAsia="Courier New"/>
                 <w:sz w:val="19"/>
               </w:rPr>
-              <w:t xml:space="preserve">    qc.setQueryData(['score', next.id], next);                   // update UI immediately</w:t>
+              <w:t xml:space="preserve">    qc.setQueryData(['score', next.id], next);</w:t>
               <w:br/>
             </w:r>
             <w:r>
@@ -5888,7 +6207,7 @@
                 <w:rFonts w:ascii="Courier New" w:hAnsi="Courier New" w:eastAsia="Courier New"/>
                 <w:sz w:val="19"/>
               </w:rPr>
-              <w:t xml:space="preserve">  onError: (_err, next, ctx) =&gt; {</w:t>
+              <w:t xml:space="preserve">  onError: (_e, next, ctx) =&gt; ctx?.previous &amp;&amp; qc.setQueryData(['score', next.id], ctx.previous),</w:t>
               <w:br/>
             </w:r>
             <w:r>
@@ -5896,23 +6215,7 @@
                 <w:rFonts w:ascii="Courier New" w:hAnsi="Courier New" w:eastAsia="Courier New"/>
                 <w:sz w:val="19"/>
               </w:rPr>
-              <w:t xml:space="preserve">    if (ctx?.previous) qc.setQueryData(['score', next.id], ctx.previous); // roll back</w:t>
-              <w:br/>
-            </w:r>
-            <w:r>
-              <w:rPr>
-                <w:rFonts w:ascii="Courier New" w:hAnsi="Courier New" w:eastAsia="Courier New"/>
-                <w:sz w:val="19"/>
-              </w:rPr>
-              <w:t xml:space="preserve">  },</w:t>
-              <w:br/>
-            </w:r>
-            <w:r>
-              <w:rPr>
-                <w:rFonts w:ascii="Courier New" w:hAnsi="Courier New" w:eastAsia="Courier New"/>
-                <w:sz w:val="19"/>
-              </w:rPr>
-              <w:t xml:space="preserve">  onSettled: (_data, _err, next) =&gt; qc.invalidateQueries({ queryKey: ['score', next.id] }), // sync</w:t>
+              <w:t xml:space="preserve">  onSettled: (_d, _e, next) =&gt; qc.invalidateQueries({ queryKey: ['score', next.id] }),</w:t>
               <w:br/>
             </w:r>
             <w:r>
@@ -5939,11 +6242,11 @@
         <w:rPr>
           <w:b/>
         </w:rPr>
-        <w:t>Explanation:</w:t>
-      </w:r>
-      <w:r>
-        <w:rPr/>
-        <w:t xml:space="preserve"> The UI updates instantly. If the server rejects the change, it rolls back, and either way you refetch to sync with the truth.</w:t>
+        <w:t>Say it like this:</w:t>
+      </w:r>
+      <w:r>
+        <w:rPr/>
+        <w:t xml:space="preserve"> "Snapshot, update, roll back on error, then refetch to sync with the truth."</w:t>
       </w:r>
     </w:p>
     <w:p>
@@ -5991,7 +6294,37 @@
       </w:r>
       <w:r>
         <w:rPr/>
-        <w:t xml:space="preserve"> RTK Query is integrated with the Redux store and DevTools, defines endpoints in one central place, and uses tag invalidation. TanStack Query is framework-agnostic, has very flexible keys and excellent devtools, and doesn't need Redux. Both solve server state well, so pick one per app.</w:t>
+        <w:t xml:space="preserve"> RTK Query integrates with Redux and centralises endpoints with tags; TanStack Query is framework-agnostic with flexible keys and great devtools.</w:t>
+      </w:r>
+    </w:p>
+    <w:p>
+      <w:r>
+        <w:rPr/>
+      </w:r>
+      <w:r>
+        <w:rPr>
+          <w:b/>
+        </w:rPr>
+        <w:t>Explanation:</w:t>
+      </w:r>
+      <w:r>
+        <w:rPr/>
+        <w:t xml:space="preserve"> Both solve server state well; pick one per app.</w:t>
+      </w:r>
+    </w:p>
+    <w:p>
+      <w:r>
+        <w:rPr/>
+      </w:r>
+      <w:r>
+        <w:rPr>
+          <w:b/>
+        </w:rPr>
+        <w:t>Example:</w:t>
+      </w:r>
+      <w:r>
+        <w:rPr/>
+        <w:t xml:space="preserve"> InterpretIQ already used Redux, so RTK Query fit; a new app without Redux would use TanStack Query.</w:t>
       </w:r>
     </w:p>
     <w:p>
@@ -6006,7 +6339,7 @@
       </w:r>
       <w:r>
         <w:rPr/>
-        <w:t xml:space="preserve"> "If the app already uses Redux, RTK Query fits naturally. If there's no Redux, I'd pick TanStack Query rather than adding Redux just for fetching."</w:t>
+        <w:t xml:space="preserve"> "If Redux is already there, RTK Query; otherwise TanStack Query rather than adding Redux just for fetching."</w:t>
       </w:r>
     </w:p>
     <w:p>
@@ -6040,6 +6373,50 @@
           <w:color w:val="1F3A5F"/>
           <w:sz w:val="24"/>
         </w:rPr>
+      </w:r>
+    </w:p>
+    <w:p>
+      <w:r>
+        <w:rPr/>
+      </w:r>
+      <w:r>
+        <w:rPr>
+          <w:b/>
+        </w:rPr>
+        <w:t>Short answer:</w:t>
+      </w:r>
+      <w:r>
+        <w:rPr/>
+        <w:t xml:space="preserve"> A tiny store with no provider and selector-based subscriptions.</w:t>
+      </w:r>
+    </w:p>
+    <w:p>
+      <w:r>
+        <w:rPr/>
+      </w:r>
+      <w:r>
+        <w:rPr>
+          <w:b/>
+        </w:rPr>
+        <w:t>Explanation:</w:t>
+      </w:r>
+      <w:r>
+        <w:rPr/>
+        <w:t xml:space="preserve"> It has middleware for persist, devtools and immer, and less ceremony than Redux, but less enforced structure for large teams.</w:t>
+      </w:r>
+    </w:p>
+    <w:p>
+      <w:r>
+        <w:rPr/>
+      </w:r>
+      <w:r>
+        <w:rPr>
+          <w:b/>
+        </w:rPr>
+        <w:t>Example:</w:t>
+      </w:r>
+      <w:r>
+        <w:rPr/>
       </w:r>
     </w:p>
     <w:tbl>
@@ -6082,22 +6459,7 @@
                 <w:rFonts w:ascii="Courier New" w:hAnsi="Courier New" w:eastAsia="Courier New"/>
                 <w:sz w:val="19"/>
               </w:rPr>
-              <w:t>type CallUI = { muted: boolean; toggleMute: () =&gt; void };</w:t>
-              <w:br/>
-            </w:r>
-            <w:r>
-              <w:rPr>
-                <w:rFonts w:ascii="Courier New" w:hAnsi="Courier New" w:eastAsia="Courier New"/>
-                <w:sz w:val="19"/>
-              </w:rPr>
-              <w:br/>
-            </w:r>
-            <w:r>
-              <w:rPr>
-                <w:rFonts w:ascii="Courier New" w:hAnsi="Courier New" w:eastAsia="Courier New"/>
-                <w:sz w:val="19"/>
-              </w:rPr>
-              <w:t>export const useCallUI = create&lt;CallUI&gt;()((set) =&gt; ({</w:t>
+              <w:t>export const useCallUI = create&lt;{ muted: boolean; toggleMute: () =&gt; void }&gt;()((set) =&gt; ({</w:t>
               <w:br/>
             </w:r>
             <w:r>
@@ -6129,6 +6491,235 @@
                 <w:rFonts w:ascii="Courier New" w:hAnsi="Courier New" w:eastAsia="Courier New"/>
                 <w:sz w:val="19"/>
               </w:rPr>
+              <w:t>const muted = useCallUI((s) =&gt; s.muted);</w:t>
+            </w:r>
+          </w:p>
+        </w:tc>
+      </w:tr>
+    </w:tbl>
+    <w:p>
+      <w:pPr>
+        <w:spacing w:after="40"/>
+      </w:pPr>
+    </w:p>
+    <w:p>
+      <w:r>
+        <w:rPr/>
+      </w:r>
+      <w:r>
+        <w:rPr>
+          <w:b/>
+        </w:rPr>
+        <w:t>Say it like this:</w:t>
+      </w:r>
+      <w:r>
+        <w:rPr/>
+        <w:t xml:space="preserve"> "Zustand gives store-style selectors with almost no boilerplate, which suits small amounts of shared UI state."</w:t>
+      </w:r>
+    </w:p>
+    <w:p>
+      <w:pPr>
+        <w:pBdr>
+          <w:bottom w:val="single" w:sz="6" w:space="1" w:color="BFC7D5"/>
+        </w:pBdr>
+      </w:pPr>
+    </w:p>
+    <w:p>
+      <w:pPr>
+        <w:keepNext/>
+        <w:spacing w:before="200"/>
+      </w:pPr>
+      <w:r>
+        <w:rPr>
+          <w:color w:val="1F3A5F"/>
+          <w:sz w:val="24"/>
+        </w:rPr>
+      </w:r>
+      <w:r>
+        <w:rPr>
+          <w:b/>
+          <w:color w:val="1F3A5F"/>
+          <w:sz w:val="24"/>
+        </w:rPr>
+        <w:t>Q30. What are Jotai and Recoil (atoms)?</w:t>
+      </w:r>
+      <w:r>
+        <w:rPr>
+          <w:color w:val="1F3A5F"/>
+          <w:sz w:val="24"/>
+        </w:rPr>
+      </w:r>
+    </w:p>
+    <w:p>
+      <w:r>
+        <w:rPr/>
+      </w:r>
+      <w:r>
+        <w:rPr>
+          <w:b/>
+        </w:rPr>
+        <w:t>Short answer:</w:t>
+      </w:r>
+      <w:r>
+        <w:rPr/>
+        <w:t xml:space="preserve"> Bottom-up state built from small atoms combined into derived atoms.</w:t>
+      </w:r>
+    </w:p>
+    <w:p>
+      <w:r>
+        <w:rPr/>
+      </w:r>
+      <w:r>
+        <w:rPr>
+          <w:b/>
+        </w:rPr>
+        <w:t>Explanation:</w:t>
+      </w:r>
+      <w:r>
+        <w:rPr/>
+        <w:t xml:space="preserve"> Components subscribe to individual atoms, which suits fine-grained, graph-like state.</w:t>
+      </w:r>
+    </w:p>
+    <w:p>
+      <w:r>
+        <w:rPr/>
+      </w:r>
+      <w:r>
+        <w:rPr>
+          <w:b/>
+        </w:rPr>
+        <w:t>Example:</w:t>
+      </w:r>
+      <w:r>
+        <w:rPr/>
+        <w:t xml:space="preserve"> In a design editor, each shape's position is an atom, and a derived atom computes the selection bounding box.</w:t>
+      </w:r>
+    </w:p>
+    <w:p>
+      <w:r>
+        <w:rPr/>
+      </w:r>
+      <w:r>
+        <w:rPr>
+          <w:b/>
+        </w:rPr>
+        <w:t>Say it like this:</w:t>
+      </w:r>
+      <w:r>
+        <w:rPr/>
+        <w:t xml:space="preserve"> "Atoms fit apps with many independent pieces of state, like editors; for typical dashboards a store is simpler."</w:t>
+      </w:r>
+    </w:p>
+    <w:p>
+      <w:pPr>
+        <w:pBdr>
+          <w:bottom w:val="single" w:sz="6" w:space="1" w:color="BFC7D5"/>
+        </w:pBdr>
+      </w:pPr>
+    </w:p>
+    <w:p>
+      <w:pPr>
+        <w:keepNext/>
+        <w:spacing w:before="200"/>
+      </w:pPr>
+      <w:r>
+        <w:rPr>
+          <w:color w:val="1F3A5F"/>
+          <w:sz w:val="24"/>
+        </w:rPr>
+      </w:r>
+      <w:r>
+        <w:rPr>
+          <w:b/>
+          <w:color w:val="1F3A5F"/>
+          <w:sz w:val="24"/>
+        </w:rPr>
+        <w:t>Q31. What are signals?</w:t>
+      </w:r>
+      <w:r>
+        <w:rPr>
+          <w:color w:val="1F3A5F"/>
+          <w:sz w:val="24"/>
+        </w:rPr>
+      </w:r>
+    </w:p>
+    <w:p>
+      <w:r>
+        <w:rPr/>
+      </w:r>
+      <w:r>
+        <w:rPr>
+          <w:b/>
+        </w:rPr>
+        <w:t>Short answer:</w:t>
+      </w:r>
+      <w:r>
+        <w:rPr/>
+        <w:t xml:space="preserve"> Fine-grained reactive values; when one changes, only the code and DOM that read it update.</w:t>
+      </w:r>
+    </w:p>
+    <w:p>
+      <w:r>
+        <w:rPr/>
+      </w:r>
+      <w:r>
+        <w:rPr>
+          <w:b/>
+        </w:rPr>
+        <w:t>Explanation:</w:t>
+      </w:r>
+      <w:r>
+        <w:rPr/>
+        <w:t xml:space="preserve"> Preact Signals, SolidJS and Vue refs use this model, avoiding re-running whole components.</w:t>
+      </w:r>
+    </w:p>
+    <w:p>
+      <w:r>
+        <w:rPr/>
+      </w:r>
+      <w:r>
+        <w:rPr>
+          <w:b/>
+        </w:rPr>
+        <w:t>Example:</w:t>
+      </w:r>
+      <w:r>
+        <w:rPr/>
+      </w:r>
+    </w:p>
+    <w:tbl>
+      <w:tblPr>
+        <w:tblW w:type="auto" w:w="0"/>
+        <w:jc w:val="center"/>
+        <w:tblCellMar>
+          <w:top w:w="141" w:type="dxa"/>
+          <w:left w:w="141" w:type="dxa"/>
+          <w:bottom w:w="141" w:type="dxa"/>
+          <w:right w:w="141" w:type="dxa"/>
+        </w:tblCellMar>
+        <w:tblLook w:firstColumn="1" w:firstRow="1" w:lastColumn="0" w:lastRow="0" w:noHBand="0" w:noVBand="1" w:val="04A0"/>
+      </w:tblPr>
+      <w:tblGrid>
+        <w:gridCol w:w="9972"/>
+      </w:tblGrid>
+      <w:tr>
+        <w:tc>
+          <w:tcPr>
+            <w:tcW w:type="dxa" w:w="9972"/>
+            <w:shd w:val="clear" w:color="auto" w:fill="F3F4F6"/>
+          </w:tcPr>
+          <w:p>
+            <w:pPr>
+              <w:spacing w:after="0" w:line="240" w:lineRule="auto"/>
+            </w:pPr>
+            <w:r>
+              <w:rPr>
+                <w:rFonts w:ascii="Arial" w:hAnsi="Arial"/>
+                <w:b/>
+                <w:color w:val="6B7280"/>
+                <w:sz w:val="16"/>
+              </w:rPr>
+              <w:t>TS</w:t>
               <w:br/>
             </w:r>
             <w:r>
@@ -6136,7 +6727,15 @@
                 <w:rFonts w:ascii="Courier New" w:hAnsi="Courier New" w:eastAsia="Courier New"/>
                 <w:sz w:val="19"/>
               </w:rPr>
-              <w:t>const muted = useCallUI((s) =&gt; s.muted);   // subscribes ONLY to `muted`</w:t>
+              <w:t>const count = signal(0);</w:t>
+              <w:br/>
+            </w:r>
+            <w:r>
+              <w:rPr>
+                <w:rFonts w:ascii="Courier New" w:hAnsi="Courier New" w:eastAsia="Courier New"/>
+                <w:sz w:val="19"/>
+              </w:rPr>
+              <w:t>effect(() =&gt; console.log(count.value)); // reruns only when count changes</w:t>
             </w:r>
           </w:p>
         </w:tc>
@@ -6155,47 +6754,11 @@
         <w:rPr>
           <w:b/>
         </w:rPr>
-        <w:t>Short answer:</w:t>
-      </w:r>
-      <w:r>
-        <w:rPr/>
-        <w:t xml:space="preserve"> A tiny store (about 1 KB) with no provider. Selector subscriptions give fine-grained re-renders, and middleware covers </w:t>
-      </w:r>
-      <w:r>
-        <w:rPr>
-          <w:rFonts w:ascii="Courier New" w:hAnsi="Courier New"/>
-          <w:color w:val="B42318"/>
-          <w:sz w:val="20"/>
-        </w:rPr>
-        <w:t>persist</w:t>
-      </w:r>
-      <w:r>
-        <w:rPr/>
-        <w:t xml:space="preserve">, </w:t>
-      </w:r>
-      <w:r>
-        <w:rPr>
-          <w:rFonts w:ascii="Courier New" w:hAnsi="Courier New"/>
-          <w:color w:val="B42318"/>
-          <w:sz w:val="20"/>
-        </w:rPr>
-        <w:t>devtools</w:t>
-      </w:r>
-      <w:r>
-        <w:rPr/>
-        <w:t xml:space="preserve"> and </w:t>
-      </w:r>
-      <w:r>
-        <w:rPr>
-          <w:rFonts w:ascii="Courier New" w:hAnsi="Courier New"/>
-          <w:color w:val="B42318"/>
-          <w:sz w:val="20"/>
-        </w:rPr>
-        <w:t>immer</w:t>
-      </w:r>
-      <w:r>
-        <w:rPr/>
-        <w:t>. It has less ceremony than Redux, but also less enforced structure, which matters for big teams.</w:t>
+        <w:t>Say it like this:</w:t>
+      </w:r>
+      <w:r>
+        <w:rPr/>
+        <w:t xml:space="preserve"> "Signals update exactly what depends on a value, without component re-renders."</w:t>
       </w:r>
     </w:p>
     <w:p>
@@ -6222,7 +6785,7 @@
           <w:color w:val="1F3A5F"/>
           <w:sz w:val="24"/>
         </w:rPr>
-        <w:t>Q30. What are Jotai and Recoil (atoms)?</w:t>
+        <w:t>Q32. Why use the URL as state?</w:t>
       </w:r>
       <w:r>
         <w:rPr>
@@ -6243,17 +6806,76 @@
       </w:r>
       <w:r>
         <w:rPr/>
-        <w:t xml:space="preserve"> Bottom-up state: you create small </w:t>
-      </w:r>
-      <w:r>
-        <w:rPr>
-          <w:i/>
-        </w:rPr>
-        <w:t>atoms</w:t>
-      </w:r>
-      <w:r>
-        <w:rPr/>
-        <w:t xml:space="preserve"> and combine them into derived atoms. That suits fine-grained, graph-like state, such as a design editor where each element's properties are independent atoms.</w:t>
+        <w:t xml:space="preserve"> Filters, sorting, pagination and the selected item in the URL are shareable, survive refresh, and work with Back.</w:t>
+      </w:r>
+    </w:p>
+    <w:p>
+      <w:r>
+        <w:rPr/>
+      </w:r>
+      <w:r>
+        <w:rPr>
+          <w:b/>
+        </w:rPr>
+        <w:t>Explanation:</w:t>
+      </w:r>
+      <w:r>
+        <w:rPr/>
+        <w:t xml:space="preserve"> Sync it with </w:t>
+      </w:r>
+      <w:r>
+        <w:rPr>
+          <w:rFonts w:ascii="Courier New" w:hAnsi="Courier New"/>
+          <w:color w:val="B42318"/>
+          <w:sz w:val="20"/>
+        </w:rPr>
+        <w:t>useSearchParams</w:t>
+      </w:r>
+      <w:r>
+        <w:rPr/>
+        <w:t xml:space="preserve"> or a helper like nuqs.</w:t>
+      </w:r>
+    </w:p>
+    <w:p>
+      <w:r>
+        <w:rPr/>
+      </w:r>
+      <w:r>
+        <w:rPr>
+          <w:b/>
+        </w:rPr>
+        <w:t>Example:</w:t>
+      </w:r>
+      <w:r>
+        <w:rPr/>
+        <w:t xml:space="preserve"> </w:t>
+      </w:r>
+      <w:r>
+        <w:rPr>
+          <w:rFonts w:ascii="Courier New" w:hAnsi="Courier New"/>
+          <w:color w:val="B42318"/>
+          <w:sz w:val="20"/>
+        </w:rPr>
+        <w:t>/calls?status=flagged&amp;agent=asha&amp;page=3</w:t>
+      </w:r>
+      <w:r>
+        <w:rPr/>
+        <w:t xml:space="preserve"> lets a QA lead send an exact view to a colleague.</w:t>
+      </w:r>
+    </w:p>
+    <w:p>
+      <w:r>
+        <w:rPr/>
+      </w:r>
+      <w:r>
+        <w:rPr>
+          <w:b/>
+        </w:rPr>
+        <w:t>Say it like this:</w:t>
+      </w:r>
+      <w:r>
+        <w:rPr/>
+        <w:t xml:space="preserve"> "If a user might share or refresh a view, its state belongs in the URL."</w:t>
       </w:r>
     </w:p>
     <w:p>
@@ -6280,7 +6902,7 @@
           <w:color w:val="1F3A5F"/>
           <w:sz w:val="24"/>
         </w:rPr>
-        <w:t>Q31. What are signals?</w:t>
+        <w:t>Q33. Which libraries handle form state?</w:t>
       </w:r>
       <w:r>
         <w:rPr>
@@ -6301,7 +6923,52 @@
       </w:r>
       <w:r>
         <w:rPr/>
-        <w:t xml:space="preserve"> Fine-grained reactive values (Preact Signals, SolidJS, Vue refs). When a signal changes, only the exact DOM nodes or computations that read it update, without re-running whole components.</w:t>
+        <w:t xml:space="preserve"> React Hook Form, Formik or TanStack Form.</w:t>
+      </w:r>
+    </w:p>
+    <w:p>
+      <w:r>
+        <w:rPr/>
+      </w:r>
+      <w:r>
+        <w:rPr>
+          <w:b/>
+        </w:rPr>
+        <w:t>Explanation:</w:t>
+      </w:r>
+      <w:r>
+        <w:rPr/>
+        <w:t xml:space="preserve"> Transient keystroke state should stay out of global stores to avoid needless re-renders.</w:t>
+      </w:r>
+    </w:p>
+    <w:p>
+      <w:r>
+        <w:rPr/>
+      </w:r>
+      <w:r>
+        <w:rPr>
+          <w:b/>
+        </w:rPr>
+        <w:t>Example:</w:t>
+      </w:r>
+      <w:r>
+        <w:rPr/>
+        <w:t xml:space="preserve"> The QA scorecard used React Hook Form with a Zod resolver; only the submitted result reached the server cache.</w:t>
+      </w:r>
+    </w:p>
+    <w:p>
+      <w:r>
+        <w:rPr/>
+      </w:r>
+      <w:r>
+        <w:rPr>
+          <w:b/>
+        </w:rPr>
+        <w:t>Say it like this:</w:t>
+      </w:r>
+      <w:r>
+        <w:rPr/>
+        <w:t xml:space="preserve"> "Form state lives in the form library; only the submitted result touches the server or store."</w:t>
       </w:r>
     </w:p>
     <w:p>
@@ -6328,7 +6995,7 @@
           <w:color w:val="1F3A5F"/>
           <w:sz w:val="24"/>
         </w:rPr>
-        <w:t>Q32. Why use the URL as state?</w:t>
+        <w:t>Q34. How do you persist state?</w:t>
       </w:r>
       <w:r>
         <w:rPr>
@@ -6349,7 +7016,7 @@
       </w:r>
       <w:r>
         <w:rPr/>
-        <w:t xml:space="preserve"> Filters, sorting, pagination and the selected item belong in the URL. Users can share and bookmark the view, it survives a refresh, and the back button works. Sync it with </w:t>
+        <w:t xml:space="preserve"> redux-persist or Zustand's </w:t>
       </w:r>
       <w:r>
         <w:rPr>
@@ -6357,11 +7024,26 @@
           <w:color w:val="B42318"/>
           <w:sz w:val="20"/>
         </w:rPr>
-        <w:t>useSearchParams</w:t>
-      </w:r>
-      <w:r>
-        <w:rPr/>
-        <w:t xml:space="preserve"> or a helper library like nuqs.</w:t>
+        <w:t>persist</w:t>
+      </w:r>
+      <w:r>
+        <w:rPr/>
+        <w:t>, for non-sensitive preferences only.</w:t>
+      </w:r>
+    </w:p>
+    <w:p>
+      <w:r>
+        <w:rPr/>
+      </w:r>
+      <w:r>
+        <w:rPr>
+          <w:b/>
+        </w:rPr>
+        <w:t>Explanation:</w:t>
+      </w:r>
+      <w:r>
+        <w:rPr/>
+        <w:t xml:space="preserve"> Never persist tokens, PHI or tenant data to localStorage; XSS can read it and it stays on shared devices.</w:t>
       </w:r>
     </w:p>
     <w:p>
@@ -6376,7 +7058,7 @@
       </w:r>
       <w:r>
         <w:rPr/>
-        <w:t xml:space="preserve"> </w:t>
+        <w:t xml:space="preserve"> Persist </w:t>
       </w:r>
       <w:r>
         <w:rPr>
@@ -6384,11 +7066,38 @@
           <w:color w:val="B42318"/>
           <w:sz w:val="20"/>
         </w:rPr>
-        <w:t>/calls?status=flagged&amp;agent=asha&amp;page=3</w:t>
-      </w:r>
-      <w:r>
-        <w:rPr/>
-        <w:t>. A QA lead can send this exact view to a colleague.</w:t>
+        <w:t>{ layout: 'grid', theme: 'dark' }</w:t>
+      </w:r>
+      <w:r>
+        <w:rPr/>
+        <w:t xml:space="preserve">, never </w:t>
+      </w:r>
+      <w:r>
+        <w:rPr>
+          <w:rFonts w:ascii="Courier New" w:hAnsi="Courier New"/>
+          <w:color w:val="B42318"/>
+          <w:sz w:val="20"/>
+        </w:rPr>
+        <w:t>{ patientName }</w:t>
+      </w:r>
+      <w:r>
+        <w:rPr/>
+        <w:t>.</w:t>
+      </w:r>
+    </w:p>
+    <w:p>
+      <w:r>
+        <w:rPr/>
+      </w:r>
+      <w:r>
+        <w:rPr>
+          <w:b/>
+        </w:rPr>
+        <w:t>Say it like this:</w:t>
+      </w:r>
+      <w:r>
+        <w:rPr/>
+        <w:t xml:space="preserve"> "I persist preferences like layout and theme, never anything sensitive, especially on shared clinic tablets."</w:t>
       </w:r>
     </w:p>
     <w:p>
@@ -6415,7 +7124,7 @@
           <w:color w:val="1F3A5F"/>
           <w:sz w:val="24"/>
         </w:rPr>
-        <w:t>Q33. Which libraries handle form state?</w:t>
+        <w:t>Q35. How do you reset state on logout?</w:t>
       </w:r>
       <w:r>
         <w:rPr>
@@ -6436,55 +7145,7 @@
       </w:r>
       <w:r>
         <w:rPr/>
-        <w:t xml:space="preserve"> React Hook Form, Formik or TanStack Form. Transient form state (each keystroke) should stay out of global stores.</w:t>
-      </w:r>
-    </w:p>
-    <w:p>
-      <w:pPr>
-        <w:pBdr>
-          <w:bottom w:val="single" w:sz="6" w:space="1" w:color="BFC7D5"/>
-        </w:pBdr>
-      </w:pPr>
-    </w:p>
-    <w:p>
-      <w:pPr>
-        <w:keepNext/>
-        <w:spacing w:before="200"/>
-      </w:pPr>
-      <w:r>
-        <w:rPr>
-          <w:color w:val="1F3A5F"/>
-          <w:sz w:val="24"/>
-        </w:rPr>
-      </w:r>
-      <w:r>
-        <w:rPr>
-          <w:b/>
-          <w:color w:val="1F3A5F"/>
-          <w:sz w:val="24"/>
-        </w:rPr>
-        <w:t>Q34. How do you persist state?</w:t>
-      </w:r>
-      <w:r>
-        <w:rPr>
-          <w:color w:val="1F3A5F"/>
-          <w:sz w:val="24"/>
-        </w:rPr>
-      </w:r>
-    </w:p>
-    <w:p>
-      <w:r>
-        <w:rPr/>
-      </w:r>
-      <w:r>
-        <w:rPr>
-          <w:b/>
-        </w:rPr>
-        <w:t>Short answer:</w:t>
-      </w:r>
-      <w:r>
-        <w:rPr/>
-        <w:t xml:space="preserve"> Use redux-persist or Zustand's </w:t>
+        <w:t xml:space="preserve"> A root reducer returning </w:t>
       </w:r>
       <w:r>
         <w:rPr>
@@ -6492,64 +7153,52 @@
           <w:color w:val="B42318"/>
           <w:sz w:val="20"/>
         </w:rPr>
-        <w:t>persist</w:t>
-      </w:r>
-      <w:r>
-        <w:rPr/>
-        <w:t xml:space="preserve"> middleware for </w:t>
-      </w:r>
-      <w:r>
-        <w:rPr>
-          <w:i/>
-        </w:rPr>
-        <w:t>non-sensitive preferences</w:t>
-      </w:r>
-      <w:r>
-        <w:rPr/>
-        <w:t xml:space="preserve"> like layout or theme. </w:t>
-      </w:r>
-      <w:r>
-        <w:rPr>
-          <w:b/>
-        </w:rPr>
-        <w:t>Never</w:t>
-      </w:r>
-      <w:r>
-        <w:rPr/>
-        <w:t xml:space="preserve"> persist tokens, PHI or tenant data to localStorage, because any XSS can read it and it stays on shared devices.</w:t>
-      </w:r>
-    </w:p>
-    <w:p>
-      <w:pPr>
-        <w:pBdr>
-          <w:bottom w:val="single" w:sz="6" w:space="1" w:color="BFC7D5"/>
-        </w:pBdr>
-      </w:pPr>
-    </w:p>
-    <w:p>
-      <w:pPr>
-        <w:keepNext/>
-        <w:spacing w:before="200"/>
-      </w:pPr>
-      <w:r>
-        <w:rPr>
-          <w:color w:val="1F3A5F"/>
-          <w:sz w:val="24"/>
-        </w:rPr>
-      </w:r>
-      <w:r>
-        <w:rPr>
-          <w:b/>
-          <w:color w:val="1F3A5F"/>
-          <w:sz w:val="24"/>
-        </w:rPr>
-        <w:t>Q35. How do you reset state on logout?</w:t>
-      </w:r>
-      <w:r>
-        <w:rPr>
-          <w:color w:val="1F3A5F"/>
-          <w:sz w:val="24"/>
-        </w:rPr>
+        <w:t>undefined</w:t>
+      </w:r>
+      <w:r>
+        <w:rPr/>
+        <w:t xml:space="preserve"> state on logout, resetting API caches, and broadcasting to other tabs.</w:t>
+      </w:r>
+    </w:p>
+    <w:p>
+      <w:r>
+        <w:rPr/>
+      </w:r>
+      <w:r>
+        <w:rPr>
+          <w:b/>
+        </w:rPr>
+        <w:t>Explanation:</w:t>
+      </w:r>
+      <w:r>
+        <w:rPr/>
+        <w:t xml:space="preserve"> Returning </w:t>
+      </w:r>
+      <w:r>
+        <w:rPr>
+          <w:rFonts w:ascii="Courier New" w:hAnsi="Courier New"/>
+          <w:color w:val="B42318"/>
+          <w:sz w:val="20"/>
+        </w:rPr>
+        <w:t>undefined</w:t>
+      </w:r>
+      <w:r>
+        <w:rPr/>
+        <w:t xml:space="preserve"> makes every slice fall back to its initial state.</w:t>
+      </w:r>
+    </w:p>
+    <w:p>
+      <w:r>
+        <w:rPr/>
+      </w:r>
+      <w:r>
+        <w:rPr>
+          <w:b/>
+        </w:rPr>
+        <w:t>Example:</w:t>
+      </w:r>
+      <w:r>
+        <w:rPr/>
       </w:r>
     </w:p>
     <w:tbl>
@@ -6600,7 +7249,7 @@
                 <w:rFonts w:ascii="Courier New" w:hAnsi="Courier New" w:eastAsia="Courier New"/>
                 <w:sz w:val="19"/>
               </w:rPr>
-              <w:t xml:space="preserve">  if (logout.match(action)) state = undefined;   // every slice returns its initial state</w:t>
+              <w:t xml:space="preserve">  if (logout.match(action)) state = undefined;</w:t>
               <w:br/>
             </w:r>
             <w:r>
@@ -6635,47 +7284,11 @@
         <w:rPr>
           <w:b/>
         </w:rPr>
-        <w:t>Short answer:</w:t>
-      </w:r>
-      <w:r>
-        <w:rPr/>
-        <w:t xml:space="preserve"> Reset the store (a root reducer that returns </w:t>
-      </w:r>
-      <w:r>
-        <w:rPr>
-          <w:rFonts w:ascii="Courier New" w:hAnsi="Courier New"/>
-          <w:color w:val="B42318"/>
-          <w:sz w:val="20"/>
-        </w:rPr>
-        <w:t>undefined</w:t>
-      </w:r>
-      <w:r>
-        <w:rPr/>
-        <w:t xml:space="preserve"> on logout), reset the API caches (</w:t>
-      </w:r>
-      <w:r>
-        <w:rPr>
-          <w:rFonts w:ascii="Courier New" w:hAnsi="Courier New"/>
-          <w:color w:val="B42318"/>
-          <w:sz w:val="20"/>
-        </w:rPr>
-        <w:t>api.util.resetApiState()</w:t>
-      </w:r>
-      <w:r>
-        <w:rPr/>
-        <w:t xml:space="preserve"> or </w:t>
-      </w:r>
-      <w:r>
-        <w:rPr>
-          <w:rFonts w:ascii="Courier New" w:hAnsi="Courier New"/>
-          <w:color w:val="B42318"/>
-          <w:sz w:val="20"/>
-        </w:rPr>
-        <w:t>queryClient.clear()</w:t>
-      </w:r>
-      <w:r>
-        <w:rPr/>
-        <w:t>), and broadcast the logout to other tabs.</w:t>
+        <w:t>Say it like this:</w:t>
+      </w:r>
+      <w:r>
+        <w:rPr/>
+        <w:t xml:space="preserve"> "Logout resets the whole store, clears query caches and notifies other tabs, so no data survives the session."</w:t>
       </w:r>
     </w:p>
     <w:p>
@@ -6723,7 +7336,22 @@
       </w:r>
       <w:r>
         <w:rPr/>
-        <w:t xml:space="preserve"> Time travel and the action log are great for debugging, but in production either disable them or sanitise actions and state (</w:t>
+        <w:t xml:space="preserve"> Disable it, or sanitise actions and state, because anyone can open DevTools and read sensitive data.</w:t>
+      </w:r>
+    </w:p>
+    <w:p>
+      <w:r>
+        <w:rPr/>
+      </w:r>
+      <w:r>
+        <w:rPr>
+          <w:b/>
+        </w:rPr>
+        <w:t>Explanation:</w:t>
+      </w:r>
+      <w:r>
+        <w:rPr/>
+        <w:t xml:space="preserve"> </w:t>
       </w:r>
       <w:r>
         <w:rPr>
@@ -6735,7 +7363,7 @@
       </w:r>
       <w:r>
         <w:rPr/>
-        <w:t xml:space="preserve">, </w:t>
+        <w:t xml:space="preserve"> and </w:t>
       </w:r>
       <w:r>
         <w:rPr>
@@ -6747,7 +7375,87 @@
       </w:r>
       <w:r>
         <w:rPr/>
-        <w:t>). Otherwise anyone who opens DevTools can see sensitive data.</w:t>
+        <w:t xml:space="preserve"> can mask fields if you need production debugging.</w:t>
+      </w:r>
+    </w:p>
+    <w:p>
+      <w:r>
+        <w:rPr/>
+      </w:r>
+      <w:r>
+        <w:rPr>
+          <w:b/>
+        </w:rPr>
+        <w:t>Example:</w:t>
+      </w:r>
+      <w:r>
+        <w:rPr/>
+      </w:r>
+    </w:p>
+    <w:tbl>
+      <w:tblPr>
+        <w:tblW w:type="auto" w:w="0"/>
+        <w:jc w:val="center"/>
+        <w:tblCellMar>
+          <w:top w:w="141" w:type="dxa"/>
+          <w:left w:w="141" w:type="dxa"/>
+          <w:bottom w:w="141" w:type="dxa"/>
+          <w:right w:w="141" w:type="dxa"/>
+        </w:tblCellMar>
+        <w:tblLook w:firstColumn="1" w:firstRow="1" w:lastColumn="0" w:lastRow="0" w:noHBand="0" w:noVBand="1" w:val="04A0"/>
+      </w:tblPr>
+      <w:tblGrid>
+        <w:gridCol w:w="9972"/>
+      </w:tblGrid>
+      <w:tr>
+        <w:tc>
+          <w:tcPr>
+            <w:tcW w:type="dxa" w:w="9972"/>
+            <w:shd w:val="clear" w:color="auto" w:fill="F3F4F6"/>
+          </w:tcPr>
+          <w:p>
+            <w:pPr>
+              <w:spacing w:after="0" w:line="240" w:lineRule="auto"/>
+            </w:pPr>
+            <w:r>
+              <w:rPr>
+                <w:rFonts w:ascii="Arial" w:hAnsi="Arial"/>
+                <w:b/>
+                <w:color w:val="6B7280"/>
+                <w:sz w:val="16"/>
+              </w:rPr>
+              <w:t>TS</w:t>
+              <w:br/>
+            </w:r>
+            <w:r>
+              <w:rPr>
+                <w:rFonts w:ascii="Courier New" w:hAnsi="Courier New" w:eastAsia="Courier New"/>
+                <w:sz w:val="19"/>
+              </w:rPr>
+              <w:t>configureStore({ reducer, devTools: process.env.NODE_ENV !== 'production' });</w:t>
+            </w:r>
+          </w:p>
+        </w:tc>
+      </w:tr>
+    </w:tbl>
+    <w:p>
+      <w:pPr>
+        <w:spacing w:after="40"/>
+      </w:pPr>
+    </w:p>
+    <w:p>
+      <w:r>
+        <w:rPr/>
+      </w:r>
+      <w:r>
+        <w:rPr>
+          <w:b/>
+        </w:rPr>
+        <w:t>Say it like this:</w:t>
+      </w:r>
+      <w:r>
+        <w:rPr/>
+        <w:t xml:space="preserve"> "DevTools is a dev tool; in production it's off, or at least sanitised for anything sensitive."</w:t>
       </w:r>
     </w:p>
     <w:p>
@@ -6824,7 +7532,7 @@
       </w:r>
       <w:r>
         <w:rPr/>
-        <w:t xml:space="preserve"> It's built on </w:t>
+        <w:t xml:space="preserve"> It uses </w:t>
       </w:r>
       <w:r>
         <w:rPr>
@@ -6836,7 +7544,7 @@
       </w:r>
       <w:r>
         <w:rPr/>
-        <w:t xml:space="preserve">. After every dispatch it runs your selector and compares the result with the previous one using </w:t>
+        <w:t xml:space="preserve">, runs your selector after each dispatch, and re-renders only if the result changed by </w:t>
       </w:r>
       <w:r>
         <w:rPr>
@@ -6848,7 +7556,88 @@
       </w:r>
       <w:r>
         <w:rPr/>
-        <w:t xml:space="preserve"> by default. The component re-renders only if the result changed.</w:t>
+        <w:t>.</w:t>
+      </w:r>
+    </w:p>
+    <w:p>
+      <w:r>
+        <w:rPr/>
+      </w:r>
+      <w:r>
+        <w:rPr>
+          <w:b/>
+        </w:rPr>
+        <w:t>Explanation:</w:t>
+      </w:r>
+      <w:r>
+        <w:rPr/>
+        <w:t xml:space="preserve"> That's why stable selector outputs matter so much for performance.</w:t>
+      </w:r>
+    </w:p>
+    <w:p>
+      <w:r>
+        <w:rPr/>
+      </w:r>
+      <w:r>
+        <w:rPr>
+          <w:b/>
+        </w:rPr>
+        <w:t>Example:</w:t>
+      </w:r>
+      <w:r>
+        <w:rPr/>
+        <w:t xml:space="preserve"> A selector returning </w:t>
+      </w:r>
+      <w:r>
+        <w:rPr>
+          <w:rFonts w:ascii="Courier New" w:hAnsi="Courier New"/>
+          <w:color w:val="B42318"/>
+          <w:sz w:val="20"/>
+        </w:rPr>
+        <w:t>s.calls.items</w:t>
+      </w:r>
+      <w:r>
+        <w:rPr/>
+        <w:t xml:space="preserve"> (same reference) never re-renders on unrelated actions; one returning </w:t>
+      </w:r>
+      <w:r>
+        <w:rPr>
+          <w:rFonts w:ascii="Courier New" w:hAnsi="Courier New"/>
+          <w:color w:val="B42318"/>
+          <w:sz w:val="20"/>
+        </w:rPr>
+        <w:t>.filter(...)</w:t>
+      </w:r>
+      <w:r>
+        <w:rPr/>
+        <w:t xml:space="preserve"> always does.</w:t>
+      </w:r>
+    </w:p>
+    <w:p>
+      <w:r>
+        <w:rPr/>
+      </w:r>
+      <w:r>
+        <w:rPr>
+          <w:b/>
+        </w:rPr>
+        <w:t>Say it like this:</w:t>
+      </w:r>
+      <w:r>
+        <w:rPr/>
+        <w:t xml:space="preserve"> "</w:t>
+      </w:r>
+      <w:r>
+        <w:rPr>
+          <w:rFonts w:ascii="Courier New" w:hAnsi="Courier New"/>
+          <w:color w:val="B42318"/>
+          <w:sz w:val="20"/>
+        </w:rPr>
+        <w:t>useSelector</w:t>
+      </w:r>
+      <w:r>
+        <w:rPr/>
+        <w:t xml:space="preserve"> compares results by reference, so returning stable values is the key to performance."</w:t>
       </w:r>
     </w:p>
     <w:p>
@@ -6896,108 +7685,119 @@
       </w:r>
       <w:r>
         <w:rPr/>
-      </w:r>
-    </w:p>
+        <w:t xml:space="preserve"> Feature-based slices, normalised entities, server data in RTK Query, local UI state kept local, colocated selectors, typed hooks and lazy-loaded reducers.</w:t>
+      </w:r>
+    </w:p>
+    <w:p>
+      <w:r>
+        <w:rPr/>
+      </w:r>
+      <w:r>
+        <w:rPr>
+          <w:b/>
+        </w:rPr>
+        <w:t>Explanation:</w:t>
+      </w:r>
+      <w:r>
+        <w:rPr/>
+        <w:t xml:space="preserve"> This keeps each feature self-contained and the global store small.</w:t>
+      </w:r>
+    </w:p>
+    <w:p>
+      <w:r>
+        <w:rPr/>
+      </w:r>
+      <w:r>
+        <w:rPr>
+          <w:b/>
+        </w:rPr>
+        <w:t>Example:</w:t>
+      </w:r>
+      <w:r>
+        <w:rPr/>
+      </w:r>
+    </w:p>
+    <w:tbl>
+      <w:tblPr>
+        <w:tblW w:type="auto" w:w="0"/>
+        <w:jc w:val="center"/>
+        <w:tblCellMar>
+          <w:top w:w="141" w:type="dxa"/>
+          <w:left w:w="141" w:type="dxa"/>
+          <w:bottom w:w="141" w:type="dxa"/>
+          <w:right w:w="141" w:type="dxa"/>
+        </w:tblCellMar>
+        <w:tblLook w:firstColumn="1" w:firstRow="1" w:lastColumn="0" w:lastRow="0" w:noHBand="0" w:noVBand="1" w:val="04A0"/>
+      </w:tblPr>
+      <w:tblGrid>
+        <w:gridCol w:w="9972"/>
+      </w:tblGrid>
+      <w:tr>
+        <w:tc>
+          <w:tcPr>
+            <w:tcW w:type="dxa" w:w="9972"/>
+            <w:shd w:val="clear" w:color="auto" w:fill="F3F4F6"/>
+          </w:tcPr>
+          <w:p>
+            <w:pPr>
+              <w:spacing w:after="0" w:line="240" w:lineRule="auto"/>
+            </w:pPr>
+            <w:r>
+              <w:rPr>
+                <w:rFonts w:ascii="Arial" w:hAnsi="Arial"/>
+                <w:b/>
+                <w:color w:val="6B7280"/>
+                <w:sz w:val="16"/>
+              </w:rPr>
+              <w:t>TEXT</w:t>
+              <w:br/>
+            </w:r>
+            <w:r>
+              <w:rPr>
+                <w:rFonts w:ascii="Courier New" w:hAnsi="Courier New" w:eastAsia="Courier New"/>
+                <w:sz w:val="19"/>
+              </w:rPr>
+              <w:t>features/calls/{callsSlice.ts, selectors.ts}</w:t>
+              <w:br/>
+            </w:r>
+            <w:r>
+              <w:rPr>
+                <w:rFonts w:ascii="Courier New" w:hAnsi="Courier New" w:eastAsia="Courier New"/>
+                <w:sz w:val="19"/>
+              </w:rPr>
+              <w:t>features/scoring/{scoringSlice.ts}</w:t>
+              <w:br/>
+            </w:r>
+            <w:r>
+              <w:rPr>
+                <w:rFonts w:ascii="Courier New" w:hAnsi="Courier New" w:eastAsia="Courier New"/>
+                <w:sz w:val="19"/>
+              </w:rPr>
+              <w:t>app/{store.ts, hooks.ts}  services/api.ts</w:t>
+            </w:r>
+          </w:p>
+        </w:tc>
+      </w:tr>
+    </w:tbl>
     <w:p>
       <w:pPr>
-        <w:pStyle w:val="ListBullet"/>
         <w:spacing w:after="40"/>
       </w:pPr>
-      <w:r>
-        <w:rPr/>
-        <w:t>Feature-based slices (</w:t>
-      </w:r>
-      <w:r>
-        <w:rPr>
-          <w:rFonts w:ascii="Courier New" w:hAnsi="Courier New"/>
-          <w:color w:val="B42318"/>
-          <w:sz w:val="20"/>
-        </w:rPr>
-        <w:t>features/calls</w:t>
-      </w:r>
-      <w:r>
-        <w:rPr/>
-        <w:t xml:space="preserve">, </w:t>
-      </w:r>
-      <w:r>
-        <w:rPr>
-          <w:rFonts w:ascii="Courier New" w:hAnsi="Courier New"/>
-          <w:color w:val="B42318"/>
-          <w:sz w:val="20"/>
-        </w:rPr>
-        <w:t>features/scoring</w:t>
-      </w:r>
-      <w:r>
-        <w:rPr/>
-        <w:t>).</w:t>
-      </w:r>
-    </w:p>
-    <w:p>
-      <w:pPr>
-        <w:pStyle w:val="ListBullet"/>
-        <w:spacing w:after="40"/>
-      </w:pPr>
-      <w:r>
-        <w:rPr/>
-        <w:t>Normalised entities.</w:t>
-      </w:r>
-    </w:p>
-    <w:p>
-      <w:pPr>
-        <w:pStyle w:val="ListBullet"/>
-        <w:spacing w:after="40"/>
-      </w:pPr>
-      <w:r>
-        <w:rPr/>
-        <w:t>Server data in RTK Query; UI state kept local.</w:t>
-      </w:r>
-    </w:p>
-    <w:p>
-      <w:pPr>
-        <w:pStyle w:val="ListBullet"/>
-        <w:spacing w:after="40"/>
-      </w:pPr>
-      <w:r>
-        <w:rPr/>
-        <w:t>Selectors co-located with their slices.</w:t>
-      </w:r>
-    </w:p>
-    <w:p>
-      <w:pPr>
-        <w:pStyle w:val="ListBullet"/>
-        <w:spacing w:after="40"/>
-      </w:pPr>
-      <w:r>
-        <w:rPr/>
-        <w:t>Typed hooks (</w:t>
-      </w:r>
-      <w:r>
-        <w:rPr>
-          <w:rFonts w:ascii="Courier New" w:hAnsi="Courier New"/>
-          <w:color w:val="B42318"/>
-          <w:sz w:val="20"/>
-        </w:rPr>
-        <w:t>useAppSelector</w:t>
-      </w:r>
-      <w:r>
-        <w:rPr/>
-        <w:t>).</w:t>
-      </w:r>
-    </w:p>
-    <w:p>
-      <w:pPr>
-        <w:pStyle w:val="ListBullet"/>
-        <w:spacing w:after="40"/>
-      </w:pPr>
-      <w:r>
-        <w:rPr/>
-        <w:t>Lazy-loaded reducers for code-split features.</w:t>
-      </w:r>
-    </w:p>
-    <w:p>
-      <w:pPr>
-        <w:spacing w:after="0"/>
-      </w:pPr>
+    </w:p>
+    <w:p>
+      <w:r>
+        <w:rPr/>
+      </w:r>
+      <w:r>
+        <w:rPr>
+          <w:b/>
+        </w:rPr>
+        <w:t>Say it like this:</w:t>
+      </w:r>
+      <w:r>
+        <w:rPr/>
+        <w:t xml:space="preserve"> "Organise by feature, keep the global store small, and let RTK Query own server data."</w:t>
+      </w:r>
     </w:p>
     <w:p>
       <w:pPr>
@@ -7030,6 +7830,62 @@
           <w:color w:val="1F3A5F"/>
           <w:sz w:val="24"/>
         </w:rPr>
+      </w:r>
+    </w:p>
+    <w:p>
+      <w:r>
+        <w:rPr/>
+      </w:r>
+      <w:r>
+        <w:rPr>
+          <w:b/>
+        </w:rPr>
+        <w:t>Short answer:</w:t>
+      </w:r>
+      <w:r>
+        <w:rPr/>
+        <w:t xml:space="preserve"> Use </w:t>
+      </w:r>
+      <w:r>
+        <w:rPr>
+          <w:rFonts w:ascii="Courier New" w:hAnsi="Courier New"/>
+          <w:color w:val="B42318"/>
+          <w:sz w:val="20"/>
+        </w:rPr>
+        <w:t>combineSlices</w:t>
+      </w:r>
+      <w:r>
+        <w:rPr/>
+        <w:t xml:space="preserve"> with lazy-loaded slices and inject a feature's reducer when its chunk loads.</w:t>
+      </w:r>
+    </w:p>
+    <w:p>
+      <w:r>
+        <w:rPr/>
+      </w:r>
+      <w:r>
+        <w:rPr>
+          <w:b/>
+        </w:rPr>
+        <w:t>Explanation:</w:t>
+      </w:r>
+      <w:r>
+        <w:rPr/>
+        <w:t xml:space="preserve"> The initial bundle stays small; admin or scoring code loads only when needed.</w:t>
+      </w:r>
+    </w:p>
+    <w:p>
+      <w:r>
+        <w:rPr/>
+      </w:r>
+      <w:r>
+        <w:rPr>
+          <w:b/>
+        </w:rPr>
+        <w:t>Example:</w:t>
+      </w:r>
+      <w:r>
+        <w:rPr/>
       </w:r>
     </w:p>
     <w:tbl>
@@ -7080,22 +7936,7 @@
                 <w:rFonts w:ascii="Courier New" w:hAnsi="Courier New" w:eastAsia="Courier New"/>
                 <w:sz w:val="19"/>
               </w:rPr>
-              <w:br/>
-            </w:r>
-            <w:r>
-              <w:rPr>
-                <w:rFonts w:ascii="Courier New" w:hAnsi="Courier New" w:eastAsia="Courier New"/>
-                <w:sz w:val="19"/>
-              </w:rPr>
-              <w:t>// inside the lazily loaded scoring feature:</w:t>
-              <w:br/>
-            </w:r>
-            <w:r>
-              <w:rPr>
-                <w:rFonts w:ascii="Courier New" w:hAnsi="Courier New" w:eastAsia="Courier New"/>
-                <w:sz w:val="19"/>
-              </w:rPr>
-              <w:t>const injectedReducer = scoringSlice.injectInto(rootReducer);</w:t>
+              <w:t>const injected = scoringSlice.injectInto(rootReducer);</w:t>
             </w:r>
           </w:p>
         </w:tc>
@@ -7114,11 +7955,11 @@
         <w:rPr>
           <w:b/>
         </w:rPr>
-        <w:t>Short answer:</w:t>
-      </w:r>
-      <w:r>
-        <w:rPr/>
-        <w:t xml:space="preserve"> The scoring feature's reducer is added only when that feature's code chunk loads, so the initial bundle stays small.</w:t>
+        <w:t>Say it like this:</w:t>
+      </w:r>
+      <w:r>
+        <w:rPr/>
+        <w:t xml:space="preserve"> "Reducers can be code-split like components, so rarely used features don't bloat the initial bundle."</w:t>
       </w:r>
     </w:p>
     <w:p>
@@ -7166,7 +8007,37 @@
       </w:r>
       <w:r>
         <w:rPr/>
-        <w:t xml:space="preserve"> Actions and state should be plain, serializable data (objects, arrays, strings, numbers). This keeps DevTools, persistence and time travel working, and keeps the state predictable. Don't store class instances (a LiveKit </w:t>
+        <w:t xml:space="preserve"> Actions and state should be plain, serialisable data, not class instances or Date objects.</w:t>
+      </w:r>
+    </w:p>
+    <w:p>
+      <w:r>
+        <w:rPr/>
+      </w:r>
+      <w:r>
+        <w:rPr>
+          <w:b/>
+        </w:rPr>
+        <w:t>Explanation:</w:t>
+      </w:r>
+      <w:r>
+        <w:rPr/>
+        <w:t xml:space="preserve"> It keeps DevTools, persistence and time travel working. Store IDs and ISO strings; keep instances in refs or services.</w:t>
+      </w:r>
+    </w:p>
+    <w:p>
+      <w:r>
+        <w:rPr/>
+      </w:r>
+      <w:r>
+        <w:rPr>
+          <w:b/>
+        </w:rPr>
+        <w:t>Example:</w:t>
+      </w:r>
+      <w:r>
+        <w:rPr/>
+        <w:t xml:space="preserve"> Store </w:t>
       </w:r>
       <w:r>
         <w:rPr>
@@ -7174,11 +8045,11 @@
           <w:color w:val="B42318"/>
           <w:sz w:val="20"/>
         </w:rPr>
-        <w:t>Room</w:t>
-      </w:r>
-      <w:r>
-        <w:rPr/>
-        <w:t xml:space="preserve">, a </w:t>
+        <w:t>{ connectedAt: '2026-10-04T10:00:00Z' }</w:t>
+      </w:r>
+      <w:r>
+        <w:rPr/>
+        <w:t xml:space="preserve">, not </w:t>
       </w:r>
       <w:r>
         <w:rPr>
@@ -7186,23 +8057,26 @@
           <w:color w:val="B42318"/>
           <w:sz w:val="20"/>
         </w:rPr>
-        <w:t>MediaStream</w:t>
-      </w:r>
-      <w:r>
-        <w:rPr/>
-        <w:t xml:space="preserve">) or </w:t>
-      </w:r>
-      <w:r>
-        <w:rPr>
-          <w:rFonts w:ascii="Courier New" w:hAnsi="Courier New"/>
-          <w:color w:val="B42318"/>
-          <w:sz w:val="20"/>
-        </w:rPr>
-        <w:t>Date</w:t>
-      </w:r>
-      <w:r>
-        <w:rPr/>
-        <w:t xml:space="preserve"> objects. Store IDs and ISO strings, and keep the instances in refs or service modules.</w:t>
+        <w:t>{ room: Room }</w:t>
+      </w:r>
+      <w:r>
+        <w:rPr/>
+        <w:t>.</w:t>
+      </w:r>
+    </w:p>
+    <w:p>
+      <w:r>
+        <w:rPr/>
+      </w:r>
+      <w:r>
+        <w:rPr>
+          <w:b/>
+        </w:rPr>
+        <w:t>Say it like this:</w:t>
+      </w:r>
+      <w:r>
+        <w:rPr/>
+        <w:t xml:space="preserve"> "The store holds plain facts; SDK objects like the LiveKit Room live outside it."</w:t>
       </w:r>
     </w:p>
     <w:p>
@@ -7250,17 +8124,36 @@
       </w:r>
       <w:r>
         <w:rPr/>
-        <w:t xml:space="preserve"> In a service module, a React ref or a context. Middleware or listeners turn their events into </w:t>
-      </w:r>
-      <w:r>
-        <w:rPr>
-          <w:b/>
-        </w:rPr>
-        <w:t>serializable actions</w:t>
-      </w:r>
-      <w:r>
-        <w:rPr/>
-        <w:t>:</w:t>
+        <w:t xml:space="preserve"> In a service module, a ref or a context, with listeners turning their events into serialisable actions.</w:t>
+      </w:r>
+    </w:p>
+    <w:p>
+      <w:r>
+        <w:rPr/>
+      </w:r>
+      <w:r>
+        <w:rPr>
+          <w:b/>
+        </w:rPr>
+        <w:t>Explanation:</w:t>
+      </w:r>
+      <w:r>
+        <w:rPr/>
+        <w:t xml:space="preserve"> The store learns facts like "participant joined", while the object itself stays outside.</w:t>
+      </w:r>
+    </w:p>
+    <w:p>
+      <w:r>
+        <w:rPr/>
+      </w:r>
+      <w:r>
+        <w:rPr>
+          <w:b/>
+        </w:rPr>
+        <w:t>Example:</w:t>
+      </w:r>
+      <w:r>
+        <w:rPr/>
       </w:r>
     </w:p>
     <w:tbl>
@@ -7311,15 +8204,7 @@
                 <w:rFonts w:ascii="Courier New" w:hAnsi="Courier New" w:eastAsia="Courier New"/>
                 <w:sz w:val="19"/>
               </w:rPr>
-              <w:t xml:space="preserve">  store.dispatch(participantJoined({ id: p.sid, name: p.name ?? 'Guest' })),</w:t>
-              <w:br/>
-            </w:r>
-            <w:r>
-              <w:rPr>
-                <w:rFonts w:ascii="Courier New" w:hAnsi="Courier New" w:eastAsia="Courier New"/>
-                <w:sz w:val="19"/>
-              </w:rPr>
-              <w:t>);</w:t>
+              <w:t xml:space="preserve">  store.dispatch(participantJoined({ id: p.sid, name: p.name ?? 'Guest' })));</w:t>
             </w:r>
           </w:p>
         </w:tc>
@@ -7342,7 +8227,7 @@
       </w:r>
       <w:r>
         <w:rPr/>
-        <w:t xml:space="preserve"> "The Room object lives outside Redux. Only plain facts about it go into the store, like who joined or the connection state. That keeps DevTools working and avoids serialization warnings."</w:t>
+        <w:t xml:space="preserve"> "The Room stays outside Redux; only plain events about it go in, which keeps DevTools working."</w:t>
       </w:r>
     </w:p>
     <w:p>
@@ -7376,6 +8261,62 @@
           <w:color w:val="1F3A5F"/>
           <w:sz w:val="24"/>
         </w:rPr>
+      </w:r>
+    </w:p>
+    <w:p>
+      <w:r>
+        <w:rPr/>
+      </w:r>
+      <w:r>
+        <w:rPr>
+          <w:b/>
+        </w:rPr>
+        <w:t>Short answer:</w:t>
+      </w:r>
+      <w:r>
+        <w:rPr/>
+        <w:t xml:space="preserve"> Use RTK Query's </w:t>
+      </w:r>
+      <w:r>
+        <w:rPr>
+          <w:rFonts w:ascii="Courier New" w:hAnsi="Courier New"/>
+          <w:color w:val="B42318"/>
+          <w:sz w:val="20"/>
+        </w:rPr>
+        <w:t>onCacheEntryAdded</w:t>
+      </w:r>
+      <w:r>
+        <w:rPr/>
+        <w:t xml:space="preserve"> (or custom middleware) to open the stream for subscribers and close it when they leave.</w:t>
+      </w:r>
+    </w:p>
+    <w:p>
+      <w:r>
+        <w:rPr/>
+      </w:r>
+      <w:r>
+        <w:rPr>
+          <w:b/>
+        </w:rPr>
+        <w:t>Explanation:</w:t>
+      </w:r>
+      <w:r>
+        <w:rPr/>
+        <w:t xml:space="preserve"> The stream's lifetime follows the cache entry's subscribers automatically.</w:t>
+      </w:r>
+    </w:p>
+    <w:p>
+      <w:r>
+        <w:rPr/>
+      </w:r>
+      <w:r>
+        <w:rPr>
+          <w:b/>
+        </w:rPr>
+        <w:t>Example:</w:t>
+      </w:r>
+      <w:r>
+        <w:rPr/>
       </w:r>
     </w:p>
     <w:tbl>
@@ -7458,7 +8399,7 @@
                 <w:rFonts w:ascii="Courier New" w:hAnsi="Courier New" w:eastAsia="Courier New"/>
                 <w:sz w:val="19"/>
               </w:rPr>
-              <w:t xml:space="preserve">    es.onmessage = (e) =&gt; updateCachedData((draft) =&gt; { draft.push(JSON.parse(e.data)); });</w:t>
+              <w:t xml:space="preserve">    es.onmessage = (e) =&gt; updateCachedData((d) =&gt; { d.push(JSON.parse(e.data)); });</w:t>
               <w:br/>
             </w:r>
             <w:r>
@@ -7466,7 +8407,7 @@
                 <w:rFonts w:ascii="Courier New" w:hAnsi="Courier New" w:eastAsia="Courier New"/>
                 <w:sz w:val="19"/>
               </w:rPr>
-              <w:t xml:space="preserve">    await cacheEntryRemoved;   // last subscriber unmounted</w:t>
+              <w:t xml:space="preserve">    await cacheEntryRemoved;</w:t>
               <w:br/>
             </w:r>
             <w:r>
@@ -7509,23 +8450,11 @@
         <w:rPr>
           <w:b/>
         </w:rPr>
-        <w:t>Short answer:</w:t>
-      </w:r>
-      <w:r>
-        <w:rPr/>
-        <w:t xml:space="preserve"> Use RTK Query's </w:t>
-      </w:r>
-      <w:r>
-        <w:rPr>
-          <w:rFonts w:ascii="Courier New" w:hAnsi="Courier New"/>
-          <w:color w:val="B42318"/>
-          <w:sz w:val="20"/>
-        </w:rPr>
-        <w:t>onCacheEntryAdded</w:t>
-      </w:r>
-      <w:r>
-        <w:rPr/>
-        <w:t xml:space="preserve"> lifecycle, or custom middleware. The stream opens when the first component subscribes and closes when the last one unsubscribes.</w:t>
+        <w:t>Say it like this:</w:t>
+      </w:r>
+      <w:r>
+        <w:rPr/>
+        <w:t xml:space="preserve"> "Streaming updates go straight into the query cache, and the connection closes when the last component unsubscribes."</w:t>
       </w:r>
     </w:p>
     <w:p>
@@ -7559,6 +8488,110 @@
           <w:color w:val="1F3A5F"/>
           <w:sz w:val="24"/>
         </w:rPr>
+      </w:r>
+    </w:p>
+    <w:p>
+      <w:r>
+        <w:rPr/>
+      </w:r>
+      <w:r>
+        <w:rPr>
+          <w:b/>
+        </w:rPr>
+        <w:t>Short answer:</w:t>
+      </w:r>
+      <w:r>
+        <w:rPr/>
+        <w:t xml:space="preserve"> In </w:t>
+      </w:r>
+      <w:r>
+        <w:rPr>
+          <w:rFonts w:ascii="Courier New" w:hAnsi="Courier New"/>
+          <w:color w:val="B42318"/>
+          <w:sz w:val="20"/>
+        </w:rPr>
+        <w:t>onQueryStarted</w:t>
+      </w:r>
+      <w:r>
+        <w:rPr/>
+        <w:t xml:space="preserve">, patch the cache with </w:t>
+      </w:r>
+      <w:r>
+        <w:rPr>
+          <w:rFonts w:ascii="Courier New" w:hAnsi="Courier New"/>
+          <w:color w:val="B42318"/>
+          <w:sz w:val="20"/>
+        </w:rPr>
+        <w:t>updateQueryData</w:t>
+      </w:r>
+      <w:r>
+        <w:rPr/>
+        <w:t xml:space="preserve">, and call </w:t>
+      </w:r>
+      <w:r>
+        <w:rPr>
+          <w:rFonts w:ascii="Courier New" w:hAnsi="Courier New"/>
+          <w:color w:val="B42318"/>
+          <w:sz w:val="20"/>
+        </w:rPr>
+        <w:t>patch.undo()</w:t>
+      </w:r>
+      <w:r>
+        <w:rPr/>
+        <w:t xml:space="preserve"> if the mutation fails.</w:t>
+      </w:r>
+    </w:p>
+    <w:p>
+      <w:r>
+        <w:rPr/>
+      </w:r>
+      <w:r>
+        <w:rPr>
+          <w:b/>
+        </w:rPr>
+        <w:t>Explanation:</w:t>
+      </w:r>
+      <w:r>
+        <w:rPr/>
+        <w:t xml:space="preserve"> It's the RTK Query equivalent of TanStack's </w:t>
+      </w:r>
+      <w:r>
+        <w:rPr>
+          <w:rFonts w:ascii="Courier New" w:hAnsi="Courier New"/>
+          <w:color w:val="B42318"/>
+          <w:sz w:val="20"/>
+        </w:rPr>
+        <w:t>onMutate</w:t>
+      </w:r>
+      <w:r>
+        <w:rPr/>
+        <w:t>/</w:t>
+      </w:r>
+      <w:r>
+        <w:rPr>
+          <w:rFonts w:ascii="Courier New" w:hAnsi="Courier New"/>
+          <w:color w:val="B42318"/>
+          <w:sz w:val="20"/>
+        </w:rPr>
+        <w:t>onError</w:t>
+      </w:r>
+      <w:r>
+        <w:rPr/>
+        <w:t>.</w:t>
+      </w:r>
+    </w:p>
+    <w:p>
+      <w:r>
+        <w:rPr/>
+      </w:r>
+      <w:r>
+        <w:rPr>
+          <w:b/>
+        </w:rPr>
+        <w:t>Example:</w:t>
+      </w:r>
+      <w:r>
+        <w:rPr/>
       </w:r>
     </w:p>
     <w:tbl>
@@ -7601,7 +8634,7 @@
                 <w:rFonts w:ascii="Courier New" w:hAnsi="Courier New" w:eastAsia="Courier New"/>
                 <w:sz w:val="19"/>
               </w:rPr>
-              <w:t>updateScore: build.mutation&lt;Score, Score&gt;({</w:t>
+              <w:t>async onQueryStarted(score, { dispatch, queryFulfilled }) {</w:t>
               <w:br/>
             </w:r>
             <w:r>
@@ -7609,7 +8642,7 @@
                 <w:rFonts w:ascii="Courier New" w:hAnsi="Courier New" w:eastAsia="Courier New"/>
                 <w:sz w:val="19"/>
               </w:rPr>
-              <w:t xml:space="preserve">  query: (s) =&gt; ({ url: `scores/${s.id}`, method: 'PUT', body: s }),</w:t>
+              <w:t xml:space="preserve">  const patch = dispatch(api.util.updateQueryData('getScore', score.id, (d) =&gt; { Object.assign(d, score); }));</w:t>
               <w:br/>
             </w:r>
             <w:r>
@@ -7617,7 +8650,7 @@
                 <w:rFonts w:ascii="Courier New" w:hAnsi="Courier New" w:eastAsia="Courier New"/>
                 <w:sz w:val="19"/>
               </w:rPr>
-              <w:t xml:space="preserve">  async onQueryStarted(score, { dispatch, queryFulfilled }) {</w:t>
+              <w:t xml:space="preserve">  try { await queryFulfilled; } catch { patch.undo(); }</w:t>
               <w:br/>
             </w:r>
             <w:r>
@@ -7625,47 +8658,7 @@
                 <w:rFonts w:ascii="Courier New" w:hAnsi="Courier New" w:eastAsia="Courier New"/>
                 <w:sz w:val="19"/>
               </w:rPr>
-              <w:t xml:space="preserve">    const patch = dispatch(api.util.updateQueryData('getScore', score.id, (draft) =&gt; {</w:t>
-              <w:br/>
-            </w:r>
-            <w:r>
-              <w:rPr>
-                <w:rFonts w:ascii="Courier New" w:hAnsi="Courier New" w:eastAsia="Courier New"/>
-                <w:sz w:val="19"/>
-              </w:rPr>
-              <w:t xml:space="preserve">      Object.assign(draft, score);</w:t>
-              <w:br/>
-            </w:r>
-            <w:r>
-              <w:rPr>
-                <w:rFonts w:ascii="Courier New" w:hAnsi="Courier New" w:eastAsia="Courier New"/>
-                <w:sz w:val="19"/>
-              </w:rPr>
-              <w:t xml:space="preserve">    }));</w:t>
-              <w:br/>
-            </w:r>
-            <w:r>
-              <w:rPr>
-                <w:rFonts w:ascii="Courier New" w:hAnsi="Courier New" w:eastAsia="Courier New"/>
-                <w:sz w:val="19"/>
-              </w:rPr>
-              <w:t xml:space="preserve">    try { await queryFulfilled; } catch { patch.undo(); }</w:t>
-              <w:br/>
-            </w:r>
-            <w:r>
-              <w:rPr>
-                <w:rFonts w:ascii="Courier New" w:hAnsi="Courier New" w:eastAsia="Courier New"/>
-                <w:sz w:val="19"/>
-              </w:rPr>
-              <w:t xml:space="preserve">  },</w:t>
-              <w:br/>
-            </w:r>
-            <w:r>
-              <w:rPr>
-                <w:rFonts w:ascii="Courier New" w:hAnsi="Courier New" w:eastAsia="Courier New"/>
-                <w:sz w:val="19"/>
-              </w:rPr>
-              <w:t>}),</w:t>
+              <w:t>}</w:t>
             </w:r>
           </w:p>
         </w:tc>
@@ -7677,6 +8670,21 @@
       </w:pPr>
     </w:p>
     <w:p>
+      <w:r>
+        <w:rPr/>
+      </w:r>
+      <w:r>
+        <w:rPr>
+          <w:b/>
+        </w:rPr>
+        <w:t>Say it like this:</w:t>
+      </w:r>
+      <w:r>
+        <w:rPr/>
+        <w:t xml:space="preserve"> "Patch the cache first, undo if the server says no."</w:t>
+      </w:r>
+    </w:p>
+    <w:p>
       <w:pPr>
         <w:pBdr>
           <w:bottom w:val="single" w:sz="6" w:space="1" w:color="BFC7D5"/>
@@ -7733,17 +8741,36 @@
       </w:r>
       <w:r>
         <w:rPr/>
-        <w:t xml:space="preserve"> with re-authentication logic and a </w:t>
-      </w:r>
-      <w:r>
-        <w:rPr>
-          <w:b/>
-        </w:rPr>
-        <w:t>mutex</w:t>
-      </w:r>
-      <w:r>
-        <w:rPr/>
-        <w:t>, so only one token refresh happens even if ten requests fail at once. Then retry the original request. If the refresh fails, log out.</w:t>
+        <w:t xml:space="preserve"> with re-auth logic and a mutex so only one refresh runs; retry the original request; log out if refresh fails.</w:t>
+      </w:r>
+    </w:p>
+    <w:p>
+      <w:r>
+        <w:rPr/>
+      </w:r>
+      <w:r>
+        <w:rPr>
+          <w:b/>
+        </w:rPr>
+        <w:t>Explanation:</w:t>
+      </w:r>
+      <w:r>
+        <w:rPr/>
+        <w:t xml:space="preserve"> Without the mutex, ten failing requests trigger ten refreshes, and refresh-token rotation can invalidate them.</w:t>
+      </w:r>
+    </w:p>
+    <w:p>
+      <w:r>
+        <w:rPr/>
+      </w:r>
+      <w:r>
+        <w:rPr>
+          <w:b/>
+        </w:rPr>
+        <w:t>Example:</w:t>
+      </w:r>
+      <w:r>
+        <w:rPr/>
       </w:r>
     </w:p>
     <w:tbl>
@@ -7779,14 +8806,6 @@
                 <w:sz w:val="16"/>
               </w:rPr>
               <w:t>TS</w:t>
-              <w:br/>
-            </w:r>
-            <w:r>
-              <w:rPr>
-                <w:rFonts w:ascii="Courier New" w:hAnsi="Courier New" w:eastAsia="Courier New"/>
-                <w:sz w:val="19"/>
-              </w:rPr>
-              <w:t>const mutex = new Mutex();</w:t>
               <w:br/>
             </w:r>
             <w:r>
@@ -7842,7 +8861,7 @@
                 <w:rFonts w:ascii="Courier New" w:hAnsi="Courier New" w:eastAsia="Courier New"/>
                 <w:sz w:val="19"/>
               </w:rPr>
-              <w:t xml:space="preserve">      try {</w:t>
+              <w:t xml:space="preserve">      try { const r = await baseQuery('/auth/refresh', api, extra); if (r.error) api.dispatch(logout()); }</w:t>
               <w:br/>
             </w:r>
             <w:r>
@@ -7850,7 +8869,7 @@
                 <w:rFonts w:ascii="Courier New" w:hAnsi="Courier New" w:eastAsia="Courier New"/>
                 <w:sz w:val="19"/>
               </w:rPr>
-              <w:t xml:space="preserve">        const refresh = await baseQuery('/auth/refresh', api, extra);</w:t>
+              <w:t xml:space="preserve">      finally { release(); }</w:t>
               <w:br/>
             </w:r>
             <w:r>
@@ -7858,39 +8877,7 @@
                 <w:rFonts w:ascii="Courier New" w:hAnsi="Courier New" w:eastAsia="Courier New"/>
                 <w:sz w:val="19"/>
               </w:rPr>
-              <w:t xml:space="preserve">        if (refresh.error) api.dispatch(logout());</w:t>
-              <w:br/>
-            </w:r>
-            <w:r>
-              <w:rPr>
-                <w:rFonts w:ascii="Courier New" w:hAnsi="Courier New" w:eastAsia="Courier New"/>
-                <w:sz w:val="19"/>
-              </w:rPr>
-              <w:t xml:space="preserve">      } finally { release(); }</w:t>
-              <w:br/>
-            </w:r>
-            <w:r>
-              <w:rPr>
-                <w:rFonts w:ascii="Courier New" w:hAnsi="Courier New" w:eastAsia="Courier New"/>
-                <w:sz w:val="19"/>
-              </w:rPr>
-              <w:t xml:space="preserve">    } else {</w:t>
-              <w:br/>
-            </w:r>
-            <w:r>
-              <w:rPr>
-                <w:rFonts w:ascii="Courier New" w:hAnsi="Courier New" w:eastAsia="Courier New"/>
-                <w:sz w:val="19"/>
-              </w:rPr>
-              <w:t xml:space="preserve">      await mutex.waitForUnlock();</w:t>
-              <w:br/>
-            </w:r>
-            <w:r>
-              <w:rPr>
-                <w:rFonts w:ascii="Courier New" w:hAnsi="Courier New" w:eastAsia="Courier New"/>
-                <w:sz w:val="19"/>
-              </w:rPr>
-              <w:t xml:space="preserve">    }</w:t>
+              <w:t xml:space="preserve">    } else await mutex.waitForUnlock();</w:t>
               <w:br/>
             </w:r>
             <w:r>
@@ -7934,6 +8921,21 @@
       </w:pPr>
     </w:p>
     <w:p>
+      <w:r>
+        <w:rPr/>
+      </w:r>
+      <w:r>
+        <w:rPr>
+          <w:b/>
+        </w:rPr>
+        <w:t>Say it like this:</w:t>
+      </w:r>
+      <w:r>
+        <w:rPr/>
+        <w:t xml:space="preserve"> "A single-flight refresh behind a mutex, then one retry, then logout if it fails."</w:t>
+      </w:r>
+    </w:p>
+    <w:p>
       <w:pPr>
         <w:pBdr>
           <w:bottom w:val="single" w:sz="6" w:space="1" w:color="BFC7D5"/>
@@ -7978,26 +8980,37 @@
       </w:r>
       <w:r>
         <w:rPr/>
-      </w:r>
-    </w:p>
-    <w:p>
-      <w:pPr>
-        <w:pStyle w:val="ListBullet"/>
-        <w:spacing w:after="40"/>
-      </w:pPr>
-      <w:r>
-        <w:rPr/>
-        <w:t>Tag or key invalidation after mutations.</w:t>
-      </w:r>
-    </w:p>
-    <w:p>
-      <w:pPr>
-        <w:pStyle w:val="ListBullet"/>
-        <w:spacing w:after="40"/>
-      </w:pPr>
-      <w:r>
-        <w:rPr/>
-        <w:t>Time-based staleness (</w:t>
+        <w:t xml:space="preserve"> Tag or key invalidation after mutations, time-based staleness, server push events, and optimistic updates with reconciliation.</w:t>
+      </w:r>
+    </w:p>
+    <w:p>
+      <w:r>
+        <w:rPr/>
+      </w:r>
+      <w:r>
+        <w:rPr>
+          <w:b/>
+        </w:rPr>
+        <w:t>Explanation:</w:t>
+      </w:r>
+      <w:r>
+        <w:rPr/>
+        <w:t xml:space="preserve"> Choose freshness per data type: profiles can be minutes old, live call status needs real-time updates.</w:t>
+      </w:r>
+    </w:p>
+    <w:p>
+      <w:r>
+        <w:rPr/>
+      </w:r>
+      <w:r>
+        <w:rPr>
+          <w:b/>
+        </w:rPr>
+        <w:t>Example:</w:t>
+      </w:r>
+      <w:r>
+        <w:rPr/>
+        <w:t xml:space="preserve"> User profile </w:t>
       </w:r>
       <w:r>
         <w:rPr>
@@ -8005,42 +9018,26 @@
           <w:color w:val="B42318"/>
           <w:sz w:val="20"/>
         </w:rPr>
-        <w:t>staleTime</w:t>
-      </w:r>
-      <w:r>
-        <w:rPr/>
-        <w:t>).</w:t>
-      </w:r>
-    </w:p>
-    <w:p>
-      <w:pPr>
-        <w:pStyle w:val="ListBullet"/>
-        <w:spacing w:after="40"/>
-      </w:pPr>
-      <w:r>
-        <w:rPr/>
-        <w:t>Server push events (WebSocket or SSE) that invalidate specific keys.</w:t>
-      </w:r>
-    </w:p>
-    <w:p>
-      <w:pPr>
-        <w:pStyle w:val="ListBullet"/>
-        <w:spacing w:after="40"/>
-      </w:pPr>
-      <w:r>
-        <w:rPr/>
-        <w:t>Optimistic updates followed by reconciliation.</w:t>
-      </w:r>
-    </w:p>
-    <w:p>
-      <w:pPr>
-        <w:spacing w:after="0"/>
-      </w:pPr>
-    </w:p>
-    <w:p>
-      <w:r>
-        <w:rPr/>
-        <w:t>Choose the staleness per data type. A user profile can be cached for minutes, but live call status needs real-time updates.</w:t>
+        <w:t>staleTime: 5 min</w:t>
+      </w:r>
+      <w:r>
+        <w:rPr/>
+        <w:t>; scoring job status polled every 5 s until done; call list invalidated by an SSE "call.scored" event.</w:t>
+      </w:r>
+    </w:p>
+    <w:p>
+      <w:r>
+        <w:rPr/>
+      </w:r>
+      <w:r>
+        <w:rPr>
+          <w:b/>
+        </w:rPr>
+        <w:t>Say it like this:</w:t>
+      </w:r>
+      <w:r>
+        <w:rPr/>
+        <w:t xml:space="preserve"> "Each kind of data gets its own freshness rule instead of one global refetch policy."</w:t>
       </w:r>
     </w:p>
     <w:p>
@@ -8100,7 +9097,76 @@
       </w:r>
       <w:r>
         <w:rPr/>
-        <w:t>. Storing derived data, like "total flagged calls", duplicates the truth, and it goes stale when you forget to update it.</w:t>
+        <w:t>.</w:t>
+      </w:r>
+    </w:p>
+    <w:p>
+      <w:r>
+        <w:rPr/>
+      </w:r>
+      <w:r>
+        <w:rPr>
+          <w:b/>
+        </w:rPr>
+        <w:t>Explanation:</w:t>
+      </w:r>
+      <w:r>
+        <w:rPr/>
+        <w:t xml:space="preserve"> Stored derived values duplicate the truth and go stale when someone forgets to update them.</w:t>
+      </w:r>
+    </w:p>
+    <w:p>
+      <w:r>
+        <w:rPr/>
+      </w:r>
+      <w:r>
+        <w:rPr>
+          <w:b/>
+        </w:rPr>
+        <w:t>Example:</w:t>
+      </w:r>
+      <w:r>
+        <w:rPr/>
+        <w:t xml:space="preserve"> </w:t>
+      </w:r>
+      <w:r>
+        <w:rPr>
+          <w:rFonts w:ascii="Courier New" w:hAnsi="Courier New"/>
+          <w:color w:val="B42318"/>
+          <w:sz w:val="20"/>
+        </w:rPr>
+        <w:t>flaggedCount</w:t>
+      </w:r>
+      <w:r>
+        <w:rPr/>
+        <w:t xml:space="preserve"> is </w:t>
+      </w:r>
+      <w:r>
+        <w:rPr>
+          <w:rFonts w:ascii="Courier New" w:hAnsi="Courier New"/>
+          <w:color w:val="B42318"/>
+          <w:sz w:val="20"/>
+        </w:rPr>
+        <w:t>selectFlaggedCalls(state).length</w:t>
+      </w:r>
+      <w:r>
+        <w:rPr/>
+        <w:t>, never a separate field updated by hand.</w:t>
+      </w:r>
+    </w:p>
+    <w:p>
+      <w:r>
+        <w:rPr/>
+      </w:r>
+      <w:r>
+        <w:rPr>
+          <w:b/>
+        </w:rPr>
+        <w:t>Say it like this:</w:t>
+      </w:r>
+      <w:r>
+        <w:rPr/>
+        <w:t xml:space="preserve"> "Store the minimum and derive the rest, so totals can never disagree with the data."</w:t>
       </w:r>
     </w:p>
     <w:p>
@@ -8148,7 +9214,36 @@
       </w:r>
       <w:r>
         <w:rPr/>
-        <w:t xml:space="preserve"> For complex flows with many states and illegal transitions: a call lifecycle, a multi-step onboarding, an upload with retries. Impossible states can't happen, the logic can be visualised as a diagram, and every transition is testable.</w:t>
+        <w:t xml:space="preserve"> For flows with many states and illegal transitions, like a call lifecycle, onboarding or uploads with retries.</w:t>
+      </w:r>
+    </w:p>
+    <w:p>
+      <w:r>
+        <w:rPr/>
+      </w:r>
+      <w:r>
+        <w:rPr>
+          <w:b/>
+        </w:rPr>
+        <w:t>Explanation:</w:t>
+      </w:r>
+      <w:r>
+        <w:rPr/>
+        <w:t xml:space="preserve"> Machines make impossible states impossible, can be visualised as diagrams, and every transition is testable.</w:t>
+      </w:r>
+    </w:p>
+    <w:p>
+      <w:r>
+        <w:rPr/>
+      </w:r>
+      <w:r>
+        <w:rPr>
+          <w:b/>
+        </w:rPr>
+        <w:t>Example:</w:t>
+      </w:r>
+      <w:r>
+        <w:rPr/>
       </w:r>
     </w:p>
     <w:tbl>
@@ -8191,7 +9286,7 @@
                 <w:rFonts w:ascii="Courier New" w:hAnsi="Courier New" w:eastAsia="Courier New"/>
                 <w:sz w:val="19"/>
               </w:rPr>
-              <w:t>idle → checkingDevices ──(granted)──► connecting → connected ⇄ reconnecting → disconnected</w:t>
+              <w:t>idle → checkingDevices → connecting → connected ⇄ reconnecting → disconnected</w:t>
               <w:br/>
             </w:r>
             <w:r>
@@ -8199,31 +9294,7 @@
                 <w:rFonts w:ascii="Courier New" w:hAnsi="Courier New" w:eastAsia="Courier New"/>
                 <w:sz w:val="19"/>
               </w:rPr>
-              <w:t xml:space="preserve">            │                              │                         │</w:t>
-              <w:br/>
-            </w:r>
-            <w:r>
-              <w:rPr>
-                <w:rFonts w:ascii="Courier New" w:hAnsi="Courier New" w:eastAsia="Courier New"/>
-                <w:sz w:val="19"/>
-              </w:rPr>
-              <w:t xml:space="preserve">         (denied)                    (max retries)              (max retries)</w:t>
-              <w:br/>
-            </w:r>
-            <w:r>
-              <w:rPr>
-                <w:rFonts w:ascii="Courier New" w:hAnsi="Courier New" w:eastAsia="Courier New"/>
-                <w:sz w:val="19"/>
-              </w:rPr>
-              <w:t xml:space="preserve">            ▼                              ▼                         ▼</w:t>
-              <w:br/>
-            </w:r>
-            <w:r>
-              <w:rPr>
-                <w:rFonts w:ascii="Courier New" w:hAnsi="Courier New" w:eastAsia="Courier New"/>
-                <w:sz w:val="19"/>
-              </w:rPr>
-              <w:t xml:space="preserve">     permissionError                    failed ◄─────────────────────┘</w:t>
+              <w:t>checkingDevices → (denied) permissionError ;  connecting/reconnecting → (max retries) failed</w:t>
             </w:r>
           </w:p>
         </w:tc>
@@ -8246,43 +9317,7 @@
       </w:r>
       <w:r>
         <w:rPr/>
-        <w:t xml:space="preserve"> "With booleans like </w:t>
-      </w:r>
-      <w:r>
-        <w:rPr>
-          <w:rFonts w:ascii="Courier New" w:hAnsi="Courier New"/>
-          <w:color w:val="B42318"/>
-          <w:sz w:val="20"/>
-        </w:rPr>
-        <w:t>isConnecting</w:t>
-      </w:r>
-      <w:r>
-        <w:rPr/>
-        <w:t xml:space="preserve">, </w:t>
-      </w:r>
-      <w:r>
-        <w:rPr>
-          <w:rFonts w:ascii="Courier New" w:hAnsi="Courier New"/>
-          <w:color w:val="B42318"/>
-          <w:sz w:val="20"/>
-        </w:rPr>
-        <w:t>isConnected</w:t>
-      </w:r>
-      <w:r>
-        <w:rPr/>
-        <w:t xml:space="preserve"> and </w:t>
-      </w:r>
-      <w:r>
-        <w:rPr>
-          <w:rFonts w:ascii="Courier New" w:hAnsi="Courier New"/>
-          <w:color w:val="B42318"/>
-          <w:sz w:val="20"/>
-        </w:rPr>
-        <w:t>isReconnecting</w:t>
-      </w:r>
-      <w:r>
-        <w:rPr/>
-        <w:t>, you can end up with two true at once. A state machine says the call is in exactly one state and lists which events can move it where. It also becomes great documentation."</w:t>
+        <w:t xml:space="preserve"> "With booleans you can be 'connecting' and 'connected' at once; a machine says exactly one state and which events move it."</w:t>
       </w:r>
     </w:p>
     <w:p>
@@ -8330,7 +9365,64 @@
       </w:r>
       <w:r>
         <w:rPr/>
-        <w:t xml:space="preserve"> Use BroadcastChannel to sync logout and critical preferences, use leader election so only one tab owns a socket, and refetch server state on focus.</w:t>
+        <w:t xml:space="preserve"> BroadcastChannel for logout and preferences, leader election for one socket, and refetch on focus for server data.</w:t>
+      </w:r>
+    </w:p>
+    <w:p>
+      <w:r>
+        <w:rPr/>
+      </w:r>
+      <w:r>
+        <w:rPr>
+          <w:b/>
+        </w:rPr>
+        <w:t>Explanation:</w:t>
+      </w:r>
+      <w:r>
+        <w:rPr/>
+        <w:t xml:space="preserve"> Without it, tabs show conflicting data or keep sessions alive after logout.</w:t>
+      </w:r>
+    </w:p>
+    <w:p>
+      <w:r>
+        <w:rPr/>
+      </w:r>
+      <w:r>
+        <w:rPr>
+          <w:b/>
+        </w:rPr>
+        <w:t>Example:</w:t>
+      </w:r>
+      <w:r>
+        <w:rPr/>
+        <w:t xml:space="preserve"> Logging out in one tab posts </w:t>
+      </w:r>
+      <w:r>
+        <w:rPr>
+          <w:rFonts w:ascii="Courier New" w:hAnsi="Courier New"/>
+          <w:color w:val="B42318"/>
+          <w:sz w:val="20"/>
+        </w:rPr>
+        <w:t>'logout'</w:t>
+      </w:r>
+      <w:r>
+        <w:rPr/>
+        <w:t xml:space="preserve"> to a BroadcastChannel; every other tab clears its caches and redirects.</w:t>
+      </w:r>
+    </w:p>
+    <w:p>
+      <w:r>
+        <w:rPr/>
+      </w:r>
+      <w:r>
+        <w:rPr>
+          <w:b/>
+        </w:rPr>
+        <w:t>Say it like this:</w:t>
+      </w:r>
+      <w:r>
+        <w:rPr/>
+        <w:t xml:space="preserve"> "Tabs sync auth through BroadcastChannel and server data through refetch-on-focus."</w:t>
       </w:r>
     </w:p>
     <w:p>
@@ -8378,52 +9470,77 @@
       </w:r>
       <w:r>
         <w:rPr/>
-      </w:r>
-    </w:p>
-    <w:p>
-      <w:pPr>
-        <w:pStyle w:val="ListBullet"/>
-        <w:spacing w:after="40"/>
-      </w:pPr>
-      <w:r>
-        <w:rPr/>
-        <w:t>Selectors that return new references every time.</w:t>
-      </w:r>
-    </w:p>
-    <w:p>
-      <w:pPr>
-        <w:pStyle w:val="ListBullet"/>
-        <w:spacing w:after="40"/>
-      </w:pPr>
-      <w:r>
-        <w:rPr/>
-        <w:t>Huge, non-normalised lists.</w:t>
-      </w:r>
-    </w:p>
-    <w:p>
-      <w:pPr>
-        <w:pStyle w:val="ListBullet"/>
-        <w:spacing w:after="40"/>
-      </w:pPr>
-      <w:r>
-        <w:rPr/>
-        <w:t>High-frequency actions (mouse movement, audio levels) going through Redux.</w:t>
-      </w:r>
-    </w:p>
-    <w:p>
-      <w:pPr>
-        <w:pStyle w:val="ListBullet"/>
-        <w:spacing w:after="40"/>
-      </w:pPr>
-      <w:r>
-        <w:rPr/>
-        <w:t>List items that select the whole list instead of their own item by ID.</w:t>
-      </w:r>
-    </w:p>
-    <w:p>
-      <w:pPr>
-        <w:spacing w:after="0"/>
-      </w:pPr>
+        <w:t xml:space="preserve"> Selectors returning new references, non-normalised lists, high-frequency actions through Redux, and list items selecting the whole list.</w:t>
+      </w:r>
+    </w:p>
+    <w:p>
+      <w:r>
+        <w:rPr/>
+      </w:r>
+      <w:r>
+        <w:rPr>
+          <w:b/>
+        </w:rPr>
+        <w:t>Explanation:</w:t>
+      </w:r>
+      <w:r>
+        <w:rPr/>
+        <w:t xml:space="preserve"> Each causes broad re-renders on every dispatch.</w:t>
+      </w:r>
+    </w:p>
+    <w:p>
+      <w:r>
+        <w:rPr/>
+      </w:r>
+      <w:r>
+        <w:rPr>
+          <w:b/>
+        </w:rPr>
+        <w:t>Example:</w:t>
+      </w:r>
+      <w:r>
+        <w:rPr/>
+        <w:t xml:space="preserve"> Rows selecting </w:t>
+      </w:r>
+      <w:r>
+        <w:rPr>
+          <w:rFonts w:ascii="Courier New" w:hAnsi="Courier New"/>
+          <w:color w:val="B42318"/>
+          <w:sz w:val="20"/>
+        </w:rPr>
+        <w:t>s.calls.items</w:t>
+      </w:r>
+      <w:r>
+        <w:rPr/>
+        <w:t xml:space="preserve"> re-render on any call change; selecting </w:t>
+      </w:r>
+      <w:r>
+        <w:rPr>
+          <w:rFonts w:ascii="Courier New" w:hAnsi="Courier New"/>
+          <w:color w:val="B42318"/>
+          <w:sz w:val="20"/>
+        </w:rPr>
+        <w:t>selectCallById(s, id)</w:t>
+      </w:r>
+      <w:r>
+        <w:rPr/>
+        <w:t xml:space="preserve"> re-renders only that row.</w:t>
+      </w:r>
+    </w:p>
+    <w:p>
+      <w:r>
+        <w:rPr/>
+      </w:r>
+      <w:r>
+        <w:rPr>
+          <w:b/>
+        </w:rPr>
+        <w:t>Say it like this:</w:t>
+      </w:r>
+      <w:r>
+        <w:rPr/>
+        <w:t xml:space="preserve"> "Stable selectors, normalised data and per-item subscriptions keep Redux fast."</w:t>
+      </w:r>
     </w:p>
     <w:p>
       <w:pPr>
@@ -8470,19 +9587,36 @@
       </w:r>
       <w:r>
         <w:rPr/>
-        <w:t xml:space="preserve"> Reducers and selectors are pure, so unit-test them directly. Test thunks and listeners as integration tests with a real store and MSW. Test components by rendering them with a real store created from </w:t>
-      </w:r>
-      <w:r>
-        <w:rPr>
-          <w:rFonts w:ascii="Courier New" w:hAnsi="Courier New"/>
-          <w:color w:val="B42318"/>
-          <w:sz w:val="20"/>
-        </w:rPr>
-        <w:t>preloadedState</w:t>
-      </w:r>
-      <w:r>
-        <w:rPr/>
-        <w:t>.</w:t>
+        <w:t xml:space="preserve"> Unit-test reducers and selectors directly; test thunks and listeners with a real store and MSW; render components with a preloaded store.</w:t>
+      </w:r>
+    </w:p>
+    <w:p>
+      <w:r>
+        <w:rPr/>
+      </w:r>
+      <w:r>
+        <w:rPr>
+          <w:b/>
+        </w:rPr>
+        <w:t>Explanation:</w:t>
+      </w:r>
+      <w:r>
+        <w:rPr/>
+        <w:t xml:space="preserve"> Pure reducers make tests trivial and fast.</w:t>
+      </w:r>
+    </w:p>
+    <w:p>
+      <w:r>
+        <w:rPr/>
+      </w:r>
+      <w:r>
+        <w:rPr>
+          <w:b/>
+        </w:rPr>
+        <w:t>Example:</w:t>
+      </w:r>
+      <w:r>
+        <w:rPr/>
       </w:r>
     </w:p>
     <w:tbl>
@@ -8537,6 +9671,21 @@
       </w:pPr>
     </w:p>
     <w:p>
+      <w:r>
+        <w:rPr/>
+      </w:r>
+      <w:r>
+        <w:rPr>
+          <w:b/>
+        </w:rPr>
+        <w:t>Say it like this:</w:t>
+      </w:r>
+      <w:r>
+        <w:rPr/>
+        <w:t xml:space="preserve"> "Reducers are pure functions, so they're the easiest code in the app to test."</w:t>
+      </w:r>
+    </w:p>
+    <w:p>
       <w:pPr>
         <w:pBdr>
           <w:bottom w:val="single" w:sz="6" w:space="1" w:color="BFC7D5"/>
@@ -8598,20 +9747,7 @@
       </w:r>
       <w:r>
         <w:rPr/>
-        <w:t xml:space="preserve"> Incrementally:</w:t>
-      </w:r>
-    </w:p>
-    <w:p>
-      <w:pPr>
-        <w:spacing w:after="40"/>
-        <w:ind w:left="425" w:hanging="340"/>
-      </w:pPr>
-      <w:r>
-        <w:t xml:space="preserve">1. </w:t>
-      </w:r>
-      <w:r>
-        <w:rPr/>
-        <w:t xml:space="preserve">Switch to </w:t>
+        <w:t xml:space="preserve"> Switch to </w:t>
       </w:r>
       <w:r>
         <w:rPr>
@@ -8623,20 +9759,7 @@
       </w:r>
       <w:r>
         <w:rPr/>
-        <w:t>. It works with your old reducers.</w:t>
-      </w:r>
-    </w:p>
-    <w:p>
-      <w:pPr>
-        <w:spacing w:after="40"/>
-        <w:ind w:left="425" w:hanging="340"/>
-      </w:pPr>
-      <w:r>
-        <w:t xml:space="preserve">2. </w:t>
-      </w:r>
-      <w:r>
-        <w:rPr/>
-        <w:t xml:space="preserve">Convert one reducer at a time to </w:t>
+        <w:t xml:space="preserve">, convert one reducer at a time to </w:t>
       </w:r>
       <w:r>
         <w:rPr>
@@ -8648,20 +9771,7 @@
       </w:r>
       <w:r>
         <w:rPr/>
-        <w:t>.</w:t>
-      </w:r>
-    </w:p>
-    <w:p>
-      <w:pPr>
-        <w:spacing w:after="40"/>
-        <w:ind w:left="425" w:hanging="340"/>
-      </w:pPr>
-      <w:r>
-        <w:t xml:space="preserve">3. </w:t>
-      </w:r>
-      <w:r>
-        <w:rPr/>
-        <w:t xml:space="preserve">Replace </w:t>
+        <w:t xml:space="preserve">, replace </w:t>
       </w:r>
       <w:r>
         <w:rPr>
@@ -8673,39 +9783,65 @@
       </w:r>
       <w:r>
         <w:rPr/>
-        <w:t xml:space="preserve"> with hooks as you touch components.</w:t>
-      </w:r>
-    </w:p>
-    <w:p>
-      <w:pPr>
-        <w:spacing w:after="40"/>
-        <w:ind w:left="425" w:hanging="340"/>
-      </w:pPr>
-      <w:r>
-        <w:t xml:space="preserve">4. </w:t>
-      </w:r>
-      <w:r>
-        <w:rPr/>
-        <w:t>Move data fetching to RTK Query.</w:t>
-      </w:r>
-    </w:p>
-    <w:p>
-      <w:pPr>
-        <w:spacing w:after="40"/>
-        <w:ind w:left="425" w:hanging="340"/>
-      </w:pPr>
-      <w:r>
-        <w:t xml:space="preserve">5. </w:t>
-      </w:r>
-      <w:r>
-        <w:rPr/>
-        <w:t>Delete the action-type constants.</w:t>
-      </w:r>
-    </w:p>
-    <w:p>
-      <w:pPr>
-        <w:spacing w:after="0"/>
-      </w:pPr>
+        <w:t xml:space="preserve"> with hooks gradually, move fetching to RTK Query, and delete constants.</w:t>
+      </w:r>
+    </w:p>
+    <w:p>
+      <w:r>
+        <w:rPr/>
+      </w:r>
+      <w:r>
+        <w:rPr>
+          <w:b/>
+        </w:rPr>
+        <w:t>Explanation:</w:t>
+      </w:r>
+      <w:r>
+        <w:rPr/>
+        <w:t xml:space="preserve"> It's incremental: old and new reducers coexist.</w:t>
+      </w:r>
+    </w:p>
+    <w:p>
+      <w:r>
+        <w:rPr/>
+      </w:r>
+      <w:r>
+        <w:rPr>
+          <w:b/>
+        </w:rPr>
+        <w:t>Example:</w:t>
+      </w:r>
+      <w:r>
+        <w:rPr/>
+        <w:t xml:space="preserve"> Sprint 1: </w:t>
+      </w:r>
+      <w:r>
+        <w:rPr>
+          <w:rFonts w:ascii="Courier New" w:hAnsi="Courier New"/>
+          <w:color w:val="B42318"/>
+          <w:sz w:val="20"/>
+        </w:rPr>
+        <w:t>configureStore</w:t>
+      </w:r>
+      <w:r>
+        <w:rPr/>
+        <w:t xml:space="preserve"> + one slice. Sprint 2–4: convert remaining slices while touching features, and move fetching to RTK Query.</w:t>
+      </w:r>
+    </w:p>
+    <w:p>
+      <w:r>
+        <w:rPr/>
+      </w:r>
+      <w:r>
+        <w:rPr>
+          <w:b/>
+        </w:rPr>
+        <w:t>Say it like this:</w:t>
+      </w:r>
+      <w:r>
+        <w:rPr/>
+        <w:t xml:space="preserve"> "No big bang: RTK works with old reducers, so we convert as we touch code."</w:t>
+      </w:r>
     </w:p>
     <w:p>
       <w:pPr>
@@ -8752,59 +9888,7 @@
       </w:r>
       <w:r>
         <w:rPr/>
-        <w:t xml:space="preserve"> Go through the kinds of state in order:</w:t>
-      </w:r>
-    </w:p>
-    <w:p>
-      <w:pPr>
-        <w:spacing w:after="40"/>
-        <w:ind w:left="425" w:hanging="340"/>
-      </w:pPr>
-      <w:r>
-        <w:t xml:space="preserve">1. </w:t>
-      </w:r>
-      <w:r>
-        <w:rPr/>
-        <w:t>Server state → a query library.</w:t>
-      </w:r>
-    </w:p>
-    <w:p>
-      <w:pPr>
-        <w:spacing w:after="40"/>
-        <w:ind w:left="425" w:hanging="340"/>
-      </w:pPr>
-      <w:r>
-        <w:t xml:space="preserve">2. </w:t>
-      </w:r>
-      <w:r>
-        <w:rPr/>
-        <w:t>URL state → the router.</w:t>
-      </w:r>
-    </w:p>
-    <w:p>
-      <w:pPr>
-        <w:spacing w:after="40"/>
-        <w:ind w:left="425" w:hanging="340"/>
-      </w:pPr>
-      <w:r>
-        <w:t xml:space="preserve">3. </w:t>
-      </w:r>
-      <w:r>
-        <w:rPr/>
-        <w:t>Form state → a form library.</w:t>
-      </w:r>
-    </w:p>
-    <w:p>
-      <w:pPr>
-        <w:spacing w:after="40"/>
-        <w:ind w:left="425" w:hanging="340"/>
-      </w:pPr>
-      <w:r>
-        <w:t xml:space="preserve">4. </w:t>
-      </w:r>
-      <w:r>
-        <w:rPr/>
-        <w:t xml:space="preserve">Local UI state → </w:t>
+        <w:t xml:space="preserve"> Server state → query library; URL state → router; forms → form library; local → </w:t>
       </w:r>
       <w:r>
         <w:rPr>
@@ -8816,39 +9900,38 @@
       </w:r>
       <w:r>
         <w:rPr/>
-        <w:t>.</w:t>
-      </w:r>
-    </w:p>
-    <w:p>
-      <w:pPr>
-        <w:spacing w:after="40"/>
-        <w:ind w:left="425" w:hanging="340"/>
-      </w:pPr>
-      <w:r>
-        <w:t xml:space="preserve">5. </w:t>
-      </w:r>
-      <w:r>
-        <w:rPr/>
-        <w:t>Small shared client state → context or Zustand.</w:t>
-      </w:r>
-    </w:p>
-    <w:p>
-      <w:pPr>
-        <w:spacing w:after="40"/>
-        <w:ind w:left="425" w:hanging="340"/>
-      </w:pPr>
-      <w:r>
-        <w:t xml:space="preserve">6. </w:t>
-      </w:r>
-      <w:r>
-        <w:rPr/>
-        <w:t>Large shared client state with complex flows or big teams → Redux Toolkit, plus state machines for the flows.</w:t>
-      </w:r>
-    </w:p>
-    <w:p>
-      <w:pPr>
-        <w:spacing w:after="0"/>
-      </w:pPr>
+        <w:t>; small shared state → context or Zustand; large complex shared state → Redux Toolkit plus state machines for flows.</w:t>
+      </w:r>
+    </w:p>
+    <w:p>
+      <w:r>
+        <w:rPr/>
+      </w:r>
+      <w:r>
+        <w:rPr>
+          <w:b/>
+        </w:rPr>
+        <w:t>Explanation:</w:t>
+      </w:r>
+      <w:r>
+        <w:rPr/>
+        <w:t xml:space="preserve"> The library choice falls out of listing the kinds of state the app has.</w:t>
+      </w:r>
+    </w:p>
+    <w:p>
+      <w:r>
+        <w:rPr/>
+      </w:r>
+      <w:r>
+        <w:rPr>
+          <w:b/>
+        </w:rPr>
+        <w:t>Example:</w:t>
+      </w:r>
+      <w:r>
+        <w:rPr/>
+        <w:t xml:space="preserve"> For a new analytics dashboard: TanStack Query, URL filters, Zustand for UI preferences, no Redux needed.</w:t>
+      </w:r>
     </w:p>
     <w:p>
       <w:r>
@@ -8862,7 +9945,7 @@
       </w:r>
       <w:r>
         <w:rPr/>
-        <w:t xml:space="preserve"> "I don't start by picking a library. I list the kinds of state the app has, and the library choice usually falls out of that. Often the 'global state' left after removing server data is small enough for Zustand."</w:t>
+        <w:t xml:space="preserve"> "I list the kinds of state first; often what's left after removing server data is small enough for Zustand."</w:t>
       </w:r>
     </w:p>
     <w:p>
@@ -8918,11 +10001,11 @@
         <w:rPr>
           <w:b/>
         </w:rPr>
-        <w:t>Answer:</w:t>
-      </w:r>
-      <w:r>
-        <w:rPr/>
-        <w:t xml:space="preserve"> The tenant is missing from the cache keys or tags. Include </w:t>
+        <w:t>Short answer:</w:t>
+      </w:r>
+      <w:r>
+        <w:rPr/>
+        <w:t xml:space="preserve"> Include </w:t>
       </w:r>
       <w:r>
         <w:rPr>
@@ -8934,7 +10017,7 @@
       </w:r>
       <w:r>
         <w:rPr/>
-        <w:t xml:space="preserve"> in every key, clear or reset the caches when the tenant switches, and remount the tenant-scoped shell with </w:t>
+        <w:t xml:space="preserve"> in every key, reset caches on switch, and remount the tenant shell with </w:t>
       </w:r>
       <w:r>
         <w:rPr>
@@ -8947,6 +10030,87 @@
       <w:r>
         <w:rPr/>
         <w:t>.</w:t>
+      </w:r>
+    </w:p>
+    <w:p>
+      <w:r>
+        <w:rPr/>
+      </w:r>
+      <w:r>
+        <w:rPr>
+          <w:b/>
+        </w:rPr>
+        <w:t>Explanation:</w:t>
+      </w:r>
+      <w:r>
+        <w:rPr/>
+        <w:t xml:space="preserve"> Without tenant-scoped keys, the old cache entry is shown until the new fetch finishes.</w:t>
+      </w:r>
+    </w:p>
+    <w:p>
+      <w:r>
+        <w:rPr/>
+      </w:r>
+      <w:r>
+        <w:rPr>
+          <w:b/>
+        </w:rPr>
+        <w:t>Example:</w:t>
+      </w:r>
+      <w:r>
+        <w:rPr/>
+        <w:t xml:space="preserve"> </w:t>
+      </w:r>
+      <w:r>
+        <w:rPr>
+          <w:rFonts w:ascii="Courier New" w:hAnsi="Courier New"/>
+          <w:color w:val="B42318"/>
+          <w:sz w:val="20"/>
+        </w:rPr>
+        <w:t>['tenant', tenantId, 'calls']</w:t>
+      </w:r>
+      <w:r>
+        <w:rPr/>
+        <w:t xml:space="preserve"> instead of </w:t>
+      </w:r>
+      <w:r>
+        <w:rPr>
+          <w:rFonts w:ascii="Courier New" w:hAnsi="Courier New"/>
+          <w:color w:val="B42318"/>
+          <w:sz w:val="20"/>
+        </w:rPr>
+        <w:t>['calls']</w:t>
+      </w:r>
+      <w:r>
+        <w:rPr/>
+        <w:t xml:space="preserve">, plus </w:t>
+      </w:r>
+      <w:r>
+        <w:rPr>
+          <w:rFonts w:ascii="Courier New" w:hAnsi="Courier New"/>
+          <w:color w:val="B42318"/>
+          <w:sz w:val="20"/>
+        </w:rPr>
+        <w:t>queryClient.clear()</w:t>
+      </w:r>
+      <w:r>
+        <w:rPr/>
+        <w:t xml:space="preserve"> on switch.</w:t>
+      </w:r>
+    </w:p>
+    <w:p>
+      <w:r>
+        <w:rPr/>
+      </w:r>
+      <w:r>
+        <w:rPr>
+          <w:b/>
+        </w:rPr>
+        <w:t>Say it like this:</w:t>
+      </w:r>
+      <w:r>
+        <w:rPr/>
+        <w:t xml:space="preserve"> "Tenant-scoped keys plus a reset on switch mean one tenant's data can never flash for another."</w:t>
       </w:r>
     </w:p>
     <w:p>
@@ -8990,33 +10154,130 @@
         <w:rPr>
           <w:b/>
         </w:rPr>
-        <w:t>Answer:</w:t>
-      </w:r>
-      <w:r>
-        <w:rPr/>
-        <w:t xml:space="preserve"> Normalise the data. Each row selects </w:t>
-      </w:r>
-      <w:r>
-        <w:rPr>
-          <w:i/>
-        </w:rPr>
-        <w:t>its own</w:t>
-      </w:r>
-      <w:r>
-        <w:rPr/>
-        <w:t xml:space="preserve"> entity by ID (</w:t>
-      </w:r>
-      <w:r>
-        <w:rPr>
-          <w:rFonts w:ascii="Courier New" w:hAnsi="Courier New"/>
-          <w:color w:val="B42318"/>
-          <w:sz w:val="20"/>
-        </w:rPr>
-        <w:t>useAppSelector((s) =&gt; selectCallById(s, id))</w:t>
-      </w:r>
-      <w:r>
-        <w:rPr/>
-        <w:t>). Memoize the row components, and virtualise the list.</w:t>
+        <w:t>Short answer:</w:t>
+      </w:r>
+      <w:r>
+        <w:rPr/>
+        <w:t xml:space="preserve"> Normalise, have each row select its own entity by ID, memoise rows, and virtualise.</w:t>
+      </w:r>
+    </w:p>
+    <w:p>
+      <w:r>
+        <w:rPr/>
+      </w:r>
+      <w:r>
+        <w:rPr>
+          <w:b/>
+        </w:rPr>
+        <w:t>Explanation:</w:t>
+      </w:r>
+      <w:r>
+        <w:rPr/>
+        <w:t xml:space="preserve"> Rows selecting the whole list re-render on any change.</w:t>
+      </w:r>
+    </w:p>
+    <w:p>
+      <w:r>
+        <w:rPr/>
+      </w:r>
+      <w:r>
+        <w:rPr>
+          <w:b/>
+        </w:rPr>
+        <w:t>Example:</w:t>
+      </w:r>
+      <w:r>
+        <w:rPr/>
+      </w:r>
+    </w:p>
+    <w:tbl>
+      <w:tblPr>
+        <w:tblW w:type="auto" w:w="0"/>
+        <w:jc w:val="center"/>
+        <w:tblCellMar>
+          <w:top w:w="141" w:type="dxa"/>
+          <w:left w:w="141" w:type="dxa"/>
+          <w:bottom w:w="141" w:type="dxa"/>
+          <w:right w:w="141" w:type="dxa"/>
+        </w:tblCellMar>
+        <w:tblLook w:firstColumn="1" w:firstRow="1" w:lastColumn="0" w:lastRow="0" w:noHBand="0" w:noVBand="1" w:val="04A0"/>
+      </w:tblPr>
+      <w:tblGrid>
+        <w:gridCol w:w="9972"/>
+      </w:tblGrid>
+      <w:tr>
+        <w:tc>
+          <w:tcPr>
+            <w:tcW w:type="dxa" w:w="9972"/>
+            <w:shd w:val="clear" w:color="auto" w:fill="F3F4F6"/>
+          </w:tcPr>
+          <w:p>
+            <w:pPr>
+              <w:spacing w:after="0" w:line="240" w:lineRule="auto"/>
+            </w:pPr>
+            <w:r>
+              <w:rPr>
+                <w:rFonts w:ascii="Arial" w:hAnsi="Arial"/>
+                <w:b/>
+                <w:color w:val="6B7280"/>
+                <w:sz w:val="16"/>
+              </w:rPr>
+              <w:t>TSX</w:t>
+              <w:br/>
+            </w:r>
+            <w:r>
+              <w:rPr>
+                <w:rFonts w:ascii="Courier New" w:hAnsi="Courier New" w:eastAsia="Courier New"/>
+                <w:sz w:val="19"/>
+              </w:rPr>
+              <w:t>const CallRow = memo(({ id }: { id: string }) =&gt; {</w:t>
+              <w:br/>
+            </w:r>
+            <w:r>
+              <w:rPr>
+                <w:rFonts w:ascii="Courier New" w:hAnsi="Courier New" w:eastAsia="Courier New"/>
+                <w:sz w:val="19"/>
+              </w:rPr>
+              <w:t xml:space="preserve">  const call = useAppSelector((s) =&gt; selectCallById(s, id));</w:t>
+              <w:br/>
+            </w:r>
+            <w:r>
+              <w:rPr>
+                <w:rFonts w:ascii="Courier New" w:hAnsi="Courier New" w:eastAsia="Courier New"/>
+                <w:sz w:val="19"/>
+              </w:rPr>
+              <w:t xml:space="preserve">  return &lt;tr&gt;…&lt;/tr&gt;;</w:t>
+              <w:br/>
+            </w:r>
+            <w:r>
+              <w:rPr>
+                <w:rFonts w:ascii="Courier New" w:hAnsi="Courier New" w:eastAsia="Courier New"/>
+                <w:sz w:val="19"/>
+              </w:rPr>
+              <w:t>});</w:t>
+            </w:r>
+          </w:p>
+        </w:tc>
+      </w:tr>
+    </w:tbl>
+    <w:p>
+      <w:pPr>
+        <w:spacing w:after="40"/>
+      </w:pPr>
+    </w:p>
+    <w:p>
+      <w:r>
+        <w:rPr/>
+      </w:r>
+      <w:r>
+        <w:rPr>
+          <w:b/>
+        </w:rPr>
+        <w:t>Say it like this:</w:t>
+      </w:r>
+      <w:r>
+        <w:rPr/>
+        <w:t xml:space="preserve"> "Each row subscribes to its own call, so one score update re-renders one row."</w:t>
       </w:r>
     </w:p>
     <w:p>
@@ -9060,11 +10321,92 @@
         <w:rPr>
           <w:b/>
         </w:rPr>
-        <w:t>Answer:</w:t>
-      </w:r>
-      <w:r>
-        <w:rPr/>
-        <w:t xml:space="preserve"> The server data was copied into several slices. Have a single source of truth, one query cache entry, and derive everything else from it.</w:t>
+        <w:t>Short answer:</w:t>
+      </w:r>
+      <w:r>
+        <w:rPr/>
+        <w:t xml:space="preserve"> The server data was copied into several slices; keep one source of truth and derive the rest.</w:t>
+      </w:r>
+    </w:p>
+    <w:p>
+      <w:r>
+        <w:rPr/>
+      </w:r>
+      <w:r>
+        <w:rPr>
+          <w:b/>
+        </w:rPr>
+        <w:t>Explanation:</w:t>
+      </w:r>
+      <w:r>
+        <w:rPr/>
+        <w:t xml:space="preserve"> Copies drift whenever one is updated and the other isn't.</w:t>
+      </w:r>
+    </w:p>
+    <w:p>
+      <w:r>
+        <w:rPr/>
+      </w:r>
+      <w:r>
+        <w:rPr>
+          <w:b/>
+        </w:rPr>
+        <w:t>Example:</w:t>
+      </w:r>
+      <w:r>
+        <w:rPr/>
+        <w:t xml:space="preserve"> Remove </w:t>
+      </w:r>
+      <w:r>
+        <w:rPr>
+          <w:rFonts w:ascii="Courier New" w:hAnsi="Courier New"/>
+          <w:color w:val="B42318"/>
+          <w:sz w:val="20"/>
+        </w:rPr>
+        <w:t>profile.user</w:t>
+      </w:r>
+      <w:r>
+        <w:rPr/>
+        <w:t xml:space="preserve"> and </w:t>
+      </w:r>
+      <w:r>
+        <w:rPr>
+          <w:rFonts w:ascii="Courier New" w:hAnsi="Courier New"/>
+          <w:color w:val="B42318"/>
+          <w:sz w:val="20"/>
+        </w:rPr>
+        <w:t>header.user</w:t>
+      </w:r>
+      <w:r>
+        <w:rPr/>
+        <w:t xml:space="preserve">; both read </w:t>
+      </w:r>
+      <w:r>
+        <w:rPr>
+          <w:rFonts w:ascii="Courier New" w:hAnsi="Courier New"/>
+          <w:color w:val="B42318"/>
+          <w:sz w:val="20"/>
+        </w:rPr>
+        <w:t>useGetMeQuery().data</w:t>
+      </w:r>
+      <w:r>
+        <w:rPr/>
+        <w:t>.</w:t>
+      </w:r>
+    </w:p>
+    <w:p>
+      <w:r>
+        <w:rPr/>
+      </w:r>
+      <w:r>
+        <w:rPr>
+          <w:b/>
+        </w:rPr>
+        <w:t>Say it like this:</w:t>
+      </w:r>
+      <w:r>
+        <w:rPr/>
+        <w:t xml:space="preserve"> "Duplicated server data always drifts; one cache entry fixes it."</w:t>
       </w:r>
     </w:p>
     <w:p>
@@ -9108,11 +10450,26 @@
         <w:rPr>
           <w:b/>
         </w:rPr>
-        <w:t>Answer:</w:t>
-      </w:r>
-      <w:r>
-        <w:rPr/>
-        <w:t xml:space="preserve"> Either the invalidation tag is missing, or the keys don't match. For example, the optimistic patch was applied to </w:t>
+        <w:t>Short answer:</w:t>
+      </w:r>
+      <w:r>
+        <w:rPr/>
+        <w:t xml:space="preserve"> The invalidation tag is missing or the keys don't match.</w:t>
+      </w:r>
+    </w:p>
+    <w:p>
+      <w:r>
+        <w:rPr/>
+      </w:r>
+      <w:r>
+        <w:rPr>
+          <w:b/>
+        </w:rPr>
+        <w:t>Explanation:</w:t>
+      </w:r>
+      <w:r>
+        <w:rPr/>
+        <w:t xml:space="preserve"> For example, the optimistic patch targeted </w:t>
       </w:r>
       <w:r>
         <w:rPr>
@@ -9136,7 +10493,73 @@
       </w:r>
       <w:r>
         <w:rPr/>
-        <w:t>. Align the keys and invalidate the list tag.</w:t>
+        <w:t>.</w:t>
+      </w:r>
+    </w:p>
+    <w:p>
+      <w:r>
+        <w:rPr/>
+      </w:r>
+      <w:r>
+        <w:rPr>
+          <w:b/>
+        </w:rPr>
+        <w:t>Example:</w:t>
+      </w:r>
+      <w:r>
+        <w:rPr/>
+        <w:t xml:space="preserve"> Add </w:t>
+      </w:r>
+      <w:r>
+        <w:rPr>
+          <w:rFonts w:ascii="Courier New" w:hAnsi="Courier New"/>
+          <w:color w:val="B42318"/>
+          <w:sz w:val="20"/>
+        </w:rPr>
+        <w:t>invalidatesTags: [{ type: 'Call', id: 'LIST' }]</w:t>
+      </w:r>
+      <w:r>
+        <w:rPr/>
+        <w:t xml:space="preserve"> to the mutation and </w:t>
+      </w:r>
+      <w:r>
+        <w:rPr>
+          <w:rFonts w:ascii="Courier New" w:hAnsi="Courier New"/>
+          <w:color w:val="B42318"/>
+          <w:sz w:val="20"/>
+        </w:rPr>
+        <w:t>providesTags</w:t>
+      </w:r>
+      <w:r>
+        <w:rPr/>
+        <w:t xml:space="preserve"> with </w:t>
+      </w:r>
+      <w:r>
+        <w:rPr>
+          <w:rFonts w:ascii="Courier New" w:hAnsi="Courier New"/>
+          <w:color w:val="B42318"/>
+          <w:sz w:val="20"/>
+        </w:rPr>
+        <w:t>'LIST'</w:t>
+      </w:r>
+      <w:r>
+        <w:rPr/>
+        <w:t xml:space="preserve"> to the list query.</w:t>
+      </w:r>
+    </w:p>
+    <w:p>
+      <w:r>
+        <w:rPr/>
+      </w:r>
+      <w:r>
+        <w:rPr>
+          <w:b/>
+        </w:rPr>
+        <w:t>Say it like this:</w:t>
+      </w:r>
+      <w:r>
+        <w:rPr/>
+        <w:t xml:space="preserve"> "I'd check that the mutation invalidates exactly what the list provides; key mismatches are the usual cause."</w:t>
       </w:r>
     </w:p>
     <w:p>
@@ -9197,11 +10620,11 @@
         <w:rPr>
           <w:b/>
         </w:rPr>
-        <w:t>Answer:</w:t>
-      </w:r>
-      <w:r>
-        <w:rPr/>
-        <w:t xml:space="preserve"> High-frequency data doesn't belong in Redux. Handle it locally in the tile component with refs and </w:t>
+        <w:t>Short answer:</w:t>
+      </w:r>
+      <w:r>
+        <w:rPr/>
+        <w:t xml:space="preserve"> High-frequency data doesn't belong in Redux; handle it locally with refs and </w:t>
       </w:r>
       <w:r>
         <w:rPr>
@@ -9214,6 +10637,63 @@
       <w:r>
         <w:rPr/>
         <w:t>.</w:t>
+      </w:r>
+    </w:p>
+    <w:p>
+      <w:r>
+        <w:rPr/>
+      </w:r>
+      <w:r>
+        <w:rPr>
+          <w:b/>
+        </w:rPr>
+        <w:t>Explanation:</w:t>
+      </w:r>
+      <w:r>
+        <w:rPr/>
+        <w:t xml:space="preserve"> Each action runs every selector and floods DevTools.</w:t>
+      </w:r>
+    </w:p>
+    <w:p>
+      <w:r>
+        <w:rPr/>
+      </w:r>
+      <w:r>
+        <w:rPr>
+          <w:b/>
+        </w:rPr>
+        <w:t>Example:</w:t>
+      </w:r>
+      <w:r>
+        <w:rPr/>
+        <w:t xml:space="preserve"> The tile reads </w:t>
+      </w:r>
+      <w:r>
+        <w:rPr>
+          <w:rFonts w:ascii="Courier New" w:hAnsi="Courier New"/>
+          <w:color w:val="B42318"/>
+          <w:sz w:val="20"/>
+        </w:rPr>
+        <w:t>participant.audioLevel</w:t>
+      </w:r>
+      <w:r>
+        <w:rPr/>
+        <w:t xml:space="preserve"> in a rAF loop and sets a CSS variable.</w:t>
+      </w:r>
+    </w:p>
+    <w:p>
+      <w:r>
+        <w:rPr/>
+      </w:r>
+      <w:r>
+        <w:rPr>
+          <w:b/>
+        </w:rPr>
+        <w:t>Say it like this:</w:t>
+      </w:r>
+      <w:r>
+        <w:rPr/>
+        <w:t xml:space="preserve"> "Audio levels are UI animation data, not app state, so they never go through the store."</w:t>
       </w:r>
     </w:p>
     <w:p>
@@ -9257,46 +10737,81 @@
         <w:rPr>
           <w:b/>
         </w:rPr>
-        <w:t>Answer:</w:t>
-      </w:r>
-      <w:r>
-        <w:rPr/>
-      </w:r>
-    </w:p>
-    <w:p>
-      <w:pPr>
-        <w:pStyle w:val="ListBullet"/>
-        <w:spacing w:after="40"/>
-      </w:pPr>
-      <w:r>
-        <w:rPr/>
-        <w:t>Persist drafts per call ID. Store only non-PHI fields, or encrypt them and clear them on logout.</w:t>
-      </w:r>
-    </w:p>
-    <w:p>
-      <w:pPr>
-        <w:pStyle w:val="ListBullet"/>
-        <w:spacing w:after="40"/>
-      </w:pPr>
-      <w:r>
-        <w:rPr/>
-        <w:t>Queue submissions while offline and sync on reconnect.</w:t>
-      </w:r>
-    </w:p>
-    <w:p>
-      <w:pPr>
-        <w:pStyle w:val="ListBullet"/>
-        <w:spacing w:after="40"/>
-      </w:pPr>
-      <w:r>
-        <w:rPr/>
-        <w:t>Handle conflicts with server version numbers: if the server version changed, show a merge or overwrite prompt.</w:t>
-      </w:r>
-    </w:p>
-    <w:p>
-      <w:pPr>
-        <w:spacing w:after="0"/>
-      </w:pPr>
+        <w:t>Short answer:</w:t>
+      </w:r>
+      <w:r>
+        <w:rPr/>
+        <w:t xml:space="preserve"> Persist drafts per call (non-PHI or encrypted, cleared on logout), queue submissions offline, sync on reconnect, and handle conflicts with versions.</w:t>
+      </w:r>
+    </w:p>
+    <w:p>
+      <w:r>
+        <w:rPr/>
+      </w:r>
+      <w:r>
+        <w:rPr>
+          <w:b/>
+        </w:rPr>
+        <w:t>Explanation:</w:t>
+      </w:r>
+      <w:r>
+        <w:rPr/>
+        <w:t xml:space="preserve"> Version numbers let the server detect that someone else changed the scorecard, so the UI can offer merge or overwrite.</w:t>
+      </w:r>
+    </w:p>
+    <w:p>
+      <w:r>
+        <w:rPr/>
+      </w:r>
+      <w:r>
+        <w:rPr>
+          <w:b/>
+        </w:rPr>
+        <w:t>Example:</w:t>
+      </w:r>
+      <w:r>
+        <w:rPr/>
+        <w:t xml:space="preserve"> Drafts in IndexedDB keyed by </w:t>
+      </w:r>
+      <w:r>
+        <w:rPr>
+          <w:rFonts w:ascii="Courier New" w:hAnsi="Courier New"/>
+          <w:color w:val="B42318"/>
+          <w:sz w:val="20"/>
+        </w:rPr>
+        <w:t>callId</w:t>
+      </w:r>
+      <w:r>
+        <w:rPr/>
+        <w:t xml:space="preserve">; an outbox replays on </w:t>
+      </w:r>
+      <w:r>
+        <w:rPr>
+          <w:rFonts w:ascii="Courier New" w:hAnsi="Courier New"/>
+          <w:color w:val="B42318"/>
+          <w:sz w:val="20"/>
+        </w:rPr>
+        <w:t>online</w:t>
+      </w:r>
+      <w:r>
+        <w:rPr/>
+        <w:t>; 409 Conflict opens a compare dialog.</w:t>
+      </w:r>
+    </w:p>
+    <w:p>
+      <w:r>
+        <w:rPr/>
+      </w:r>
+      <w:r>
+        <w:rPr>
+          <w:b/>
+        </w:rPr>
+        <w:t>Say it like this:</w:t>
+      </w:r>
+      <w:r>
+        <w:rPr/>
+        <w:t xml:space="preserve"> "Drafts survive offline, submissions queue, and versioning prevents silently overwriting someone else's review."</w:t>
+      </w:r>
     </w:p>
     <w:p>
       <w:pPr>
@@ -9339,11 +10854,56 @@
         <w:rPr>
           <w:b/>
         </w:rPr>
-        <w:t>Answer:</w:t>
-      </w:r>
-      <w:r>
-        <w:rPr/>
-        <w:t xml:space="preserve"> Explain the kinds of state and point to real bugs caused by hand-written caching. Propose RTK Query for server data and local state for UI, keeping Redux for truly shared client state. Run a small pilot on one feature to show how much code it deletes.</w:t>
+        <w:t>Short answer:</w:t>
+      </w:r>
+      <w:r>
+        <w:rPr/>
+        <w:t xml:space="preserve"> Explain the kinds of state, show bugs caused by hand-written caching, and pilot RTK Query plus local state on one feature.</w:t>
+      </w:r>
+    </w:p>
+    <w:p>
+      <w:r>
+        <w:rPr/>
+      </w:r>
+      <w:r>
+        <w:rPr>
+          <w:b/>
+        </w:rPr>
+        <w:t>Explanation:</w:t>
+      </w:r>
+      <w:r>
+        <w:rPr/>
+        <w:t xml:space="preserve"> Data from a pilot convinces better than opinions.</w:t>
+      </w:r>
+    </w:p>
+    <w:p>
+      <w:r>
+        <w:rPr/>
+      </w:r>
+      <w:r>
+        <w:rPr>
+          <w:b/>
+        </w:rPr>
+        <w:t>Example:</w:t>
+      </w:r>
+      <w:r>
+        <w:rPr/>
+        <w:t xml:space="preserve"> Migrating the call list deleted 150 lines of loading-flag code and fixed two stale-data bugs.</w:t>
+      </w:r>
+    </w:p>
+    <w:p>
+      <w:r>
+        <w:rPr/>
+      </w:r>
+      <w:r>
+        <w:rPr>
+          <w:b/>
+        </w:rPr>
+        <w:t>Say it like this:</w:t>
+      </w:r>
+      <w:r>
+        <w:rPr/>
+        <w:t xml:space="preserve"> "I'd propose a small pilot and let the deleted code and fixed bugs make the case."</w:t>
       </w:r>
     </w:p>
     <w:p>
@@ -9387,11 +10947,68 @@
         <w:rPr>
           <w:b/>
         </w:rPr>
-        <w:t>Answer:</w:t>
-      </w:r>
-      <w:r>
-        <w:rPr/>
-        <w:t xml:space="preserve"> Make the refresh single-flight with a mutex (Q44). Queue requests while the refresh is in progress, retry each request once, and log out if the refresh fails.</w:t>
+        <w:t>Short answer:</w:t>
+      </w:r>
+      <w:r>
+        <w:rPr/>
+        <w:t xml:space="preserve"> Make refresh single-flight with a mutex, queue requests during refresh, retry once, and log out on failure.</w:t>
+      </w:r>
+    </w:p>
+    <w:p>
+      <w:r>
+        <w:rPr/>
+      </w:r>
+      <w:r>
+        <w:rPr>
+          <w:b/>
+        </w:rPr>
+        <w:t>Explanation:</w:t>
+      </w:r>
+      <w:r>
+        <w:rPr/>
+        <w:t xml:space="preserve"> Parallel refreshes can invalidate each other with refresh-token rotation.</w:t>
+      </w:r>
+    </w:p>
+    <w:p>
+      <w:r>
+        <w:rPr/>
+      </w:r>
+      <w:r>
+        <w:rPr>
+          <w:b/>
+        </w:rPr>
+        <w:t>Example:</w:t>
+      </w:r>
+      <w:r>
+        <w:rPr/>
+        <w:t xml:space="preserve"> See Q44's </w:t>
+      </w:r>
+      <w:r>
+        <w:rPr>
+          <w:rFonts w:ascii="Courier New" w:hAnsi="Courier New"/>
+          <w:color w:val="B42318"/>
+          <w:sz w:val="20"/>
+        </w:rPr>
+        <w:t>baseQueryWithReauth</w:t>
+      </w:r>
+      <w:r>
+        <w:rPr/>
+        <w:t>.</w:t>
+      </w:r>
+    </w:p>
+    <w:p>
+      <w:r>
+        <w:rPr/>
+      </w:r>
+      <w:r>
+        <w:rPr>
+          <w:b/>
+        </w:rPr>
+        <w:t>Say it like this:</w:t>
+      </w:r>
+      <w:r>
+        <w:rPr/>
+        <w:t xml:space="preserve"> "One refresh for everyone, then a single retry per request."</w:t>
       </w:r>
     </w:p>
     <w:p>
@@ -9447,11 +11064,80 @@
         <w:rPr>
           <w:b/>
         </w:rPr>
+        <w:t>Short answer:</w:t>
+      </w:r>
+      <w:r>
+        <w:rPr/>
+        <w:t xml:space="preserve"> Shared session and call state across many screens, predictable transitions, and DevTools for debugging complex flows.</w:t>
+      </w:r>
+    </w:p>
+    <w:p>
+      <w:r>
+        <w:rPr/>
+      </w:r>
+      <w:r>
+        <w:rPr>
+          <w:b/>
+        </w:rPr>
+        <w:t>Explanation:</w:t>
+      </w:r>
+      <w:r>
+        <w:rPr/>
+        <w:t xml:space="preserve"> Server data used a query layer; LiveKit objects stayed outside the store and only plain facts went in.</w:t>
+      </w:r>
+    </w:p>
+    <w:p>
+      <w:r>
+        <w:rPr/>
+      </w:r>
+      <w:r>
+        <w:rPr>
+          <w:b/>
+        </w:rPr>
+        <w:t>Example:</w:t>
+      </w:r>
+      <w:r>
+        <w:rPr/>
+        <w:t xml:space="preserve"> Waiting room, live call and post-call summary all read </w:t>
+      </w:r>
+      <w:r>
+        <w:rPr>
+          <w:rFonts w:ascii="Courier New" w:hAnsi="Courier New"/>
+          <w:color w:val="B42318"/>
+          <w:sz w:val="20"/>
+        </w:rPr>
+        <w:t>session</w:t>
+      </w:r>
+      <w:r>
+        <w:rPr/>
+        <w:t xml:space="preserve"> and </w:t>
+      </w:r>
+      <w:r>
+        <w:rPr>
+          <w:rFonts w:ascii="Courier New" w:hAnsi="Courier New"/>
+          <w:color w:val="B42318"/>
+          <w:sz w:val="20"/>
+        </w:rPr>
+        <w:t>call</w:t>
+      </w:r>
+      <w:r>
+        <w:rPr/>
+        <w:t xml:space="preserve"> slices; DevTools replays showed exactly how a failed reconnect unfolded.</w:t>
+      </w:r>
+    </w:p>
+    <w:p>
+      <w:r>
+        <w:rPr/>
+      </w:r>
+      <w:r>
+        <w:rPr>
+          <w:b/>
+        </w:rPr>
         <w:t>Say it like this:</w:t>
       </w:r>
       <w:r>
         <w:rPr/>
-        <w:t xml:space="preserve"> "The session and call state was shared across many screens: the waiting room, the live call and the post-call summary. It had complex, predictable transitions. Redux gave us one place for that state and DevTools to debug complex session flows by replaying actions. Server data like history and profiles went through a query layer, not hand-written reducers. The non-serializable LiveKit objects stayed outside the store, and only plain facts went in."</w:t>
+        <w:t xml:space="preserve"> "Session state was shared across the whole call journey, and being able to replay actions in DevTools made complex bugs debuggable."</w:t>
       </w:r>
     </w:p>
     <w:p>
@@ -9495,11 +11181,80 @@
         <w:rPr>
           <w:b/>
         </w:rPr>
+        <w:t>Short answer:</w:t>
+      </w:r>
+      <w:r>
+        <w:rPr/>
+        <w:t xml:space="preserve"> Tenant ID in every key and tag, a tenant-scoped API client, cache resets on switch and logout, and server-side isolation regardless.</w:t>
+      </w:r>
+    </w:p>
+    <w:p>
+      <w:r>
+        <w:rPr/>
+      </w:r>
+      <w:r>
+        <w:rPr>
+          <w:b/>
+        </w:rPr>
+        <w:t>Explanation:</w:t>
+      </w:r>
+      <w:r>
+        <w:rPr/>
+        <w:t xml:space="preserve"> Client measures prevent visual leaks; security lives on the server.</w:t>
+      </w:r>
+    </w:p>
+    <w:p>
+      <w:r>
+        <w:rPr/>
+      </w:r>
+      <w:r>
+        <w:rPr>
+          <w:b/>
+        </w:rPr>
+        <w:t>Example:</w:t>
+      </w:r>
+      <w:r>
+        <w:rPr/>
+        <w:t xml:space="preserve"> </w:t>
+      </w:r>
+      <w:r>
+        <w:rPr>
+          <w:rFonts w:ascii="Courier New" w:hAnsi="Courier New"/>
+          <w:color w:val="B42318"/>
+          <w:sz w:val="20"/>
+        </w:rPr>
+        <w:t>providesTags: [{ type: 'Call', id: `LIST-${tenantId}` }]</w:t>
+      </w:r>
+      <w:r>
+        <w:rPr/>
+        <w:t xml:space="preserve"> and </w:t>
+      </w:r>
+      <w:r>
+        <w:rPr>
+          <w:rFonts w:ascii="Courier New" w:hAnsi="Courier New"/>
+          <w:color w:val="B42318"/>
+          <w:sz w:val="20"/>
+        </w:rPr>
+        <w:t>api.util.resetApiState()</w:t>
+      </w:r>
+      <w:r>
+        <w:rPr/>
+        <w:t xml:space="preserve"> on tenant switch.</w:t>
+      </w:r>
+    </w:p>
+    <w:p>
+      <w:r>
+        <w:rPr/>
+      </w:r>
+      <w:r>
+        <w:rPr>
+          <w:b/>
+        </w:rPr>
         <w:t>Say it like this:</w:t>
       </w:r>
       <w:r>
         <w:rPr/>
-        <w:t xml:space="preserve"> "Four layers. The tenant ID was in every query key and tag. The API client was tenant-scoped. The cache was reset on tenant switch and on logout. And most importantly, the server enforced isolation on every request regardless of what the client did. The client-side measures prevented visual leaks, but security lived on the server."</w:t>
+        <w:t xml:space="preserve"> "Four layers: tenant-scoped keys, a tenant-scoped client, cache resets, and above all server enforcement."</w:t>
       </w:r>
     </w:p>
     <w:p>
@@ -9543,11 +11298,104 @@
         <w:rPr>
           <w:b/>
         </w:rPr>
+        <w:t>Short answer:</w:t>
+      </w:r>
+      <w:r>
+        <w:rPr/>
+        <w:t xml:space="preserve"> As a state machine: scheduled → waiting room → interpreter matched → connecting → live ⇄ reconnecting → ended or failed.</w:t>
+      </w:r>
+    </w:p>
+    <w:p>
+      <w:r>
+        <w:rPr/>
+      </w:r>
+      <w:r>
+        <w:rPr>
+          <w:b/>
+        </w:rPr>
+        <w:t>Explanation:</w:t>
+      </w:r>
+      <w:r>
+        <w:rPr/>
+        <w:t xml:space="preserve"> Guards check permissions and token validity; LiveKit events map to serialisable actions driving transitions.</w:t>
+      </w:r>
+    </w:p>
+    <w:p>
+      <w:r>
+        <w:rPr/>
+      </w:r>
+      <w:r>
+        <w:rPr>
+          <w:b/>
+        </w:rPr>
+        <w:t>Example:</w:t>
+      </w:r>
+      <w:r>
+        <w:rPr/>
+        <w:t xml:space="preserve"> </w:t>
+      </w:r>
+      <w:r>
+        <w:rPr>
+          <w:rFonts w:ascii="Courier New" w:hAnsi="Courier New"/>
+          <w:color w:val="B42318"/>
+          <w:sz w:val="20"/>
+        </w:rPr>
+        <w:t>RoomEvent.Reconnecting</w:t>
+      </w:r>
+      <w:r>
+        <w:rPr/>
+        <w:t xml:space="preserve"> dispatches </w:t>
+      </w:r>
+      <w:r>
+        <w:rPr>
+          <w:rFonts w:ascii="Courier New" w:hAnsi="Courier New"/>
+          <w:color w:val="B42318"/>
+          <w:sz w:val="20"/>
+        </w:rPr>
+        <w:t>connectionLost()</w:t>
+      </w:r>
+      <w:r>
+        <w:rPr/>
+        <w:t xml:space="preserve">, moving </w:t>
+      </w:r>
+      <w:r>
+        <w:rPr>
+          <w:rFonts w:ascii="Courier New" w:hAnsi="Courier New"/>
+          <w:color w:val="B42318"/>
+          <w:sz w:val="20"/>
+        </w:rPr>
+        <w:t>live → reconnecting</w:t>
+      </w:r>
+      <w:r>
+        <w:rPr/>
+        <w:t xml:space="preserve">; </w:t>
+      </w:r>
+      <w:r>
+        <w:rPr>
+          <w:rFonts w:ascii="Courier New" w:hAnsi="Courier New"/>
+          <w:color w:val="B42318"/>
+          <w:sz w:val="20"/>
+        </w:rPr>
+        <w:t>Reconnected</w:t>
+      </w:r>
+      <w:r>
+        <w:rPr/>
+        <w:t xml:space="preserve"> moves back.</w:t>
+      </w:r>
+    </w:p>
+    <w:p>
+      <w:r>
+        <w:rPr/>
+      </w:r>
+      <w:r>
+        <w:rPr>
+          <w:b/>
+        </w:rPr>
         <w:t>Say it like this:</w:t>
       </w:r>
       <w:r>
         <w:rPr/>
-        <w:t xml:space="preserve"> "As a state machine: scheduled → waiting room → interpreter matched → connecting → live, which can go back and forth with reconnecting, and finally ended or failed. Guards check permissions and token validity before transitions. LiveKit events are mapped to serializable actions that drive the transitions."</w:t>
+        <w:t xml:space="preserve"> "Explicit states and transitions mean every screen handles reconnecting and failure the same way."</w:t>
       </w:r>
     </w:p>
     <w:p>
@@ -9591,11 +11439,68 @@
         <w:rPr>
           <w:b/>
         </w:rPr>
+        <w:t>Short answer:</w:t>
+      </w:r>
+      <w:r>
+        <w:rPr/>
+        <w:t xml:space="preserve"> As server state cached per call, refreshed via polling or SSE when scoring finished, with optimistic reviewer overrides and invalidation afterwards.</w:t>
+      </w:r>
+    </w:p>
+    <w:p>
+      <w:r>
+        <w:rPr/>
+      </w:r>
+      <w:r>
+        <w:rPr>
+          <w:b/>
+        </w:rPr>
+        <w:t>Explanation:</w:t>
+      </w:r>
+      <w:r>
+        <w:rPr/>
+        <w:t xml:space="preserve"> Scores belong to the server, so they live in the query cache, not a slice.</w:t>
+      </w:r>
+    </w:p>
+    <w:p>
+      <w:r>
+        <w:rPr/>
+      </w:r>
+      <w:r>
+        <w:rPr>
+          <w:b/>
+        </w:rPr>
+        <w:t>Example:</w:t>
+      </w:r>
+      <w:r>
+        <w:rPr/>
+        <w:t xml:space="preserve"> The detail page polls the scoring job every 5 s until </w:t>
+      </w:r>
+      <w:r>
+        <w:rPr>
+          <w:rFonts w:ascii="Courier New" w:hAnsi="Courier New"/>
+          <w:color w:val="B42318"/>
+          <w:sz w:val="20"/>
+        </w:rPr>
+        <w:t>status: 'done'</w:t>
+      </w:r>
+      <w:r>
+        <w:rPr/>
+        <w:t>, then invalidates the call's score.</w:t>
+      </w:r>
+    </w:p>
+    <w:p>
+      <w:r>
+        <w:rPr/>
+      </w:r>
+      <w:r>
+        <w:rPr>
+          <w:b/>
+        </w:rPr>
         <w:t>Say it like this:</w:t>
       </w:r>
       <w:r>
         <w:rPr/>
-        <w:t xml:space="preserve"> "Scores were server state, cached per call in the query layer. When the Celery pipeline finished scoring, the UI learned about it through polling or SSE and refetched that call's score. When a QA reviewer overrode a score, we updated the UI optimistically and rolled back if the save failed. Then we invalidated the call so the audit trail was fresh."</w:t>
+        <w:t xml:space="preserve"> "Scores were server state: fetched, cached and invalidated, with overrides updated optimistically and rolled back on failure."</w:t>
       </w:r>
     </w:p>
     <w:sectPr>
